--- a/docs/Library-Loan-System-User-Guide.docx
+++ b/docs/Library-Loan-System-User-Guide.docx
@@ -1,6 +1,6 @@
 
 <file path=word/document.xml><?xml version="1.0" encoding="utf-8"?>
-<w:document xmlns:wpc="http://schemas.microsoft.com/office/word/2010/wordprocessingCanvas" xmlns:cx="http://schemas.microsoft.com/office/drawing/2014/chartex" xmlns:cx1="http://schemas.microsoft.com/office/drawing/2015/9/8/chartex" xmlns:cx2="http://schemas.microsoft.com/office/drawing/2015/10/21/chartex" xmlns:cx3="http://schemas.microsoft.com/office/drawing/2016/5/9/chartex" xmlns:cx4="http://schemas.microsoft.com/office/drawing/2016/5/10/chartex" xmlns:cx5="http://schemas.microsoft.com/office/drawing/2016/5/11/chartex" xmlns:cx6="http://schemas.microsoft.com/office/drawing/2016/5/12/chartex" xmlns:cx7="http://schemas.microsoft.com/office/drawing/2016/5/13/chartex" xmlns:cx8="http://schemas.microsoft.com/office/drawing/2016/5/14/chartex" xmlns:mc="http://schemas.openxmlformats.org/markup-compatibility/2006" xmlns:aink="http://schemas.microsoft.com/office/drawing/2016/ink" xmlns:am3d="http://schemas.microsoft.com/office/drawing/2017/model3d" xmlns:o="urn:schemas-microsoft-com:office:office" xmlns:r="http://schemas.openxmlformats.org/officeDocument/2006/relationships" xmlns:m="http://schemas.openxmlformats.org/officeDocument/2006/math" xmlns:v="urn:schemas-microsoft-com:vml" xmlns:wp14="http://schemas.microsoft.com/office/word/2010/wordprocessingDrawing" xmlns:wp="http://schemas.openxmlformats.org/drawingml/2006/wordprocessingDrawing" xmlns:w10="urn:schemas-microsoft-com:office:word" xmlns:w="http://schemas.openxmlformats.org/wordprocessingml/2006/main" xmlns:w14="http://schemas.microsoft.com/office/word/2010/wordml" xmlns:w15="http://schemas.microsoft.com/office/word/2012/wordml" xmlns:w16cid="http://schemas.microsoft.com/office/word/2016/wordml/cid" xmlns:w16se="http://schemas.microsoft.com/office/word/2015/wordml/symex" xmlns:wpg="http://schemas.microsoft.com/office/word/2010/wordprocessingGroup" xmlns:wpi="http://schemas.microsoft.com/office/word/2010/wordprocessingInk" xmlns:wne="http://schemas.microsoft.com/office/word/2006/wordml" xmlns:wps="http://schemas.microsoft.com/office/word/2010/wordprocessingShape" mc:Ignorable="w14 w15 w16se w16cid wp14">
+<w:document xmlns:wpc="http://schemas.microsoft.com/office/word/2010/wordprocessingCanvas" xmlns:cx="http://schemas.microsoft.com/office/drawing/2014/chartex" xmlns:cx1="http://schemas.microsoft.com/office/drawing/2015/9/8/chartex" xmlns:cx2="http://schemas.microsoft.com/office/drawing/2015/10/21/chartex" xmlns:cx3="http://schemas.microsoft.com/office/drawing/2016/5/9/chartex" xmlns:cx4="http://schemas.microsoft.com/office/drawing/2016/5/10/chartex" xmlns:cx5="http://schemas.microsoft.com/office/drawing/2016/5/11/chartex" xmlns:cx6="http://schemas.microsoft.com/office/drawing/2016/5/12/chartex" xmlns:cx7="http://schemas.microsoft.com/office/drawing/2016/5/13/chartex" xmlns:cx8="http://schemas.microsoft.com/office/drawing/2016/5/14/chartex" xmlns:mc="http://schemas.openxmlformats.org/markup-compatibility/2006" xmlns:aink="http://schemas.microsoft.com/office/drawing/2016/ink" xmlns:am3d="http://schemas.microsoft.com/office/drawing/2017/model3d" xmlns:o="urn:schemas-microsoft-com:office:office" xmlns:oel="http://schemas.microsoft.com/office/2019/extlst" xmlns:r="http://schemas.openxmlformats.org/officeDocument/2006/relationships" xmlns:m="http://schemas.openxmlformats.org/officeDocument/2006/math" xmlns:v="urn:schemas-microsoft-com:vml" xmlns:wp14="http://schemas.microsoft.com/office/word/2010/wordprocessingDrawing" xmlns:wp="http://schemas.openxmlformats.org/drawingml/2006/wordprocessingDrawing" xmlns:w10="urn:schemas-microsoft-com:office:word" xmlns:w="http://schemas.openxmlformats.org/wordprocessingml/2006/main" xmlns:w14="http://schemas.microsoft.com/office/word/2010/wordml" xmlns:w15="http://schemas.microsoft.com/office/word/2012/wordml" xmlns:w16cex="http://schemas.microsoft.com/office/word/2018/wordml/cex" xmlns:w16cid="http://schemas.microsoft.com/office/word/2016/wordml/cid" xmlns:w16="http://schemas.microsoft.com/office/word/2018/wordml" xmlns:w16du="http://schemas.microsoft.com/office/word/2023/wordml/word16du" xmlns:w16sdtdh="http://schemas.microsoft.com/office/word/2020/wordml/sdtdatahash" xmlns:w16sdtfl="http://schemas.microsoft.com/office/word/2024/wordml/sdtformatlock" xmlns:w16se="http://schemas.microsoft.com/office/word/2015/wordml/symex" xmlns:wpg="http://schemas.microsoft.com/office/word/2010/wordprocessingGroup" xmlns:wpi="http://schemas.microsoft.com/office/word/2010/wordprocessingInk" xmlns:wne="http://schemas.microsoft.com/office/word/2006/wordml" xmlns:wps="http://schemas.microsoft.com/office/word/2010/wordprocessingShape" mc:Ignorable="w14 w15 w16se w16cid w16 w16cex w16sdtdh w16sdtfl w16du wp14">
   <w:body>
     <w:p>
       <w:pPr>
@@ -61,47 +61,7 @@
           <w:sz w:val="32"/>
           <w:szCs w:val="32"/>
         </w:rPr>
-        <w:t xml:space="preserve">Az </w:t>
-      </w:r>
-      <w:proofErr w:type="spellStart"/>
-      <w:r>
-        <w:rPr>
-          <w:rFonts w:ascii="Arial" w:hAnsi="Arial" w:cs="Arial"/>
-          <w:b/>
-          <w:sz w:val="32"/>
-          <w:szCs w:val="32"/>
-        </w:rPr>
-        <w:t>intelliJ</w:t>
-      </w:r>
-      <w:proofErr w:type="spellEnd"/>
-      <w:r>
-        <w:rPr>
-          <w:rFonts w:ascii="Arial" w:hAnsi="Arial" w:cs="Arial"/>
-          <w:b/>
-          <w:sz w:val="32"/>
-          <w:szCs w:val="32"/>
-        </w:rPr>
-        <w:t xml:space="preserve"> IDEA </w:t>
-      </w:r>
-      <w:proofErr w:type="spellStart"/>
-      <w:r>
-        <w:rPr>
-          <w:rFonts w:ascii="Arial" w:hAnsi="Arial" w:cs="Arial"/>
-          <w:b/>
-          <w:sz w:val="32"/>
-          <w:szCs w:val="32"/>
-        </w:rPr>
-        <w:t>Community</w:t>
-      </w:r>
-      <w:proofErr w:type="spellEnd"/>
-      <w:r>
-        <w:rPr>
-          <w:rFonts w:ascii="Arial" w:hAnsi="Arial" w:cs="Arial"/>
-          <w:b/>
-          <w:sz w:val="32"/>
-          <w:szCs w:val="32"/>
-        </w:rPr>
-        <w:t xml:space="preserve"> Edition</w:t>
+        <w:t>Az intelliJ IDEA Community Edition</w:t>
       </w:r>
       <w:r>
         <w:rPr>
@@ -410,25 +370,7 @@
           <w:sz w:val="32"/>
           <w:szCs w:val="32"/>
         </w:rPr>
-        <w:t xml:space="preserve"> felső sarokban található „File” legördülő menün található „</w:t>
-      </w:r>
-      <w:proofErr w:type="spellStart"/>
-      <w:r>
-        <w:rPr>
-          <w:rFonts w:ascii="Arial" w:hAnsi="Arial" w:cs="Arial"/>
-          <w:sz w:val="32"/>
-          <w:szCs w:val="32"/>
-        </w:rPr>
-        <w:t>open</w:t>
-      </w:r>
-      <w:proofErr w:type="spellEnd"/>
-      <w:r>
-        <w:rPr>
-          <w:rFonts w:ascii="Arial" w:hAnsi="Arial" w:cs="Arial"/>
-          <w:sz w:val="32"/>
-          <w:szCs w:val="32"/>
-        </w:rPr>
-        <w:t>” gomb segítségével.</w:t>
+        <w:t xml:space="preserve"> felső sarokban található „File” legördülő menün található „open” gomb segítségével.</w:t>
       </w:r>
     </w:p>
     <w:p>
@@ -510,7 +452,7 @@
           <w:szCs w:val="32"/>
         </w:rPr>
         <w:drawing>
-          <wp:inline distT="0" distB="0" distL="0" distR="0" wp14:anchorId="55B2D51E" wp14:editId="41807EB1">
+          <wp:inline distT="0" distB="0" distL="0" distR="0" wp14:anchorId="40515120" wp14:editId="0AA2001C">
             <wp:extent cx="214313" cy="200025"/>
             <wp:effectExtent l="0" t="0" r="0" b="0"/>
             <wp:docPr id="1" name="Kép 1"/>
@@ -856,369 +798,163 @@
           <w:lang w:eastAsia="en-US"/>
         </w:rPr>
         <w:tab/>
-        <w:t xml:space="preserve">1. List </w:t>
-      </w:r>
-      <w:proofErr w:type="spellStart"/>
-      <w:r>
-        <w:rPr>
-          <w:rFonts w:ascii="Arial" w:eastAsiaTheme="minorHAnsi" w:hAnsi="Arial" w:cs="Arial"/>
-          <w:sz w:val="28"/>
-          <w:szCs w:val="28"/>
-          <w:lang w:eastAsia="en-US"/>
-        </w:rPr>
-        <w:t>Books</w:t>
-      </w:r>
-      <w:proofErr w:type="spellEnd"/>
-      <w:r>
-        <w:rPr>
-          <w:rFonts w:ascii="Arial" w:eastAsiaTheme="minorHAnsi" w:hAnsi="Arial" w:cs="Arial"/>
-          <w:sz w:val="28"/>
-          <w:szCs w:val="28"/>
-          <w:lang w:eastAsia="en-US"/>
-        </w:rPr>
-        <w:t xml:space="preserve"> </w:t>
-      </w:r>
-      <w:proofErr w:type="spellStart"/>
-      <w:r>
-        <w:rPr>
-          <w:rFonts w:ascii="Arial" w:eastAsiaTheme="minorHAnsi" w:hAnsi="Arial" w:cs="Arial"/>
-          <w:sz w:val="28"/>
-          <w:szCs w:val="28"/>
-          <w:lang w:eastAsia="en-US"/>
-        </w:rPr>
-        <w:t>by</w:t>
-      </w:r>
-      <w:proofErr w:type="spellEnd"/>
-      <w:r>
-        <w:rPr>
-          <w:rFonts w:ascii="Arial" w:eastAsiaTheme="minorHAnsi" w:hAnsi="Arial" w:cs="Arial"/>
-          <w:sz w:val="28"/>
-          <w:szCs w:val="28"/>
-          <w:lang w:eastAsia="en-US"/>
-        </w:rPr>
-        <w:t xml:space="preserve"> </w:t>
-      </w:r>
-      <w:proofErr w:type="spellStart"/>
-      <w:r>
-        <w:rPr>
-          <w:rFonts w:ascii="Arial" w:eastAsiaTheme="minorHAnsi" w:hAnsi="Arial" w:cs="Arial"/>
-          <w:sz w:val="28"/>
-          <w:szCs w:val="28"/>
-          <w:lang w:eastAsia="en-US"/>
-        </w:rPr>
-        <w:t>Category</w:t>
-      </w:r>
-      <w:proofErr w:type="spellEnd"/>
-    </w:p>
-    <w:p>
-      <w:pPr>
-        <w:pStyle w:val="HTML-kntformzott"/>
-        <w:shd w:val="clear" w:color="auto" w:fill="F6F8FA"/>
-        <w:rPr>
-          <w:rFonts w:ascii="Arial" w:eastAsiaTheme="minorHAnsi" w:hAnsi="Arial" w:cs="Arial"/>
-          <w:sz w:val="28"/>
-          <w:szCs w:val="28"/>
-          <w:lang w:eastAsia="en-US"/>
-        </w:rPr>
-      </w:pPr>
-      <w:r>
-        <w:rPr>
-          <w:rFonts w:ascii="Arial" w:eastAsiaTheme="minorHAnsi" w:hAnsi="Arial" w:cs="Arial"/>
-          <w:sz w:val="28"/>
-          <w:szCs w:val="28"/>
-          <w:lang w:eastAsia="en-US"/>
-        </w:rPr>
-        <w:tab/>
-      </w:r>
-      <w:r>
-        <w:rPr>
-          <w:rFonts w:ascii="Arial" w:eastAsiaTheme="minorHAnsi" w:hAnsi="Arial" w:cs="Arial"/>
-          <w:sz w:val="28"/>
-          <w:szCs w:val="28"/>
-          <w:lang w:eastAsia="en-US"/>
-        </w:rPr>
-        <w:tab/>
-        <w:t xml:space="preserve">2. </w:t>
-      </w:r>
-      <w:proofErr w:type="spellStart"/>
-      <w:r>
-        <w:rPr>
-          <w:rFonts w:ascii="Arial" w:eastAsiaTheme="minorHAnsi" w:hAnsi="Arial" w:cs="Arial"/>
-          <w:sz w:val="28"/>
-          <w:szCs w:val="28"/>
-          <w:lang w:eastAsia="en-US"/>
-        </w:rPr>
-        <w:t>Loan</w:t>
-      </w:r>
-      <w:proofErr w:type="spellEnd"/>
-      <w:r>
-        <w:rPr>
-          <w:rFonts w:ascii="Arial" w:eastAsiaTheme="minorHAnsi" w:hAnsi="Arial" w:cs="Arial"/>
-          <w:sz w:val="28"/>
-          <w:szCs w:val="28"/>
-          <w:lang w:eastAsia="en-US"/>
-        </w:rPr>
-        <w:t xml:space="preserve"> a </w:t>
-      </w:r>
-      <w:proofErr w:type="spellStart"/>
-      <w:r>
-        <w:rPr>
-          <w:rFonts w:ascii="Arial" w:eastAsiaTheme="minorHAnsi" w:hAnsi="Arial" w:cs="Arial"/>
-          <w:sz w:val="28"/>
-          <w:szCs w:val="28"/>
-          <w:lang w:eastAsia="en-US"/>
-        </w:rPr>
-        <w:t>Book</w:t>
-      </w:r>
-      <w:proofErr w:type="spellEnd"/>
-    </w:p>
-    <w:p>
-      <w:pPr>
-        <w:pStyle w:val="HTML-kntformzott"/>
-        <w:shd w:val="clear" w:color="auto" w:fill="F6F8FA"/>
-        <w:rPr>
-          <w:rFonts w:ascii="Arial" w:eastAsiaTheme="minorHAnsi" w:hAnsi="Arial" w:cs="Arial"/>
-          <w:sz w:val="28"/>
-          <w:szCs w:val="28"/>
-          <w:lang w:eastAsia="en-US"/>
-        </w:rPr>
-      </w:pPr>
-      <w:r>
-        <w:rPr>
-          <w:rFonts w:ascii="Arial" w:eastAsiaTheme="minorHAnsi" w:hAnsi="Arial" w:cs="Arial"/>
-          <w:sz w:val="28"/>
-          <w:szCs w:val="28"/>
-          <w:lang w:eastAsia="en-US"/>
-        </w:rPr>
-        <w:tab/>
-      </w:r>
-      <w:r>
-        <w:rPr>
-          <w:rFonts w:ascii="Arial" w:eastAsiaTheme="minorHAnsi" w:hAnsi="Arial" w:cs="Arial"/>
-          <w:sz w:val="28"/>
-          <w:szCs w:val="28"/>
-          <w:lang w:eastAsia="en-US"/>
-        </w:rPr>
-        <w:tab/>
-        <w:t xml:space="preserve">3. </w:t>
-      </w:r>
-      <w:proofErr w:type="spellStart"/>
-      <w:r>
-        <w:rPr>
-          <w:rFonts w:ascii="Arial" w:eastAsiaTheme="minorHAnsi" w:hAnsi="Arial" w:cs="Arial"/>
-          <w:sz w:val="28"/>
-          <w:szCs w:val="28"/>
-          <w:lang w:eastAsia="en-US"/>
-        </w:rPr>
-        <w:t>Return</w:t>
-      </w:r>
-      <w:proofErr w:type="spellEnd"/>
-      <w:r>
-        <w:rPr>
-          <w:rFonts w:ascii="Arial" w:eastAsiaTheme="minorHAnsi" w:hAnsi="Arial" w:cs="Arial"/>
-          <w:sz w:val="28"/>
-          <w:szCs w:val="28"/>
-          <w:lang w:eastAsia="en-US"/>
-        </w:rPr>
-        <w:t xml:space="preserve"> a </w:t>
-      </w:r>
-      <w:proofErr w:type="spellStart"/>
-      <w:r>
-        <w:rPr>
-          <w:rFonts w:ascii="Arial" w:eastAsiaTheme="minorHAnsi" w:hAnsi="Arial" w:cs="Arial"/>
-          <w:sz w:val="28"/>
-          <w:szCs w:val="28"/>
-          <w:lang w:eastAsia="en-US"/>
-        </w:rPr>
-        <w:t>Book</w:t>
-      </w:r>
-      <w:proofErr w:type="spellEnd"/>
-    </w:p>
-    <w:p>
-      <w:pPr>
-        <w:pStyle w:val="HTML-kntformzott"/>
-        <w:shd w:val="clear" w:color="auto" w:fill="F6F8FA"/>
-        <w:rPr>
-          <w:rFonts w:ascii="Arial" w:eastAsiaTheme="minorHAnsi" w:hAnsi="Arial" w:cs="Arial"/>
-          <w:sz w:val="28"/>
-          <w:szCs w:val="28"/>
-          <w:lang w:eastAsia="en-US"/>
-        </w:rPr>
-      </w:pPr>
-      <w:r>
-        <w:rPr>
-          <w:rFonts w:ascii="Arial" w:eastAsiaTheme="minorHAnsi" w:hAnsi="Arial" w:cs="Arial"/>
-          <w:sz w:val="28"/>
-          <w:szCs w:val="28"/>
-          <w:lang w:eastAsia="en-US"/>
-        </w:rPr>
-        <w:tab/>
-      </w:r>
-      <w:r>
-        <w:rPr>
-          <w:rFonts w:ascii="Arial" w:eastAsiaTheme="minorHAnsi" w:hAnsi="Arial" w:cs="Arial"/>
-          <w:sz w:val="28"/>
-          <w:szCs w:val="28"/>
-          <w:lang w:eastAsia="en-US"/>
-        </w:rPr>
-        <w:tab/>
-        <w:t xml:space="preserve">4. </w:t>
-      </w:r>
-      <w:proofErr w:type="spellStart"/>
-      <w:r>
-        <w:rPr>
-          <w:rFonts w:ascii="Arial" w:eastAsiaTheme="minorHAnsi" w:hAnsi="Arial" w:cs="Arial"/>
-          <w:sz w:val="28"/>
-          <w:szCs w:val="28"/>
-          <w:lang w:eastAsia="en-US"/>
-        </w:rPr>
-        <w:t>Search</w:t>
-      </w:r>
-      <w:proofErr w:type="spellEnd"/>
-      <w:r>
-        <w:rPr>
-          <w:rFonts w:ascii="Arial" w:eastAsiaTheme="minorHAnsi" w:hAnsi="Arial" w:cs="Arial"/>
-          <w:sz w:val="28"/>
-          <w:szCs w:val="28"/>
-          <w:lang w:eastAsia="en-US"/>
-        </w:rPr>
-        <w:t xml:space="preserve"> </w:t>
-      </w:r>
-      <w:proofErr w:type="spellStart"/>
-      <w:r>
-        <w:rPr>
-          <w:rFonts w:ascii="Arial" w:eastAsiaTheme="minorHAnsi" w:hAnsi="Arial" w:cs="Arial"/>
-          <w:sz w:val="28"/>
-          <w:szCs w:val="28"/>
-          <w:lang w:eastAsia="en-US"/>
-        </w:rPr>
-        <w:t>Books</w:t>
-      </w:r>
-      <w:proofErr w:type="spellEnd"/>
-    </w:p>
-    <w:p>
-      <w:pPr>
-        <w:pStyle w:val="HTML-kntformzott"/>
-        <w:shd w:val="clear" w:color="auto" w:fill="F6F8FA"/>
-        <w:rPr>
-          <w:rFonts w:ascii="Arial" w:eastAsiaTheme="minorHAnsi" w:hAnsi="Arial" w:cs="Arial"/>
-          <w:sz w:val="28"/>
-          <w:szCs w:val="28"/>
-          <w:lang w:eastAsia="en-US"/>
-        </w:rPr>
-      </w:pPr>
-      <w:r>
-        <w:rPr>
-          <w:rFonts w:ascii="Arial" w:eastAsiaTheme="minorHAnsi" w:hAnsi="Arial" w:cs="Arial"/>
-          <w:sz w:val="28"/>
-          <w:szCs w:val="28"/>
-          <w:lang w:eastAsia="en-US"/>
-        </w:rPr>
-        <w:tab/>
-      </w:r>
-      <w:r>
-        <w:rPr>
-          <w:rFonts w:ascii="Arial" w:eastAsiaTheme="minorHAnsi" w:hAnsi="Arial" w:cs="Arial"/>
-          <w:sz w:val="28"/>
-          <w:szCs w:val="28"/>
-          <w:lang w:eastAsia="en-US"/>
-        </w:rPr>
-        <w:tab/>
-        <w:t xml:space="preserve">5. List </w:t>
-      </w:r>
-      <w:proofErr w:type="spellStart"/>
-      <w:r>
-        <w:rPr>
-          <w:rFonts w:ascii="Arial" w:eastAsiaTheme="minorHAnsi" w:hAnsi="Arial" w:cs="Arial"/>
-          <w:sz w:val="28"/>
-          <w:szCs w:val="28"/>
-          <w:lang w:eastAsia="en-US"/>
-        </w:rPr>
-        <w:t>All</w:t>
-      </w:r>
-      <w:proofErr w:type="spellEnd"/>
-      <w:r>
-        <w:rPr>
-          <w:rFonts w:ascii="Arial" w:eastAsiaTheme="minorHAnsi" w:hAnsi="Arial" w:cs="Arial"/>
-          <w:sz w:val="28"/>
-          <w:szCs w:val="28"/>
-          <w:lang w:eastAsia="en-US"/>
-        </w:rPr>
-        <w:t xml:space="preserve"> </w:t>
-      </w:r>
-      <w:proofErr w:type="spellStart"/>
-      <w:r>
-        <w:rPr>
-          <w:rFonts w:ascii="Arial" w:eastAsiaTheme="minorHAnsi" w:hAnsi="Arial" w:cs="Arial"/>
-          <w:sz w:val="28"/>
-          <w:szCs w:val="28"/>
-          <w:lang w:eastAsia="en-US"/>
-        </w:rPr>
-        <w:t>Fines</w:t>
-      </w:r>
-      <w:proofErr w:type="spellEnd"/>
-    </w:p>
-    <w:p>
-      <w:pPr>
-        <w:pStyle w:val="HTML-kntformzott"/>
-        <w:shd w:val="clear" w:color="auto" w:fill="F6F8FA"/>
-        <w:rPr>
-          <w:rFonts w:ascii="Arial" w:eastAsiaTheme="minorHAnsi" w:hAnsi="Arial" w:cs="Arial"/>
-          <w:sz w:val="28"/>
-          <w:szCs w:val="28"/>
-          <w:lang w:eastAsia="en-US"/>
-        </w:rPr>
-      </w:pPr>
-      <w:r>
-        <w:rPr>
-          <w:rFonts w:ascii="Arial" w:eastAsiaTheme="minorHAnsi" w:hAnsi="Arial" w:cs="Arial"/>
-          <w:sz w:val="28"/>
-          <w:szCs w:val="28"/>
-          <w:lang w:eastAsia="en-US"/>
-        </w:rPr>
-        <w:tab/>
-      </w:r>
-      <w:r>
-        <w:rPr>
-          <w:rFonts w:ascii="Arial" w:eastAsiaTheme="minorHAnsi" w:hAnsi="Arial" w:cs="Arial"/>
-          <w:sz w:val="28"/>
-          <w:szCs w:val="28"/>
-          <w:lang w:eastAsia="en-US"/>
-        </w:rPr>
-        <w:tab/>
-        <w:t xml:space="preserve">6. </w:t>
-      </w:r>
-      <w:proofErr w:type="spellStart"/>
-      <w:r>
-        <w:rPr>
-          <w:rFonts w:ascii="Arial" w:eastAsiaTheme="minorHAnsi" w:hAnsi="Arial" w:cs="Arial"/>
-          <w:sz w:val="28"/>
-          <w:szCs w:val="28"/>
-          <w:lang w:eastAsia="en-US"/>
-        </w:rPr>
-        <w:t>View</w:t>
-      </w:r>
-      <w:proofErr w:type="spellEnd"/>
-      <w:r>
-        <w:rPr>
-          <w:rFonts w:ascii="Arial" w:eastAsiaTheme="minorHAnsi" w:hAnsi="Arial" w:cs="Arial"/>
-          <w:sz w:val="28"/>
-          <w:szCs w:val="28"/>
-          <w:lang w:eastAsia="en-US"/>
-        </w:rPr>
-        <w:t xml:space="preserve"> </w:t>
-      </w:r>
-      <w:proofErr w:type="spellStart"/>
-      <w:r>
-        <w:rPr>
-          <w:rFonts w:ascii="Arial" w:eastAsiaTheme="minorHAnsi" w:hAnsi="Arial" w:cs="Arial"/>
-          <w:sz w:val="28"/>
-          <w:szCs w:val="28"/>
-          <w:lang w:eastAsia="en-US"/>
-        </w:rPr>
-        <w:t>Statistics</w:t>
-      </w:r>
-      <w:proofErr w:type="spellEnd"/>
+        <w:t>1. List Books by Category</w:t>
+      </w:r>
+    </w:p>
+    <w:p>
+      <w:pPr>
+        <w:pStyle w:val="HTML-kntformzott"/>
+        <w:shd w:val="clear" w:color="auto" w:fill="F6F8FA"/>
+        <w:rPr>
+          <w:rFonts w:ascii="Arial" w:eastAsiaTheme="minorHAnsi" w:hAnsi="Arial" w:cs="Arial"/>
+          <w:sz w:val="28"/>
+          <w:szCs w:val="28"/>
+          <w:lang w:eastAsia="en-US"/>
+        </w:rPr>
+      </w:pPr>
+      <w:r>
+        <w:rPr>
+          <w:rFonts w:ascii="Arial" w:eastAsiaTheme="minorHAnsi" w:hAnsi="Arial" w:cs="Arial"/>
+          <w:sz w:val="28"/>
+          <w:szCs w:val="28"/>
+          <w:lang w:eastAsia="en-US"/>
+        </w:rPr>
+        <w:tab/>
+      </w:r>
+      <w:r>
+        <w:rPr>
+          <w:rFonts w:ascii="Arial" w:eastAsiaTheme="minorHAnsi" w:hAnsi="Arial" w:cs="Arial"/>
+          <w:sz w:val="28"/>
+          <w:szCs w:val="28"/>
+          <w:lang w:eastAsia="en-US"/>
+        </w:rPr>
+        <w:tab/>
+        <w:t>2. Loan a Book</w:t>
+      </w:r>
+    </w:p>
+    <w:p>
+      <w:pPr>
+        <w:pStyle w:val="HTML-kntformzott"/>
+        <w:shd w:val="clear" w:color="auto" w:fill="F6F8FA"/>
+        <w:rPr>
+          <w:rFonts w:ascii="Arial" w:eastAsiaTheme="minorHAnsi" w:hAnsi="Arial" w:cs="Arial"/>
+          <w:sz w:val="28"/>
+          <w:szCs w:val="28"/>
+          <w:lang w:eastAsia="en-US"/>
+        </w:rPr>
+      </w:pPr>
+      <w:r>
+        <w:rPr>
+          <w:rFonts w:ascii="Arial" w:eastAsiaTheme="minorHAnsi" w:hAnsi="Arial" w:cs="Arial"/>
+          <w:sz w:val="28"/>
+          <w:szCs w:val="28"/>
+          <w:lang w:eastAsia="en-US"/>
+        </w:rPr>
+        <w:tab/>
+      </w:r>
+      <w:r>
+        <w:rPr>
+          <w:rFonts w:ascii="Arial" w:eastAsiaTheme="minorHAnsi" w:hAnsi="Arial" w:cs="Arial"/>
+          <w:sz w:val="28"/>
+          <w:szCs w:val="28"/>
+          <w:lang w:eastAsia="en-US"/>
+        </w:rPr>
+        <w:tab/>
+        <w:t>3. Return a Book</w:t>
+      </w:r>
+    </w:p>
+    <w:p>
+      <w:pPr>
+        <w:pStyle w:val="HTML-kntformzott"/>
+        <w:shd w:val="clear" w:color="auto" w:fill="F6F8FA"/>
+        <w:rPr>
+          <w:rFonts w:ascii="Arial" w:eastAsiaTheme="minorHAnsi" w:hAnsi="Arial" w:cs="Arial"/>
+          <w:sz w:val="28"/>
+          <w:szCs w:val="28"/>
+          <w:lang w:eastAsia="en-US"/>
+        </w:rPr>
+      </w:pPr>
+      <w:r>
+        <w:rPr>
+          <w:rFonts w:ascii="Arial" w:eastAsiaTheme="minorHAnsi" w:hAnsi="Arial" w:cs="Arial"/>
+          <w:sz w:val="28"/>
+          <w:szCs w:val="28"/>
+          <w:lang w:eastAsia="en-US"/>
+        </w:rPr>
+        <w:tab/>
+      </w:r>
+      <w:r>
+        <w:rPr>
+          <w:rFonts w:ascii="Arial" w:eastAsiaTheme="minorHAnsi" w:hAnsi="Arial" w:cs="Arial"/>
+          <w:sz w:val="28"/>
+          <w:szCs w:val="28"/>
+          <w:lang w:eastAsia="en-US"/>
+        </w:rPr>
+        <w:tab/>
+        <w:t>4. Search Books</w:t>
+      </w:r>
+    </w:p>
+    <w:p>
+      <w:pPr>
+        <w:pStyle w:val="HTML-kntformzott"/>
+        <w:shd w:val="clear" w:color="auto" w:fill="F6F8FA"/>
+        <w:rPr>
+          <w:rFonts w:ascii="Arial" w:eastAsiaTheme="minorHAnsi" w:hAnsi="Arial" w:cs="Arial"/>
+          <w:sz w:val="28"/>
+          <w:szCs w:val="28"/>
+          <w:lang w:eastAsia="en-US"/>
+        </w:rPr>
+      </w:pPr>
+      <w:r>
+        <w:rPr>
+          <w:rFonts w:ascii="Arial" w:eastAsiaTheme="minorHAnsi" w:hAnsi="Arial" w:cs="Arial"/>
+          <w:sz w:val="28"/>
+          <w:szCs w:val="28"/>
+          <w:lang w:eastAsia="en-US"/>
+        </w:rPr>
+        <w:tab/>
+      </w:r>
+      <w:r>
+        <w:rPr>
+          <w:rFonts w:ascii="Arial" w:eastAsiaTheme="minorHAnsi" w:hAnsi="Arial" w:cs="Arial"/>
+          <w:sz w:val="28"/>
+          <w:szCs w:val="28"/>
+          <w:lang w:eastAsia="en-US"/>
+        </w:rPr>
+        <w:tab/>
+        <w:t>5. List All Fines</w:t>
+      </w:r>
+    </w:p>
+    <w:p>
+      <w:pPr>
+        <w:pStyle w:val="HTML-kntformzott"/>
+        <w:shd w:val="clear" w:color="auto" w:fill="F6F8FA"/>
+        <w:rPr>
+          <w:rFonts w:ascii="Arial" w:eastAsiaTheme="minorHAnsi" w:hAnsi="Arial" w:cs="Arial"/>
+          <w:sz w:val="28"/>
+          <w:szCs w:val="28"/>
+          <w:lang w:eastAsia="en-US"/>
+        </w:rPr>
+      </w:pPr>
+      <w:r>
+        <w:rPr>
+          <w:rFonts w:ascii="Arial" w:eastAsiaTheme="minorHAnsi" w:hAnsi="Arial" w:cs="Arial"/>
+          <w:sz w:val="28"/>
+          <w:szCs w:val="28"/>
+          <w:lang w:eastAsia="en-US"/>
+        </w:rPr>
+        <w:tab/>
+      </w:r>
+      <w:r>
+        <w:rPr>
+          <w:rFonts w:ascii="Arial" w:eastAsiaTheme="minorHAnsi" w:hAnsi="Arial" w:cs="Arial"/>
+          <w:sz w:val="28"/>
+          <w:szCs w:val="28"/>
+          <w:lang w:eastAsia="en-US"/>
+        </w:rPr>
+        <w:tab/>
+        <w:t>6. View Statistics</w:t>
+      </w:r>
     </w:p>
     <w:p>
       <w:pPr>
@@ -1248,19 +984,8 @@
           <w:lang w:eastAsia="en-US"/>
         </w:rPr>
         <w:tab/>
-        <w:t xml:space="preserve">7. </w:t>
-      </w:r>
-      <w:proofErr w:type="spellStart"/>
-      <w:r>
-        <w:rPr>
-          <w:rFonts w:ascii="Arial" w:eastAsiaTheme="minorHAnsi" w:hAnsi="Arial" w:cs="Arial"/>
-          <w:sz w:val="28"/>
-          <w:szCs w:val="28"/>
-          <w:lang w:eastAsia="en-US"/>
-        </w:rPr>
-        <w:t>Exit</w:t>
-      </w:r>
-      <w:proofErr w:type="spellEnd"/>
+        <w:t>7. Exit</w:t>
+      </w:r>
       <w:r>
         <w:rPr>
           <w:rFonts w:ascii="Arial" w:eastAsiaTheme="minorHAnsi" w:hAnsi="Arial" w:cs="Arial"/>
@@ -1389,67 +1114,7 @@
           <w:sz w:val="32"/>
           <w:szCs w:val="32"/>
         </w:rPr>
-        <w:t xml:space="preserve">Az 1. (1) a „List </w:t>
-      </w:r>
-      <w:proofErr w:type="spellStart"/>
-      <w:r>
-        <w:rPr>
-          <w:rFonts w:ascii="Arial" w:hAnsi="Arial" w:cs="Arial"/>
-          <w:b/>
-          <w:sz w:val="32"/>
-          <w:szCs w:val="32"/>
-        </w:rPr>
-        <w:t>books</w:t>
-      </w:r>
-      <w:proofErr w:type="spellEnd"/>
-      <w:r>
-        <w:rPr>
-          <w:rFonts w:ascii="Arial" w:hAnsi="Arial" w:cs="Arial"/>
-          <w:b/>
-          <w:sz w:val="32"/>
-          <w:szCs w:val="32"/>
-        </w:rPr>
-        <w:t xml:space="preserve"> </w:t>
-      </w:r>
-      <w:proofErr w:type="spellStart"/>
-      <w:r>
-        <w:rPr>
-          <w:rFonts w:ascii="Arial" w:hAnsi="Arial" w:cs="Arial"/>
-          <w:b/>
-          <w:sz w:val="32"/>
-          <w:szCs w:val="32"/>
-        </w:rPr>
-        <w:t>by</w:t>
-      </w:r>
-      <w:proofErr w:type="spellEnd"/>
-      <w:r>
-        <w:rPr>
-          <w:rFonts w:ascii="Arial" w:hAnsi="Arial" w:cs="Arial"/>
-          <w:b/>
-          <w:sz w:val="32"/>
-          <w:szCs w:val="32"/>
-        </w:rPr>
-        <w:t xml:space="preserve"> </w:t>
-      </w:r>
-      <w:proofErr w:type="spellStart"/>
-      <w:r>
-        <w:rPr>
-          <w:rFonts w:ascii="Arial" w:hAnsi="Arial" w:cs="Arial"/>
-          <w:b/>
-          <w:sz w:val="32"/>
-          <w:szCs w:val="32"/>
-        </w:rPr>
-        <w:t>category</w:t>
-      </w:r>
-      <w:proofErr w:type="spellEnd"/>
-      <w:r>
-        <w:rPr>
-          <w:rFonts w:ascii="Arial" w:hAnsi="Arial" w:cs="Arial"/>
-          <w:b/>
-          <w:sz w:val="32"/>
-          <w:szCs w:val="32"/>
-        </w:rPr>
-        <w:t>” opció</w:t>
+        <w:t>Az 1. (1) a „List books by category” opció</w:t>
       </w:r>
       <w:r>
         <w:rPr>
@@ -1521,25 +1186,7 @@
           <w:sz w:val="32"/>
           <w:szCs w:val="32"/>
         </w:rPr>
-        <w:t xml:space="preserve"> a </w:t>
-      </w:r>
-      <w:proofErr w:type="spellStart"/>
-      <w:r>
-        <w:rPr>
-          <w:rFonts w:ascii="Arial" w:hAnsi="Arial" w:cs="Arial"/>
-          <w:sz w:val="32"/>
-          <w:szCs w:val="32"/>
-        </w:rPr>
-        <w:t>főmenübe</w:t>
-      </w:r>
-      <w:proofErr w:type="spellEnd"/>
-      <w:r>
-        <w:rPr>
-          <w:rFonts w:ascii="Arial" w:hAnsi="Arial" w:cs="Arial"/>
-          <w:sz w:val="32"/>
-          <w:szCs w:val="32"/>
-        </w:rPr>
-        <w:t xml:space="preserve"> való visszalépéshez</w:t>
+        <w:t xml:space="preserve"> a főmenübe való visszalépéshez</w:t>
       </w:r>
       <w:r>
         <w:rPr>
@@ -1569,27 +1216,7 @@
           <w:szCs w:val="28"/>
           <w:lang w:eastAsia="en-US"/>
         </w:rPr>
-        <w:t xml:space="preserve">1. Sci-fi (14 </w:t>
-      </w:r>
-      <w:proofErr w:type="spellStart"/>
-      <w:r>
-        <w:rPr>
-          <w:rFonts w:ascii="Arial" w:eastAsiaTheme="minorHAnsi" w:hAnsi="Arial" w:cs="Arial"/>
-          <w:sz w:val="28"/>
-          <w:szCs w:val="28"/>
-          <w:lang w:eastAsia="en-US"/>
-        </w:rPr>
-        <w:t>books</w:t>
-      </w:r>
-      <w:proofErr w:type="spellEnd"/>
-      <w:r>
-        <w:rPr>
-          <w:rFonts w:ascii="Arial" w:eastAsiaTheme="minorHAnsi" w:hAnsi="Arial" w:cs="Arial"/>
-          <w:sz w:val="28"/>
-          <w:szCs w:val="28"/>
-          <w:lang w:eastAsia="en-US"/>
-        </w:rPr>
-        <w:t>)</w:t>
+        <w:t>1. Sci-fi (14 books)</w:t>
       </w:r>
     </w:p>
     <w:p>
@@ -1611,47 +1238,7 @@
           <w:szCs w:val="28"/>
           <w:lang w:eastAsia="en-US"/>
         </w:rPr>
-        <w:t xml:space="preserve">2. </w:t>
-      </w:r>
-      <w:proofErr w:type="spellStart"/>
-      <w:r>
-        <w:rPr>
-          <w:rFonts w:ascii="Arial" w:eastAsiaTheme="minorHAnsi" w:hAnsi="Arial" w:cs="Arial"/>
-          <w:sz w:val="28"/>
-          <w:szCs w:val="28"/>
-          <w:lang w:eastAsia="en-US"/>
-        </w:rPr>
-        <w:t>Drama</w:t>
-      </w:r>
-      <w:proofErr w:type="spellEnd"/>
-      <w:r>
-        <w:rPr>
-          <w:rFonts w:ascii="Arial" w:eastAsiaTheme="minorHAnsi" w:hAnsi="Arial" w:cs="Arial"/>
-          <w:sz w:val="28"/>
-          <w:szCs w:val="28"/>
-          <w:lang w:eastAsia="en-US"/>
-        </w:rPr>
-        <w:t xml:space="preserve"> (8 </w:t>
-      </w:r>
-      <w:proofErr w:type="spellStart"/>
-      <w:r>
-        <w:rPr>
-          <w:rFonts w:ascii="Arial" w:eastAsiaTheme="minorHAnsi" w:hAnsi="Arial" w:cs="Arial"/>
-          <w:sz w:val="28"/>
-          <w:szCs w:val="28"/>
-          <w:lang w:eastAsia="en-US"/>
-        </w:rPr>
-        <w:t>books</w:t>
-      </w:r>
-      <w:proofErr w:type="spellEnd"/>
-      <w:r>
-        <w:rPr>
-          <w:rFonts w:ascii="Arial" w:eastAsiaTheme="minorHAnsi" w:hAnsi="Arial" w:cs="Arial"/>
-          <w:sz w:val="28"/>
-          <w:szCs w:val="28"/>
-          <w:lang w:eastAsia="en-US"/>
-        </w:rPr>
-        <w:t>)</w:t>
+        <w:t>2. Drama (8 books)</w:t>
       </w:r>
     </w:p>
     <w:p>
@@ -1673,47 +1260,7 @@
           <w:szCs w:val="28"/>
           <w:lang w:eastAsia="en-US"/>
         </w:rPr>
-        <w:t xml:space="preserve">3. </w:t>
-      </w:r>
-      <w:proofErr w:type="spellStart"/>
-      <w:r>
-        <w:rPr>
-          <w:rFonts w:ascii="Arial" w:eastAsiaTheme="minorHAnsi" w:hAnsi="Arial" w:cs="Arial"/>
-          <w:sz w:val="28"/>
-          <w:szCs w:val="28"/>
-          <w:lang w:eastAsia="en-US"/>
-        </w:rPr>
-        <w:t>History</w:t>
-      </w:r>
-      <w:proofErr w:type="spellEnd"/>
-      <w:r>
-        <w:rPr>
-          <w:rFonts w:ascii="Arial" w:eastAsiaTheme="minorHAnsi" w:hAnsi="Arial" w:cs="Arial"/>
-          <w:sz w:val="28"/>
-          <w:szCs w:val="28"/>
-          <w:lang w:eastAsia="en-US"/>
-        </w:rPr>
-        <w:t xml:space="preserve"> (12 </w:t>
-      </w:r>
-      <w:proofErr w:type="spellStart"/>
-      <w:r>
-        <w:rPr>
-          <w:rFonts w:ascii="Arial" w:eastAsiaTheme="minorHAnsi" w:hAnsi="Arial" w:cs="Arial"/>
-          <w:sz w:val="28"/>
-          <w:szCs w:val="28"/>
-          <w:lang w:eastAsia="en-US"/>
-        </w:rPr>
-        <w:t>books</w:t>
-      </w:r>
-      <w:proofErr w:type="spellEnd"/>
-      <w:r>
-        <w:rPr>
-          <w:rFonts w:ascii="Arial" w:eastAsiaTheme="minorHAnsi" w:hAnsi="Arial" w:cs="Arial"/>
-          <w:sz w:val="28"/>
-          <w:szCs w:val="28"/>
-          <w:lang w:eastAsia="en-US"/>
-        </w:rPr>
-        <w:t>)</w:t>
+        <w:t>3. History (12 books)</w:t>
       </w:r>
     </w:p>
     <w:p>
@@ -1735,47 +1282,7 @@
           <w:szCs w:val="28"/>
           <w:lang w:eastAsia="en-US"/>
         </w:rPr>
-        <w:t xml:space="preserve">4. </w:t>
-      </w:r>
-      <w:proofErr w:type="spellStart"/>
-      <w:r>
-        <w:rPr>
-          <w:rFonts w:ascii="Arial" w:eastAsiaTheme="minorHAnsi" w:hAnsi="Arial" w:cs="Arial"/>
-          <w:sz w:val="28"/>
-          <w:szCs w:val="28"/>
-          <w:lang w:eastAsia="en-US"/>
-        </w:rPr>
-        <w:t>Children</w:t>
-      </w:r>
-      <w:proofErr w:type="spellEnd"/>
-      <w:r>
-        <w:rPr>
-          <w:rFonts w:ascii="Arial" w:eastAsiaTheme="minorHAnsi" w:hAnsi="Arial" w:cs="Arial"/>
-          <w:sz w:val="28"/>
-          <w:szCs w:val="28"/>
-          <w:lang w:eastAsia="en-US"/>
-        </w:rPr>
-        <w:t xml:space="preserve"> (10 </w:t>
-      </w:r>
-      <w:proofErr w:type="spellStart"/>
-      <w:r>
-        <w:rPr>
-          <w:rFonts w:ascii="Arial" w:eastAsiaTheme="minorHAnsi" w:hAnsi="Arial" w:cs="Arial"/>
-          <w:sz w:val="28"/>
-          <w:szCs w:val="28"/>
-          <w:lang w:eastAsia="en-US"/>
-        </w:rPr>
-        <w:t>books</w:t>
-      </w:r>
-      <w:proofErr w:type="spellEnd"/>
-      <w:r>
-        <w:rPr>
-          <w:rFonts w:ascii="Arial" w:eastAsiaTheme="minorHAnsi" w:hAnsi="Arial" w:cs="Arial"/>
-          <w:sz w:val="28"/>
-          <w:szCs w:val="28"/>
-          <w:lang w:eastAsia="en-US"/>
-        </w:rPr>
-        <w:t>)</w:t>
+        <w:t>4. Children (10 books)</w:t>
       </w:r>
     </w:p>
     <w:p>
@@ -1797,47 +1304,7 @@
           <w:szCs w:val="28"/>
           <w:lang w:eastAsia="en-US"/>
         </w:rPr>
-        <w:t xml:space="preserve">5. </w:t>
-      </w:r>
-      <w:proofErr w:type="spellStart"/>
-      <w:r>
-        <w:rPr>
-          <w:rFonts w:ascii="Arial" w:eastAsiaTheme="minorHAnsi" w:hAnsi="Arial" w:cs="Arial"/>
-          <w:sz w:val="28"/>
-          <w:szCs w:val="28"/>
-          <w:lang w:eastAsia="en-US"/>
-        </w:rPr>
-        <w:t>Technical</w:t>
-      </w:r>
-      <w:proofErr w:type="spellEnd"/>
-      <w:r>
-        <w:rPr>
-          <w:rFonts w:ascii="Arial" w:eastAsiaTheme="minorHAnsi" w:hAnsi="Arial" w:cs="Arial"/>
-          <w:sz w:val="28"/>
-          <w:szCs w:val="28"/>
-          <w:lang w:eastAsia="en-US"/>
-        </w:rPr>
-        <w:t xml:space="preserve"> (6 </w:t>
-      </w:r>
-      <w:proofErr w:type="spellStart"/>
-      <w:r>
-        <w:rPr>
-          <w:rFonts w:ascii="Arial" w:eastAsiaTheme="minorHAnsi" w:hAnsi="Arial" w:cs="Arial"/>
-          <w:sz w:val="28"/>
-          <w:szCs w:val="28"/>
-          <w:lang w:eastAsia="en-US"/>
-        </w:rPr>
-        <w:t>books</w:t>
-      </w:r>
-      <w:proofErr w:type="spellEnd"/>
-      <w:r>
-        <w:rPr>
-          <w:rFonts w:ascii="Arial" w:eastAsiaTheme="minorHAnsi" w:hAnsi="Arial" w:cs="Arial"/>
-          <w:sz w:val="28"/>
-          <w:szCs w:val="28"/>
-          <w:lang w:eastAsia="en-US"/>
-        </w:rPr>
-        <w:t>)</w:t>
+        <w:t>5. Technical (6 books)</w:t>
       </w:r>
     </w:p>
     <w:p>
@@ -1859,39 +1326,8 @@
           <w:szCs w:val="28"/>
           <w:lang w:eastAsia="en-US"/>
         </w:rPr>
-        <w:t xml:space="preserve">6. Back </w:t>
-      </w:r>
-      <w:proofErr w:type="spellStart"/>
-      <w:r>
-        <w:rPr>
-          <w:rFonts w:ascii="Arial" w:eastAsiaTheme="minorHAnsi" w:hAnsi="Arial" w:cs="Arial"/>
-          <w:sz w:val="28"/>
-          <w:szCs w:val="28"/>
-          <w:lang w:eastAsia="en-US"/>
-        </w:rPr>
-        <w:t>to</w:t>
-      </w:r>
-      <w:proofErr w:type="spellEnd"/>
-      <w:r>
-        <w:rPr>
-          <w:rFonts w:ascii="Arial" w:eastAsiaTheme="minorHAnsi" w:hAnsi="Arial" w:cs="Arial"/>
-          <w:sz w:val="28"/>
-          <w:szCs w:val="28"/>
-          <w:lang w:eastAsia="en-US"/>
-        </w:rPr>
-        <w:t xml:space="preserve"> Main </w:t>
-      </w:r>
-      <w:proofErr w:type="spellStart"/>
-      <w:r>
-        <w:rPr>
-          <w:rFonts w:ascii="Arial" w:eastAsiaTheme="minorHAnsi" w:hAnsi="Arial" w:cs="Arial"/>
-          <w:sz w:val="28"/>
-          <w:szCs w:val="28"/>
-          <w:lang w:eastAsia="en-US"/>
-        </w:rPr>
-        <w:t>Menu</w:t>
-      </w:r>
-      <w:proofErr w:type="spellEnd"/>
+        <w:t>6. Back to Main Menu</w:t>
+      </w:r>
       <w:r>
         <w:rPr>
           <w:rFonts w:ascii="Arial" w:eastAsiaTheme="minorHAnsi" w:hAnsi="Arial" w:cs="Arial"/>
@@ -2177,213 +1613,73 @@
           <w:szCs w:val="28"/>
           <w:lang w:eastAsia="en-US"/>
         </w:rPr>
-        <w:t xml:space="preserve">[SF-001] </w:t>
-      </w:r>
-      <w:proofErr w:type="spellStart"/>
-      <w:r>
-        <w:rPr>
-          <w:rFonts w:ascii="Arial" w:eastAsiaTheme="minorHAnsi" w:hAnsi="Arial" w:cs="Arial"/>
-          <w:sz w:val="28"/>
-          <w:szCs w:val="28"/>
-          <w:lang w:eastAsia="en-US"/>
-        </w:rPr>
-        <w:t>Dune</w:t>
-      </w:r>
-      <w:proofErr w:type="spellEnd"/>
-      <w:r>
-        <w:rPr>
-          <w:rFonts w:ascii="Arial" w:eastAsiaTheme="minorHAnsi" w:hAnsi="Arial" w:cs="Arial"/>
-          <w:sz w:val="28"/>
-          <w:szCs w:val="28"/>
-          <w:lang w:eastAsia="en-US"/>
-        </w:rPr>
-        <w:t xml:space="preserve"> </w:t>
-      </w:r>
-      <w:proofErr w:type="spellStart"/>
-      <w:r>
-        <w:rPr>
-          <w:rFonts w:ascii="Arial" w:eastAsiaTheme="minorHAnsi" w:hAnsi="Arial" w:cs="Arial"/>
-          <w:sz w:val="28"/>
-          <w:szCs w:val="28"/>
-          <w:lang w:eastAsia="en-US"/>
-        </w:rPr>
-        <w:t>by</w:t>
-      </w:r>
-      <w:proofErr w:type="spellEnd"/>
-      <w:r>
-        <w:rPr>
-          <w:rFonts w:ascii="Arial" w:eastAsiaTheme="minorHAnsi" w:hAnsi="Arial" w:cs="Arial"/>
-          <w:sz w:val="28"/>
-          <w:szCs w:val="28"/>
-          <w:lang w:eastAsia="en-US"/>
-        </w:rPr>
-        <w:t xml:space="preserve"> Frank Herbert - [AVAILABLE]</w:t>
-      </w:r>
-    </w:p>
-    <w:p>
-      <w:pPr>
-        <w:pStyle w:val="HTML-kntformzott"/>
-        <w:shd w:val="clear" w:color="auto" w:fill="F6F8FA"/>
-        <w:rPr>
-          <w:rFonts w:ascii="Arial" w:eastAsiaTheme="minorHAnsi" w:hAnsi="Arial" w:cs="Arial"/>
-          <w:sz w:val="28"/>
-          <w:szCs w:val="28"/>
-          <w:lang w:eastAsia="en-US"/>
-        </w:rPr>
-      </w:pPr>
-    </w:p>
-    <w:p>
-      <w:pPr>
-        <w:pStyle w:val="HTML-kntformzott"/>
-        <w:shd w:val="clear" w:color="auto" w:fill="F6F8FA"/>
-        <w:rPr>
-          <w:rFonts w:ascii="Arial" w:eastAsiaTheme="minorHAnsi" w:hAnsi="Arial" w:cs="Arial"/>
-          <w:sz w:val="28"/>
-          <w:szCs w:val="28"/>
-          <w:lang w:eastAsia="en-US"/>
-        </w:rPr>
-      </w:pPr>
-      <w:r>
-        <w:rPr>
-          <w:rFonts w:ascii="Arial" w:eastAsiaTheme="minorHAnsi" w:hAnsi="Arial" w:cs="Arial"/>
-          <w:sz w:val="28"/>
-          <w:szCs w:val="28"/>
-          <w:lang w:eastAsia="en-US"/>
-        </w:rPr>
-        <w:t xml:space="preserve">[SF-042] </w:t>
-      </w:r>
-      <w:proofErr w:type="spellStart"/>
-      <w:r>
-        <w:rPr>
-          <w:rFonts w:ascii="Arial" w:eastAsiaTheme="minorHAnsi" w:hAnsi="Arial" w:cs="Arial"/>
-          <w:sz w:val="28"/>
-          <w:szCs w:val="28"/>
-          <w:lang w:eastAsia="en-US"/>
-        </w:rPr>
-        <w:t>Foundation</w:t>
-      </w:r>
-      <w:proofErr w:type="spellEnd"/>
-      <w:r>
-        <w:rPr>
-          <w:rFonts w:ascii="Arial" w:eastAsiaTheme="minorHAnsi" w:hAnsi="Arial" w:cs="Arial"/>
-          <w:sz w:val="28"/>
-          <w:szCs w:val="28"/>
-          <w:lang w:eastAsia="en-US"/>
-        </w:rPr>
-        <w:t xml:space="preserve"> </w:t>
-      </w:r>
-      <w:proofErr w:type="spellStart"/>
-      <w:r>
-        <w:rPr>
-          <w:rFonts w:ascii="Arial" w:eastAsiaTheme="minorHAnsi" w:hAnsi="Arial" w:cs="Arial"/>
-          <w:sz w:val="28"/>
-          <w:szCs w:val="28"/>
-          <w:lang w:eastAsia="en-US"/>
-        </w:rPr>
-        <w:t>by</w:t>
-      </w:r>
-      <w:proofErr w:type="spellEnd"/>
-      <w:r>
-        <w:rPr>
-          <w:rFonts w:ascii="Arial" w:eastAsiaTheme="minorHAnsi" w:hAnsi="Arial" w:cs="Arial"/>
-          <w:sz w:val="28"/>
-          <w:szCs w:val="28"/>
-          <w:lang w:eastAsia="en-US"/>
-        </w:rPr>
-        <w:t xml:space="preserve"> Isaac Asimov - [LOANED </w:t>
-      </w:r>
-      <w:proofErr w:type="spellStart"/>
-      <w:r>
-        <w:rPr>
-          <w:rFonts w:ascii="Arial" w:eastAsiaTheme="minorHAnsi" w:hAnsi="Arial" w:cs="Arial"/>
-          <w:sz w:val="28"/>
-          <w:szCs w:val="28"/>
-          <w:lang w:eastAsia="en-US"/>
-        </w:rPr>
-        <w:t>until</w:t>
-      </w:r>
-      <w:proofErr w:type="spellEnd"/>
-      <w:r>
-        <w:rPr>
-          <w:rFonts w:ascii="Arial" w:eastAsiaTheme="minorHAnsi" w:hAnsi="Arial" w:cs="Arial"/>
-          <w:sz w:val="28"/>
-          <w:szCs w:val="28"/>
-          <w:lang w:eastAsia="en-US"/>
-        </w:rPr>
-        <w:t xml:space="preserve"> 2025-12-15]</w:t>
-      </w:r>
-    </w:p>
-    <w:p>
-      <w:pPr>
-        <w:pStyle w:val="HTML-kntformzott"/>
-        <w:shd w:val="clear" w:color="auto" w:fill="F6F8FA"/>
-        <w:rPr>
-          <w:rFonts w:ascii="Arial" w:eastAsiaTheme="minorHAnsi" w:hAnsi="Arial" w:cs="Arial"/>
-          <w:sz w:val="28"/>
-          <w:szCs w:val="28"/>
-          <w:lang w:eastAsia="en-US"/>
-        </w:rPr>
-      </w:pPr>
-    </w:p>
-    <w:p>
-      <w:pPr>
-        <w:pStyle w:val="HTML-kntformzott"/>
-        <w:shd w:val="clear" w:color="auto" w:fill="F6F8FA"/>
-        <w:rPr>
-          <w:rFonts w:ascii="Arial" w:eastAsiaTheme="minorHAnsi" w:hAnsi="Arial" w:cs="Arial"/>
-          <w:sz w:val="28"/>
-          <w:szCs w:val="28"/>
-          <w:lang w:eastAsia="en-US"/>
-        </w:rPr>
-      </w:pPr>
-      <w:r>
-        <w:rPr>
-          <w:rFonts w:ascii="Arial" w:eastAsiaTheme="minorHAnsi" w:hAnsi="Arial" w:cs="Arial"/>
-          <w:sz w:val="28"/>
-          <w:szCs w:val="28"/>
-          <w:lang w:eastAsia="en-US"/>
-        </w:rPr>
-        <w:t xml:space="preserve">[SF-105] The Martian </w:t>
-      </w:r>
-      <w:proofErr w:type="spellStart"/>
-      <w:r>
-        <w:rPr>
-          <w:rFonts w:ascii="Arial" w:eastAsiaTheme="minorHAnsi" w:hAnsi="Arial" w:cs="Arial"/>
-          <w:sz w:val="28"/>
-          <w:szCs w:val="28"/>
-          <w:lang w:eastAsia="en-US"/>
-        </w:rPr>
-        <w:t>by</w:t>
-      </w:r>
-      <w:proofErr w:type="spellEnd"/>
-      <w:r>
-        <w:rPr>
-          <w:rFonts w:ascii="Arial" w:eastAsiaTheme="minorHAnsi" w:hAnsi="Arial" w:cs="Arial"/>
-          <w:sz w:val="28"/>
-          <w:szCs w:val="28"/>
-          <w:lang w:eastAsia="en-US"/>
-        </w:rPr>
-        <w:t xml:space="preserve"> Andy </w:t>
-      </w:r>
-      <w:proofErr w:type="spellStart"/>
-      <w:r>
-        <w:rPr>
-          <w:rFonts w:ascii="Arial" w:eastAsiaTheme="minorHAnsi" w:hAnsi="Arial" w:cs="Arial"/>
-          <w:sz w:val="28"/>
-          <w:szCs w:val="28"/>
-          <w:lang w:eastAsia="en-US"/>
-        </w:rPr>
-        <w:t>Weir</w:t>
-      </w:r>
-      <w:proofErr w:type="spellEnd"/>
-      <w:r>
-        <w:rPr>
-          <w:rFonts w:ascii="Arial" w:eastAsiaTheme="minorHAnsi" w:hAnsi="Arial" w:cs="Arial"/>
-          <w:sz w:val="28"/>
-          <w:szCs w:val="28"/>
-          <w:lang w:eastAsia="en-US"/>
-        </w:rPr>
-        <w:t xml:space="preserve"> - [AVAILABLE]</w:t>
+        <w:t>[SF-001] Dune by Frank Herbert - [AVAILABLE]</w:t>
+      </w:r>
+    </w:p>
+    <w:p>
+      <w:pPr>
+        <w:pStyle w:val="HTML-kntformzott"/>
+        <w:shd w:val="clear" w:color="auto" w:fill="F6F8FA"/>
+        <w:rPr>
+          <w:rFonts w:ascii="Arial" w:eastAsiaTheme="minorHAnsi" w:hAnsi="Arial" w:cs="Arial"/>
+          <w:sz w:val="28"/>
+          <w:szCs w:val="28"/>
+          <w:lang w:eastAsia="en-US"/>
+        </w:rPr>
+      </w:pPr>
+    </w:p>
+    <w:p>
+      <w:pPr>
+        <w:pStyle w:val="HTML-kntformzott"/>
+        <w:shd w:val="clear" w:color="auto" w:fill="F6F8FA"/>
+        <w:rPr>
+          <w:rFonts w:ascii="Arial" w:eastAsiaTheme="minorHAnsi" w:hAnsi="Arial" w:cs="Arial"/>
+          <w:sz w:val="28"/>
+          <w:szCs w:val="28"/>
+          <w:lang w:eastAsia="en-US"/>
+        </w:rPr>
+      </w:pPr>
+      <w:r>
+        <w:rPr>
+          <w:rFonts w:ascii="Arial" w:eastAsiaTheme="minorHAnsi" w:hAnsi="Arial" w:cs="Arial"/>
+          <w:sz w:val="28"/>
+          <w:szCs w:val="28"/>
+          <w:lang w:eastAsia="en-US"/>
+        </w:rPr>
+        <w:t>[SF-042] Foundation by Isaac Asimov - [LOANED until 2025-12-15]</w:t>
+      </w:r>
+    </w:p>
+    <w:p>
+      <w:pPr>
+        <w:pStyle w:val="HTML-kntformzott"/>
+        <w:shd w:val="clear" w:color="auto" w:fill="F6F8FA"/>
+        <w:rPr>
+          <w:rFonts w:ascii="Arial" w:eastAsiaTheme="minorHAnsi" w:hAnsi="Arial" w:cs="Arial"/>
+          <w:sz w:val="28"/>
+          <w:szCs w:val="28"/>
+          <w:lang w:eastAsia="en-US"/>
+        </w:rPr>
+      </w:pPr>
+    </w:p>
+    <w:p>
+      <w:pPr>
+        <w:pStyle w:val="HTML-kntformzott"/>
+        <w:shd w:val="clear" w:color="auto" w:fill="F6F8FA"/>
+        <w:rPr>
+          <w:rFonts w:ascii="Arial" w:eastAsiaTheme="minorHAnsi" w:hAnsi="Arial" w:cs="Arial"/>
+          <w:sz w:val="28"/>
+          <w:szCs w:val="28"/>
+          <w:lang w:eastAsia="en-US"/>
+        </w:rPr>
+      </w:pPr>
+      <w:r>
+        <w:rPr>
+          <w:rFonts w:ascii="Arial" w:eastAsiaTheme="minorHAnsi" w:hAnsi="Arial" w:cs="Arial"/>
+          <w:sz w:val="28"/>
+          <w:szCs w:val="28"/>
+          <w:lang w:eastAsia="en-US"/>
+        </w:rPr>
+        <w:t>[SF-105] The Martian by Andy Weir - [AVAILABLE]</w:t>
       </w:r>
     </w:p>
     <w:p>
@@ -2416,87 +1712,7 @@
           <w:szCs w:val="28"/>
           <w:lang w:eastAsia="en-US"/>
         </w:rPr>
-        <w:t xml:space="preserve">Press Enter </w:t>
-      </w:r>
-      <w:proofErr w:type="spellStart"/>
-      <w:r>
-        <w:rPr>
-          <w:rFonts w:ascii="Arial" w:eastAsiaTheme="minorHAnsi" w:hAnsi="Arial" w:cs="Arial"/>
-          <w:sz w:val="28"/>
-          <w:szCs w:val="28"/>
-          <w:lang w:eastAsia="en-US"/>
-        </w:rPr>
-        <w:t>to</w:t>
-      </w:r>
-      <w:proofErr w:type="spellEnd"/>
-      <w:r>
-        <w:rPr>
-          <w:rFonts w:ascii="Arial" w:eastAsiaTheme="minorHAnsi" w:hAnsi="Arial" w:cs="Arial"/>
-          <w:sz w:val="28"/>
-          <w:szCs w:val="28"/>
-          <w:lang w:eastAsia="en-US"/>
-        </w:rPr>
-        <w:t xml:space="preserve"> </w:t>
-      </w:r>
-      <w:proofErr w:type="spellStart"/>
-      <w:r>
-        <w:rPr>
-          <w:rFonts w:ascii="Arial" w:eastAsiaTheme="minorHAnsi" w:hAnsi="Arial" w:cs="Arial"/>
-          <w:sz w:val="28"/>
-          <w:szCs w:val="28"/>
-          <w:lang w:eastAsia="en-US"/>
-        </w:rPr>
-        <w:t>return</w:t>
-      </w:r>
-      <w:proofErr w:type="spellEnd"/>
-      <w:r>
-        <w:rPr>
-          <w:rFonts w:ascii="Arial" w:eastAsiaTheme="minorHAnsi" w:hAnsi="Arial" w:cs="Arial"/>
-          <w:sz w:val="28"/>
-          <w:szCs w:val="28"/>
-          <w:lang w:eastAsia="en-US"/>
-        </w:rPr>
-        <w:t xml:space="preserve"> </w:t>
-      </w:r>
-      <w:proofErr w:type="spellStart"/>
-      <w:r>
-        <w:rPr>
-          <w:rFonts w:ascii="Arial" w:eastAsiaTheme="minorHAnsi" w:hAnsi="Arial" w:cs="Arial"/>
-          <w:sz w:val="28"/>
-          <w:szCs w:val="28"/>
-          <w:lang w:eastAsia="en-US"/>
-        </w:rPr>
-        <w:t>to</w:t>
-      </w:r>
-      <w:proofErr w:type="spellEnd"/>
-      <w:r>
-        <w:rPr>
-          <w:rFonts w:ascii="Arial" w:eastAsiaTheme="minorHAnsi" w:hAnsi="Arial" w:cs="Arial"/>
-          <w:sz w:val="28"/>
-          <w:szCs w:val="28"/>
-          <w:lang w:eastAsia="en-US"/>
-        </w:rPr>
-        <w:t xml:space="preserve"> </w:t>
-      </w:r>
-      <w:proofErr w:type="spellStart"/>
-      <w:r>
-        <w:rPr>
-          <w:rFonts w:ascii="Arial" w:eastAsiaTheme="minorHAnsi" w:hAnsi="Arial" w:cs="Arial"/>
-          <w:sz w:val="28"/>
-          <w:szCs w:val="28"/>
-          <w:lang w:eastAsia="en-US"/>
-        </w:rPr>
-        <w:t>menu</w:t>
-      </w:r>
-      <w:proofErr w:type="spellEnd"/>
-      <w:r>
-        <w:rPr>
-          <w:rFonts w:ascii="Arial" w:eastAsiaTheme="minorHAnsi" w:hAnsi="Arial" w:cs="Arial"/>
-          <w:sz w:val="28"/>
-          <w:szCs w:val="28"/>
-          <w:lang w:eastAsia="en-US"/>
-        </w:rPr>
-        <w:t>...</w:t>
+        <w:t>Press Enter to return to menu...</w:t>
       </w:r>
       <w:r>
         <w:rPr>
@@ -2586,7 +1802,6 @@
         </w:rPr>
         <w:t>A 2. (2) a „</w:t>
       </w:r>
-      <w:proofErr w:type="spellStart"/>
       <w:r>
         <w:rPr>
           <w:rFonts w:ascii="Arial" w:hAnsi="Arial" w:cs="Arial"/>
@@ -2594,9 +1809,8 @@
           <w:sz w:val="32"/>
           <w:szCs w:val="32"/>
         </w:rPr>
-        <w:t>Loan</w:t>
-      </w:r>
-      <w:proofErr w:type="spellEnd"/>
+        <w:t>Loan a book</w:t>
+      </w:r>
       <w:r>
         <w:rPr>
           <w:rFonts w:ascii="Arial" w:hAnsi="Arial" w:cs="Arial"/>
@@ -2604,9 +1818,8 @@
           <w:sz w:val="32"/>
           <w:szCs w:val="32"/>
         </w:rPr>
-        <w:t xml:space="preserve"> a </w:t>
-      </w:r>
-      <w:proofErr w:type="spellStart"/>
+        <w:t>”</w:t>
+      </w:r>
       <w:r>
         <w:rPr>
           <w:rFonts w:ascii="Arial" w:hAnsi="Arial" w:cs="Arial"/>
@@ -2614,9 +1827,8 @@
           <w:sz w:val="32"/>
           <w:szCs w:val="32"/>
         </w:rPr>
-        <w:t>book</w:t>
-      </w:r>
-      <w:proofErr w:type="spellEnd"/>
+        <w:t xml:space="preserve"> opció</w:t>
+      </w:r>
       <w:r>
         <w:rPr>
           <w:rFonts w:ascii="Arial" w:hAnsi="Arial" w:cs="Arial"/>
@@ -2624,24 +1836,6 @@
           <w:sz w:val="32"/>
           <w:szCs w:val="32"/>
         </w:rPr>
-        <w:t>”</w:t>
-      </w:r>
-      <w:r>
-        <w:rPr>
-          <w:rFonts w:ascii="Arial" w:hAnsi="Arial" w:cs="Arial"/>
-          <w:b/>
-          <w:sz w:val="32"/>
-          <w:szCs w:val="32"/>
-        </w:rPr>
-        <w:t xml:space="preserve"> opció</w:t>
-      </w:r>
-      <w:r>
-        <w:rPr>
-          <w:rFonts w:ascii="Arial" w:hAnsi="Arial" w:cs="Arial"/>
-          <w:b/>
-          <w:sz w:val="32"/>
-          <w:szCs w:val="32"/>
-        </w:rPr>
         <w:t>.</w:t>
       </w:r>
       <w:r>
@@ -2690,25 +1884,7 @@
           <w:sz w:val="32"/>
           <w:szCs w:val="32"/>
         </w:rPr>
-        <w:t xml:space="preserve"> és a saját felhasználói azonosítóját (</w:t>
-      </w:r>
-      <w:proofErr w:type="spellStart"/>
-      <w:r>
-        <w:rPr>
-          <w:rFonts w:ascii="Arial" w:hAnsi="Arial" w:cs="Arial"/>
-          <w:sz w:val="32"/>
-          <w:szCs w:val="32"/>
-        </w:rPr>
-        <w:t>User</w:t>
-      </w:r>
-      <w:proofErr w:type="spellEnd"/>
-      <w:r>
-        <w:rPr>
-          <w:rFonts w:ascii="Arial" w:hAnsi="Arial" w:cs="Arial"/>
-          <w:sz w:val="32"/>
-          <w:szCs w:val="32"/>
-        </w:rPr>
-        <w:t xml:space="preserve"> ID).</w:t>
+        <w:t xml:space="preserve"> és a saját felhasználói azonosítóját (User ID).</w:t>
       </w:r>
     </w:p>
     <w:p>
@@ -2859,68 +2035,28 @@
           <w:szCs w:val="28"/>
           <w:lang w:eastAsia="en-US"/>
         </w:rPr>
-        <w:t xml:space="preserve">Enter </w:t>
-      </w:r>
-      <w:proofErr w:type="spellStart"/>
-      <w:r>
-        <w:rPr>
-          <w:rFonts w:ascii="Arial" w:eastAsiaTheme="minorHAnsi" w:hAnsi="Arial" w:cs="Arial"/>
-          <w:sz w:val="28"/>
-          <w:szCs w:val="28"/>
-          <w:lang w:eastAsia="en-US"/>
-        </w:rPr>
-        <w:t>Book</w:t>
-      </w:r>
-      <w:proofErr w:type="spellEnd"/>
-      <w:r>
-        <w:rPr>
-          <w:rFonts w:ascii="Arial" w:eastAsiaTheme="minorHAnsi" w:hAnsi="Arial" w:cs="Arial"/>
-          <w:sz w:val="28"/>
-          <w:szCs w:val="28"/>
-          <w:lang w:eastAsia="en-US"/>
-        </w:rPr>
-        <w:t xml:space="preserve"> ID: SF-042</w:t>
-      </w:r>
-    </w:p>
-    <w:p>
-      <w:pPr>
-        <w:pStyle w:val="HTML-kntformzott"/>
-        <w:shd w:val="clear" w:color="auto" w:fill="F6F8FA"/>
-        <w:rPr>
-          <w:rFonts w:ascii="Arial" w:eastAsiaTheme="minorHAnsi" w:hAnsi="Arial" w:cs="Arial"/>
-          <w:sz w:val="28"/>
-          <w:szCs w:val="28"/>
-          <w:lang w:eastAsia="en-US"/>
-        </w:rPr>
-      </w:pPr>
-      <w:r>
-        <w:rPr>
-          <w:rFonts w:ascii="Arial" w:eastAsiaTheme="minorHAnsi" w:hAnsi="Arial" w:cs="Arial"/>
-          <w:sz w:val="28"/>
-          <w:szCs w:val="28"/>
-          <w:lang w:eastAsia="en-US"/>
-        </w:rPr>
-        <w:t xml:space="preserve">Enter </w:t>
-      </w:r>
-      <w:proofErr w:type="spellStart"/>
-      <w:r>
-        <w:rPr>
-          <w:rFonts w:ascii="Arial" w:eastAsiaTheme="minorHAnsi" w:hAnsi="Arial" w:cs="Arial"/>
-          <w:sz w:val="28"/>
-          <w:szCs w:val="28"/>
-          <w:lang w:eastAsia="en-US"/>
-        </w:rPr>
-        <w:t>Member</w:t>
-      </w:r>
-      <w:proofErr w:type="spellEnd"/>
-      <w:r>
-        <w:rPr>
-          <w:rFonts w:ascii="Arial" w:eastAsiaTheme="minorHAnsi" w:hAnsi="Arial" w:cs="Arial"/>
-          <w:sz w:val="28"/>
-          <w:szCs w:val="28"/>
-          <w:lang w:eastAsia="en-US"/>
-        </w:rPr>
-        <w:t xml:space="preserve"> ID: 000123</w:t>
+        <w:t>Enter Book ID: SF-042</w:t>
+      </w:r>
+    </w:p>
+    <w:p>
+      <w:pPr>
+        <w:pStyle w:val="HTML-kntformzott"/>
+        <w:shd w:val="clear" w:color="auto" w:fill="F6F8FA"/>
+        <w:rPr>
+          <w:rFonts w:ascii="Arial" w:eastAsiaTheme="minorHAnsi" w:hAnsi="Arial" w:cs="Arial"/>
+          <w:sz w:val="28"/>
+          <w:szCs w:val="28"/>
+          <w:lang w:eastAsia="en-US"/>
+        </w:rPr>
+      </w:pPr>
+      <w:r>
+        <w:rPr>
+          <w:rFonts w:ascii="Arial" w:eastAsiaTheme="minorHAnsi" w:hAnsi="Arial" w:cs="Arial"/>
+          <w:sz w:val="28"/>
+          <w:szCs w:val="28"/>
+          <w:lang w:eastAsia="en-US"/>
+        </w:rPr>
+        <w:t>Enter Member ID: 000123</w:t>
       </w:r>
       <w:r>
         <w:rPr>
@@ -3011,18 +2147,147 @@
           <w:sz w:val="32"/>
           <w:szCs w:val="32"/>
         </w:rPr>
-        <w:t xml:space="preserve">Miután megadta, kiírja a kiválasztott könyv nevét (Pl.: </w:t>
-      </w:r>
-      <w:proofErr w:type="spellStart"/>
-      <w:r>
-        <w:rPr>
-          <w:rFonts w:ascii="Arial" w:hAnsi="Arial" w:cs="Arial"/>
-          <w:sz w:val="32"/>
-          <w:szCs w:val="32"/>
-        </w:rPr>
-        <w:t>Foundation</w:t>
-      </w:r>
-      <w:proofErr w:type="spellEnd"/>
+        <w:t>Miután megadta, kiírja a kiválasztott könyv nevét (Pl.: Foundation by Isaac Asimov) és a felhasználó nevét.</w:t>
+      </w:r>
+      <w:r>
+        <w:rPr>
+          <w:rFonts w:ascii="Arial" w:hAnsi="Arial" w:cs="Arial"/>
+          <w:sz w:val="32"/>
+          <w:szCs w:val="32"/>
+        </w:rPr>
+        <w:t xml:space="preserve"> (Pl.: John Doe</w:t>
+      </w:r>
+      <w:r>
+        <w:rPr>
+          <w:rFonts w:ascii="Arial" w:hAnsi="Arial" w:cs="Arial"/>
+          <w:sz w:val="32"/>
+          <w:szCs w:val="32"/>
+        </w:rPr>
+        <w:t xml:space="preserve"> (ID: 000123)</w:t>
+      </w:r>
+      <w:r>
+        <w:rPr>
+          <w:rFonts w:ascii="Arial" w:hAnsi="Arial" w:cs="Arial"/>
+          <w:sz w:val="32"/>
+          <w:szCs w:val="32"/>
+        </w:rPr>
+        <w:t>)</w:t>
+      </w:r>
+      <w:r>
+        <w:rPr>
+          <w:rFonts w:ascii="Arial" w:hAnsi="Arial" w:cs="Arial"/>
+          <w:sz w:val="32"/>
+          <w:szCs w:val="32"/>
+        </w:rPr>
+        <w:t xml:space="preserve"> és kiírja még, hogy a felhasználó az hány könyvet kölcsönzött ki egyhuzamban.</w:t>
+      </w:r>
+    </w:p>
+    <w:p>
+      <w:pPr>
+        <w:spacing w:line="276" w:lineRule="auto"/>
+        <w:rPr>
+          <w:rFonts w:ascii="Arial" w:hAnsi="Arial" w:cs="Arial"/>
+          <w:sz w:val="32"/>
+          <w:szCs w:val="32"/>
+        </w:rPr>
+      </w:pPr>
+      <w:r>
+        <w:rPr>
+          <w:rFonts w:ascii="Arial" w:hAnsi="Arial" w:cs="Arial"/>
+          <w:sz w:val="32"/>
+          <w:szCs w:val="32"/>
+        </w:rPr>
+        <w:t xml:space="preserve">A program megjeleníti hogy az adott könyv mikor kerülne kikölcsönzésre és hogy mikorra kell vissza hozni (14 nap a kölcsönzést követően) ez alatt pedig megjeleni az alábbi felirat: „Confirm loan? (Y/N): (ide a saját Y/N)” </w:t>
+      </w:r>
+      <w:r>
+        <w:rPr>
+          <w:rFonts w:ascii="Arial" w:hAnsi="Arial" w:cs="Arial"/>
+          <w:sz w:val="32"/>
+          <w:szCs w:val="32"/>
+        </w:rPr>
+        <w:t>(Y: Igen</w:t>
+      </w:r>
+      <w:r>
+        <w:rPr>
+          <w:rFonts w:ascii="Arial" w:hAnsi="Arial" w:cs="Arial"/>
+          <w:sz w:val="32"/>
+          <w:szCs w:val="32"/>
+        </w:rPr>
+        <w:t xml:space="preserve"> (</w:t>
+      </w:r>
+      <w:r>
+        <w:rPr>
+          <w:rFonts w:ascii="Arial" w:hAnsi="Arial" w:cs="Arial"/>
+          <w:sz w:val="32"/>
+          <w:szCs w:val="32"/>
+        </w:rPr>
+        <w:t>A könyv kikölcsönzésre kerül.</w:t>
+      </w:r>
+      <w:r>
+        <w:rPr>
+          <w:rFonts w:ascii="Arial" w:hAnsi="Arial" w:cs="Arial"/>
+          <w:sz w:val="32"/>
+          <w:szCs w:val="32"/>
+        </w:rPr>
+        <w:t>)</w:t>
+      </w:r>
+      <w:r>
+        <w:rPr>
+          <w:rFonts w:ascii="Arial" w:hAnsi="Arial" w:cs="Arial"/>
+          <w:sz w:val="32"/>
+          <w:szCs w:val="32"/>
+        </w:rPr>
+        <w:t>, N: Nem</w:t>
+      </w:r>
+      <w:r>
+        <w:rPr>
+          <w:rFonts w:ascii="Arial" w:hAnsi="Arial" w:cs="Arial"/>
+          <w:sz w:val="32"/>
+          <w:szCs w:val="32"/>
+        </w:rPr>
+        <w:t xml:space="preserve"> (A program vissza lép az előző képernyőre)</w:t>
+      </w:r>
+      <w:r>
+        <w:rPr>
+          <w:rFonts w:ascii="Arial" w:hAnsi="Arial" w:cs="Arial"/>
+          <w:sz w:val="32"/>
+          <w:szCs w:val="32"/>
+        </w:rPr>
+        <w:t>)</w:t>
+      </w:r>
+      <w:r>
+        <w:rPr>
+          <w:rFonts w:ascii="Arial" w:hAnsi="Arial" w:cs="Arial"/>
+          <w:sz w:val="32"/>
+          <w:szCs w:val="32"/>
+        </w:rPr>
+        <w:t>.</w:t>
+      </w:r>
+      <w:r>
+        <w:rPr>
+          <w:rFonts w:ascii="Arial" w:hAnsi="Arial" w:cs="Arial"/>
+          <w:sz w:val="32"/>
+          <w:szCs w:val="32"/>
+        </w:rPr>
+        <w:t xml:space="preserve"> A kikölcsönzés megtörténte után az </w:t>
+      </w:r>
+      <w:r>
+        <w:rPr>
+          <w:rFonts w:ascii="Arial" w:hAnsi="Arial" w:cs="Arial"/>
+          <w:i/>
+          <w:sz w:val="32"/>
+          <w:szCs w:val="32"/>
+        </w:rPr>
+        <w:t xml:space="preserve">Enter </w:t>
+      </w:r>
+      <w:r>
+        <w:rPr>
+          <w:rFonts w:ascii="Arial" w:hAnsi="Arial" w:cs="Arial"/>
+          <w:sz w:val="32"/>
+          <w:szCs w:val="32"/>
+        </w:rPr>
+        <w:t>gomb lenyomásával tud a felhasználó visszalépni a menübe.</w:t>
+      </w:r>
       <w:r>
         <w:rPr>
           <w:rFonts w:ascii="Arial" w:hAnsi="Arial" w:cs="Arial"/>
@@ -3031,230 +2296,18 @@
         </w:rPr>
         <w:t xml:space="preserve"> </w:t>
       </w:r>
-      <w:proofErr w:type="spellStart"/>
-      <w:r>
-        <w:rPr>
-          <w:rFonts w:ascii="Arial" w:hAnsi="Arial" w:cs="Arial"/>
-          <w:sz w:val="32"/>
-          <w:szCs w:val="32"/>
-        </w:rPr>
-        <w:t>by</w:t>
-      </w:r>
-      <w:proofErr w:type="spellEnd"/>
-      <w:r>
-        <w:rPr>
-          <w:rFonts w:ascii="Arial" w:hAnsi="Arial" w:cs="Arial"/>
-          <w:sz w:val="32"/>
-          <w:szCs w:val="32"/>
-        </w:rPr>
-        <w:t xml:space="preserve"> Isaac Asimov) és a felhasználó nevét.</w:t>
-      </w:r>
-      <w:r>
-        <w:rPr>
-          <w:rFonts w:ascii="Arial" w:hAnsi="Arial" w:cs="Arial"/>
-          <w:sz w:val="32"/>
-          <w:szCs w:val="32"/>
-        </w:rPr>
-        <w:t xml:space="preserve"> (Pl.: John </w:t>
-      </w:r>
-      <w:proofErr w:type="spellStart"/>
-      <w:r>
-        <w:rPr>
-          <w:rFonts w:ascii="Arial" w:hAnsi="Arial" w:cs="Arial"/>
-          <w:sz w:val="32"/>
-          <w:szCs w:val="32"/>
-        </w:rPr>
-        <w:t>Doe</w:t>
-      </w:r>
-      <w:proofErr w:type="spellEnd"/>
-      <w:r>
-        <w:rPr>
-          <w:rFonts w:ascii="Arial" w:hAnsi="Arial" w:cs="Arial"/>
-          <w:sz w:val="32"/>
-          <w:szCs w:val="32"/>
-        </w:rPr>
-        <w:t xml:space="preserve"> (ID: 000123)</w:t>
-      </w:r>
-      <w:r>
-        <w:rPr>
-          <w:rFonts w:ascii="Arial" w:hAnsi="Arial" w:cs="Arial"/>
-          <w:sz w:val="32"/>
-          <w:szCs w:val="32"/>
-        </w:rPr>
-        <w:t>)</w:t>
-      </w:r>
-      <w:r>
-        <w:rPr>
-          <w:rFonts w:ascii="Arial" w:hAnsi="Arial" w:cs="Arial"/>
-          <w:sz w:val="32"/>
-          <w:szCs w:val="32"/>
-        </w:rPr>
-        <w:t xml:space="preserve"> és kiírja még, hogy a felhasználó az hány könyvet kölcsönzött ki egyhuzamban.</w:t>
-      </w:r>
-    </w:p>
-    <w:p>
-      <w:pPr>
-        <w:spacing w:line="276" w:lineRule="auto"/>
-        <w:rPr>
-          <w:rFonts w:ascii="Arial" w:hAnsi="Arial" w:cs="Arial"/>
-          <w:sz w:val="32"/>
-          <w:szCs w:val="32"/>
-        </w:rPr>
-      </w:pPr>
-      <w:r>
-        <w:rPr>
-          <w:rFonts w:ascii="Arial" w:hAnsi="Arial" w:cs="Arial"/>
-          <w:sz w:val="32"/>
-          <w:szCs w:val="32"/>
-        </w:rPr>
-        <w:t>A program megjeleníti hogy az adott könyv mikor kerülne kikölcsönzésre és hogy mikorra kell vissza hozni (14 nap a kölcsönzést követően) ez alatt pedig megjeleni az alábbi felirat: „</w:t>
-      </w:r>
-      <w:proofErr w:type="spellStart"/>
-      <w:r>
-        <w:rPr>
-          <w:rFonts w:ascii="Arial" w:hAnsi="Arial" w:cs="Arial"/>
-          <w:sz w:val="32"/>
-          <w:szCs w:val="32"/>
-        </w:rPr>
-        <w:t>Confirm</w:t>
-      </w:r>
-      <w:proofErr w:type="spellEnd"/>
-      <w:r>
-        <w:rPr>
-          <w:rFonts w:ascii="Arial" w:hAnsi="Arial" w:cs="Arial"/>
-          <w:sz w:val="32"/>
-          <w:szCs w:val="32"/>
-        </w:rPr>
-        <w:t xml:space="preserve"> </w:t>
-      </w:r>
-      <w:proofErr w:type="spellStart"/>
-      <w:r>
-        <w:rPr>
-          <w:rFonts w:ascii="Arial" w:hAnsi="Arial" w:cs="Arial"/>
-          <w:sz w:val="32"/>
-          <w:szCs w:val="32"/>
-        </w:rPr>
-        <w:t>loan</w:t>
-      </w:r>
-      <w:proofErr w:type="spellEnd"/>
-      <w:r>
-        <w:rPr>
-          <w:rFonts w:ascii="Arial" w:hAnsi="Arial" w:cs="Arial"/>
-          <w:sz w:val="32"/>
-          <w:szCs w:val="32"/>
-        </w:rPr>
-        <w:t xml:space="preserve">? (Y/N): (ide a saját Y/N)” </w:t>
-      </w:r>
-      <w:r>
-        <w:rPr>
-          <w:rFonts w:ascii="Arial" w:hAnsi="Arial" w:cs="Arial"/>
-          <w:sz w:val="32"/>
-          <w:szCs w:val="32"/>
-        </w:rPr>
-        <w:t>(Y: Igen</w:t>
-      </w:r>
-      <w:r>
-        <w:rPr>
-          <w:rFonts w:ascii="Arial" w:hAnsi="Arial" w:cs="Arial"/>
-          <w:sz w:val="32"/>
-          <w:szCs w:val="32"/>
-        </w:rPr>
-        <w:t xml:space="preserve"> (</w:t>
-      </w:r>
-      <w:r>
-        <w:rPr>
-          <w:rFonts w:ascii="Arial" w:hAnsi="Arial" w:cs="Arial"/>
-          <w:sz w:val="32"/>
-          <w:szCs w:val="32"/>
-        </w:rPr>
-        <w:t>A könyv kikölcsönzésre kerül.</w:t>
-      </w:r>
-      <w:r>
-        <w:rPr>
-          <w:rFonts w:ascii="Arial" w:hAnsi="Arial" w:cs="Arial"/>
-          <w:sz w:val="32"/>
-          <w:szCs w:val="32"/>
-        </w:rPr>
-        <w:t>)</w:t>
-      </w:r>
-      <w:r>
-        <w:rPr>
-          <w:rFonts w:ascii="Arial" w:hAnsi="Arial" w:cs="Arial"/>
-          <w:sz w:val="32"/>
-          <w:szCs w:val="32"/>
-        </w:rPr>
-        <w:t>, N: Nem</w:t>
-      </w:r>
-      <w:r>
-        <w:rPr>
-          <w:rFonts w:ascii="Arial" w:hAnsi="Arial" w:cs="Arial"/>
-          <w:sz w:val="32"/>
-          <w:szCs w:val="32"/>
-        </w:rPr>
-        <w:t xml:space="preserve"> (A program vissza lép az előző képernyőre)</w:t>
-      </w:r>
-      <w:r>
-        <w:rPr>
-          <w:rFonts w:ascii="Arial" w:hAnsi="Arial" w:cs="Arial"/>
-          <w:sz w:val="32"/>
-          <w:szCs w:val="32"/>
-        </w:rPr>
-        <w:t>)</w:t>
-      </w:r>
-      <w:r>
-        <w:rPr>
-          <w:rFonts w:ascii="Arial" w:hAnsi="Arial" w:cs="Arial"/>
-          <w:sz w:val="32"/>
-          <w:szCs w:val="32"/>
-        </w:rPr>
-        <w:t>.</w:t>
-      </w:r>
-      <w:r>
-        <w:rPr>
-          <w:rFonts w:ascii="Arial" w:hAnsi="Arial" w:cs="Arial"/>
-          <w:sz w:val="32"/>
-          <w:szCs w:val="32"/>
-        </w:rPr>
-        <w:t xml:space="preserve"> A kikölcsönzés megtörténte után az </w:t>
-      </w:r>
-      <w:r>
-        <w:rPr>
-          <w:rFonts w:ascii="Arial" w:hAnsi="Arial" w:cs="Arial"/>
-          <w:i/>
-          <w:sz w:val="32"/>
-          <w:szCs w:val="32"/>
-        </w:rPr>
-        <w:t xml:space="preserve">Enter </w:t>
-      </w:r>
-      <w:r>
-        <w:rPr>
-          <w:rFonts w:ascii="Arial" w:hAnsi="Arial" w:cs="Arial"/>
-          <w:sz w:val="32"/>
-          <w:szCs w:val="32"/>
-        </w:rPr>
-        <w:t>gomb lenyomásával tud a felhasználó visszalépni a menübe.</w:t>
-      </w:r>
-      <w:r>
-        <w:rPr>
-          <w:rFonts w:ascii="Arial" w:hAnsi="Arial" w:cs="Arial"/>
-          <w:sz w:val="32"/>
-          <w:szCs w:val="32"/>
-        </w:rPr>
-        <w:t xml:space="preserve"> </w:t>
-      </w:r>
-    </w:p>
-    <w:p>
-      <w:pPr>
-        <w:pStyle w:val="HTML-kntformzott"/>
-        <w:shd w:val="clear" w:color="auto" w:fill="F6F8FA"/>
-        <w:rPr>
-          <w:rFonts w:ascii="Arial" w:eastAsiaTheme="minorHAnsi" w:hAnsi="Arial" w:cs="Arial"/>
-          <w:sz w:val="28"/>
-          <w:szCs w:val="28"/>
-          <w:lang w:eastAsia="en-US"/>
-        </w:rPr>
-      </w:pPr>
-      <w:proofErr w:type="spellStart"/>
+    </w:p>
+    <w:p>
+      <w:pPr>
+        <w:pStyle w:val="HTML-kntformzott"/>
+        <w:shd w:val="clear" w:color="auto" w:fill="F6F8FA"/>
+        <w:rPr>
+          <w:rFonts w:ascii="Arial" w:eastAsiaTheme="minorHAnsi" w:hAnsi="Arial" w:cs="Arial"/>
+          <w:sz w:val="28"/>
+          <w:szCs w:val="28"/>
+          <w:lang w:eastAsia="en-US"/>
+        </w:rPr>
+      </w:pPr>
       <w:r>
         <w:rPr>
           <w:rFonts w:ascii="Arial" w:eastAsiaTheme="minorHAnsi" w:hAnsi="Arial" w:cs="Arial"/>
@@ -3263,173 +2316,61 @@
           <w:lang w:eastAsia="en-US"/>
         </w:rPr>
         <w:lastRenderedPageBreak/>
-        <w:t>Loan</w:t>
-      </w:r>
-      <w:proofErr w:type="spellEnd"/>
-      <w:r>
-        <w:rPr>
-          <w:rFonts w:ascii="Arial" w:eastAsiaTheme="minorHAnsi" w:hAnsi="Arial" w:cs="Arial"/>
-          <w:sz w:val="28"/>
-          <w:szCs w:val="28"/>
-          <w:lang w:eastAsia="en-US"/>
-        </w:rPr>
-        <w:t xml:space="preserve"> </w:t>
-      </w:r>
-      <w:proofErr w:type="spellStart"/>
-      <w:r>
-        <w:rPr>
-          <w:rFonts w:ascii="Arial" w:eastAsiaTheme="minorHAnsi" w:hAnsi="Arial" w:cs="Arial"/>
-          <w:sz w:val="28"/>
-          <w:szCs w:val="28"/>
-          <w:lang w:eastAsia="en-US"/>
-        </w:rPr>
-        <w:t>Date</w:t>
-      </w:r>
-      <w:proofErr w:type="spellEnd"/>
-      <w:r>
-        <w:rPr>
-          <w:rFonts w:ascii="Arial" w:eastAsiaTheme="minorHAnsi" w:hAnsi="Arial" w:cs="Arial"/>
-          <w:sz w:val="28"/>
-          <w:szCs w:val="28"/>
-          <w:lang w:eastAsia="en-US"/>
-        </w:rPr>
-        <w:t>: 2025-12-01</w:t>
-      </w:r>
-    </w:p>
-    <w:p>
-      <w:pPr>
-        <w:pStyle w:val="HTML-kntformzott"/>
-        <w:shd w:val="clear" w:color="auto" w:fill="F6F8FA"/>
-        <w:rPr>
-          <w:rFonts w:ascii="Arial" w:eastAsiaTheme="minorHAnsi" w:hAnsi="Arial" w:cs="Arial"/>
-          <w:sz w:val="28"/>
-          <w:szCs w:val="28"/>
-          <w:lang w:eastAsia="en-US"/>
-        </w:rPr>
-      </w:pPr>
-      <w:proofErr w:type="spellStart"/>
-      <w:r>
-        <w:rPr>
-          <w:rFonts w:ascii="Arial" w:eastAsiaTheme="minorHAnsi" w:hAnsi="Arial" w:cs="Arial"/>
-          <w:sz w:val="28"/>
-          <w:szCs w:val="28"/>
-          <w:lang w:eastAsia="en-US"/>
-        </w:rPr>
-        <w:t>Due</w:t>
-      </w:r>
-      <w:proofErr w:type="spellEnd"/>
-      <w:r>
-        <w:rPr>
-          <w:rFonts w:ascii="Arial" w:eastAsiaTheme="minorHAnsi" w:hAnsi="Arial" w:cs="Arial"/>
-          <w:sz w:val="28"/>
-          <w:szCs w:val="28"/>
-          <w:lang w:eastAsia="en-US"/>
-        </w:rPr>
-        <w:t xml:space="preserve"> </w:t>
-      </w:r>
-      <w:proofErr w:type="spellStart"/>
-      <w:r>
-        <w:rPr>
-          <w:rFonts w:ascii="Arial" w:eastAsiaTheme="minorHAnsi" w:hAnsi="Arial" w:cs="Arial"/>
-          <w:sz w:val="28"/>
-          <w:szCs w:val="28"/>
-          <w:lang w:eastAsia="en-US"/>
-        </w:rPr>
-        <w:t>Date</w:t>
-      </w:r>
-      <w:proofErr w:type="spellEnd"/>
-      <w:r>
-        <w:rPr>
-          <w:rFonts w:ascii="Arial" w:eastAsiaTheme="minorHAnsi" w:hAnsi="Arial" w:cs="Arial"/>
-          <w:sz w:val="28"/>
-          <w:szCs w:val="28"/>
-          <w:lang w:eastAsia="en-US"/>
-        </w:rPr>
-        <w:t xml:space="preserve">: 2025-12-15 (14 </w:t>
-      </w:r>
-      <w:proofErr w:type="spellStart"/>
-      <w:r>
-        <w:rPr>
-          <w:rFonts w:ascii="Arial" w:eastAsiaTheme="minorHAnsi" w:hAnsi="Arial" w:cs="Arial"/>
-          <w:sz w:val="28"/>
-          <w:szCs w:val="28"/>
-          <w:lang w:eastAsia="en-US"/>
-        </w:rPr>
-        <w:t>days</w:t>
-      </w:r>
-      <w:proofErr w:type="spellEnd"/>
-      <w:r>
-        <w:rPr>
-          <w:rFonts w:ascii="Arial" w:eastAsiaTheme="minorHAnsi" w:hAnsi="Arial" w:cs="Arial"/>
-          <w:sz w:val="28"/>
-          <w:szCs w:val="28"/>
-          <w:lang w:eastAsia="en-US"/>
-        </w:rPr>
-        <w:t>)</w:t>
-      </w:r>
-    </w:p>
-    <w:p>
-      <w:pPr>
-        <w:pStyle w:val="HTML-kntformzott"/>
-        <w:shd w:val="clear" w:color="auto" w:fill="F6F8FA"/>
-        <w:rPr>
-          <w:rFonts w:ascii="Arial" w:eastAsiaTheme="minorHAnsi" w:hAnsi="Arial" w:cs="Arial"/>
-          <w:sz w:val="28"/>
-          <w:szCs w:val="28"/>
-          <w:lang w:eastAsia="en-US"/>
-        </w:rPr>
-      </w:pPr>
-    </w:p>
-    <w:p>
-      <w:pPr>
-        <w:pStyle w:val="HTML-kntformzott"/>
-        <w:shd w:val="clear" w:color="auto" w:fill="F6F8FA"/>
-        <w:rPr>
-          <w:rFonts w:ascii="Arial" w:eastAsiaTheme="minorHAnsi" w:hAnsi="Arial" w:cs="Arial"/>
-          <w:sz w:val="28"/>
-          <w:szCs w:val="28"/>
-          <w:lang w:eastAsia="en-US"/>
-        </w:rPr>
-      </w:pPr>
-      <w:proofErr w:type="spellStart"/>
-      <w:r>
-        <w:rPr>
-          <w:rFonts w:ascii="Arial" w:eastAsiaTheme="minorHAnsi" w:hAnsi="Arial" w:cs="Arial"/>
-          <w:sz w:val="28"/>
-          <w:szCs w:val="28"/>
-          <w:lang w:eastAsia="en-US"/>
-        </w:rPr>
-        <w:t>Confirm</w:t>
-      </w:r>
-      <w:proofErr w:type="spellEnd"/>
-      <w:r>
-        <w:rPr>
-          <w:rFonts w:ascii="Arial" w:eastAsiaTheme="minorHAnsi" w:hAnsi="Arial" w:cs="Arial"/>
-          <w:sz w:val="28"/>
-          <w:szCs w:val="28"/>
-          <w:lang w:eastAsia="en-US"/>
-        </w:rPr>
-        <w:t xml:space="preserve"> </w:t>
-      </w:r>
-      <w:proofErr w:type="spellStart"/>
-      <w:r>
-        <w:rPr>
-          <w:rFonts w:ascii="Arial" w:eastAsiaTheme="minorHAnsi" w:hAnsi="Arial" w:cs="Arial"/>
-          <w:sz w:val="28"/>
-          <w:szCs w:val="28"/>
-          <w:lang w:eastAsia="en-US"/>
-        </w:rPr>
-        <w:t>loan</w:t>
-      </w:r>
-      <w:proofErr w:type="spellEnd"/>
-      <w:r>
-        <w:rPr>
-          <w:rFonts w:ascii="Arial" w:eastAsiaTheme="minorHAnsi" w:hAnsi="Arial" w:cs="Arial"/>
-          <w:sz w:val="28"/>
-          <w:szCs w:val="28"/>
-          <w:lang w:eastAsia="en-US"/>
-        </w:rPr>
-        <w:t>? (Y/N): Y</w:t>
+        <w:t>Loan Date: 2025-12-01</w:t>
+      </w:r>
+    </w:p>
+    <w:p>
+      <w:pPr>
+        <w:pStyle w:val="HTML-kntformzott"/>
+        <w:shd w:val="clear" w:color="auto" w:fill="F6F8FA"/>
+        <w:rPr>
+          <w:rFonts w:ascii="Arial" w:eastAsiaTheme="minorHAnsi" w:hAnsi="Arial" w:cs="Arial"/>
+          <w:sz w:val="28"/>
+          <w:szCs w:val="28"/>
+          <w:lang w:eastAsia="en-US"/>
+        </w:rPr>
+      </w:pPr>
+      <w:r>
+        <w:rPr>
+          <w:rFonts w:ascii="Arial" w:eastAsiaTheme="minorHAnsi" w:hAnsi="Arial" w:cs="Arial"/>
+          <w:sz w:val="28"/>
+          <w:szCs w:val="28"/>
+          <w:lang w:eastAsia="en-US"/>
+        </w:rPr>
+        <w:t>Due Date: 2025-12-15 (14 days)</w:t>
+      </w:r>
+    </w:p>
+    <w:p>
+      <w:pPr>
+        <w:pStyle w:val="HTML-kntformzott"/>
+        <w:shd w:val="clear" w:color="auto" w:fill="F6F8FA"/>
+        <w:rPr>
+          <w:rFonts w:ascii="Arial" w:eastAsiaTheme="minorHAnsi" w:hAnsi="Arial" w:cs="Arial"/>
+          <w:sz w:val="28"/>
+          <w:szCs w:val="28"/>
+          <w:lang w:eastAsia="en-US"/>
+        </w:rPr>
+      </w:pPr>
+    </w:p>
+    <w:p>
+      <w:pPr>
+        <w:pStyle w:val="HTML-kntformzott"/>
+        <w:shd w:val="clear" w:color="auto" w:fill="F6F8FA"/>
+        <w:rPr>
+          <w:rFonts w:ascii="Arial" w:eastAsiaTheme="minorHAnsi" w:hAnsi="Arial" w:cs="Arial"/>
+          <w:sz w:val="28"/>
+          <w:szCs w:val="28"/>
+          <w:lang w:eastAsia="en-US"/>
+        </w:rPr>
+      </w:pPr>
+      <w:r>
+        <w:rPr>
+          <w:rFonts w:ascii="Arial" w:eastAsiaTheme="minorHAnsi" w:hAnsi="Arial" w:cs="Arial"/>
+          <w:sz w:val="28"/>
+          <w:szCs w:val="28"/>
+          <w:lang w:eastAsia="en-US"/>
+        </w:rPr>
+        <w:t>Confirm loan? (Y/N): Y</w:t>
       </w:r>
     </w:p>
     <w:p>
@@ -3471,67 +2412,7 @@
           <w:szCs w:val="28"/>
           <w:lang w:eastAsia="en-US"/>
         </w:rPr>
-        <w:t xml:space="preserve"> </w:t>
-      </w:r>
-      <w:proofErr w:type="spellStart"/>
-      <w:r>
-        <w:rPr>
-          <w:rFonts w:ascii="Arial" w:eastAsiaTheme="minorHAnsi" w:hAnsi="Arial" w:cs="Arial"/>
-          <w:sz w:val="28"/>
-          <w:szCs w:val="28"/>
-          <w:lang w:eastAsia="en-US"/>
-        </w:rPr>
-        <w:t>Book</w:t>
-      </w:r>
-      <w:proofErr w:type="spellEnd"/>
-      <w:r>
-        <w:rPr>
-          <w:rFonts w:ascii="Arial" w:eastAsiaTheme="minorHAnsi" w:hAnsi="Arial" w:cs="Arial"/>
-          <w:sz w:val="28"/>
-          <w:szCs w:val="28"/>
-          <w:lang w:eastAsia="en-US"/>
-        </w:rPr>
-        <w:t xml:space="preserve"> </w:t>
-      </w:r>
-      <w:proofErr w:type="spellStart"/>
-      <w:r>
-        <w:rPr>
-          <w:rFonts w:ascii="Arial" w:eastAsiaTheme="minorHAnsi" w:hAnsi="Arial" w:cs="Arial"/>
-          <w:sz w:val="28"/>
-          <w:szCs w:val="28"/>
-          <w:lang w:eastAsia="en-US"/>
-        </w:rPr>
-        <w:t>successfully</w:t>
-      </w:r>
-      <w:proofErr w:type="spellEnd"/>
-      <w:r>
-        <w:rPr>
-          <w:rFonts w:ascii="Arial" w:eastAsiaTheme="minorHAnsi" w:hAnsi="Arial" w:cs="Arial"/>
-          <w:sz w:val="28"/>
-          <w:szCs w:val="28"/>
-          <w:lang w:eastAsia="en-US"/>
-        </w:rPr>
-        <w:t xml:space="preserve"> </w:t>
-      </w:r>
-      <w:proofErr w:type="spellStart"/>
-      <w:r>
-        <w:rPr>
-          <w:rFonts w:ascii="Arial" w:eastAsiaTheme="minorHAnsi" w:hAnsi="Arial" w:cs="Arial"/>
-          <w:sz w:val="28"/>
-          <w:szCs w:val="28"/>
-          <w:lang w:eastAsia="en-US"/>
-        </w:rPr>
-        <w:t>loaned</w:t>
-      </w:r>
-      <w:proofErr w:type="spellEnd"/>
-      <w:r>
-        <w:rPr>
-          <w:rFonts w:ascii="Arial" w:eastAsiaTheme="minorHAnsi" w:hAnsi="Arial" w:cs="Arial"/>
-          <w:sz w:val="28"/>
-          <w:szCs w:val="28"/>
-          <w:lang w:eastAsia="en-US"/>
-        </w:rPr>
-        <w:t>!</w:t>
+        <w:t xml:space="preserve"> Book successfully loaned!</w:t>
       </w:r>
     </w:p>
     <w:p>
@@ -3564,87 +2445,7 @@
           <w:szCs w:val="28"/>
           <w:lang w:eastAsia="en-US"/>
         </w:rPr>
-        <w:t xml:space="preserve">Press Enter </w:t>
-      </w:r>
-      <w:proofErr w:type="spellStart"/>
-      <w:r>
-        <w:rPr>
-          <w:rFonts w:ascii="Arial" w:eastAsiaTheme="minorHAnsi" w:hAnsi="Arial" w:cs="Arial"/>
-          <w:sz w:val="28"/>
-          <w:szCs w:val="28"/>
-          <w:lang w:eastAsia="en-US"/>
-        </w:rPr>
-        <w:t>to</w:t>
-      </w:r>
-      <w:proofErr w:type="spellEnd"/>
-      <w:r>
-        <w:rPr>
-          <w:rFonts w:ascii="Arial" w:eastAsiaTheme="minorHAnsi" w:hAnsi="Arial" w:cs="Arial"/>
-          <w:sz w:val="28"/>
-          <w:szCs w:val="28"/>
-          <w:lang w:eastAsia="en-US"/>
-        </w:rPr>
-        <w:t xml:space="preserve"> </w:t>
-      </w:r>
-      <w:proofErr w:type="spellStart"/>
-      <w:r>
-        <w:rPr>
-          <w:rFonts w:ascii="Arial" w:eastAsiaTheme="minorHAnsi" w:hAnsi="Arial" w:cs="Arial"/>
-          <w:sz w:val="28"/>
-          <w:szCs w:val="28"/>
-          <w:lang w:eastAsia="en-US"/>
-        </w:rPr>
-        <w:t>return</w:t>
-      </w:r>
-      <w:proofErr w:type="spellEnd"/>
-      <w:r>
-        <w:rPr>
-          <w:rFonts w:ascii="Arial" w:eastAsiaTheme="minorHAnsi" w:hAnsi="Arial" w:cs="Arial"/>
-          <w:sz w:val="28"/>
-          <w:szCs w:val="28"/>
-          <w:lang w:eastAsia="en-US"/>
-        </w:rPr>
-        <w:t xml:space="preserve"> </w:t>
-      </w:r>
-      <w:proofErr w:type="spellStart"/>
-      <w:r>
-        <w:rPr>
-          <w:rFonts w:ascii="Arial" w:eastAsiaTheme="minorHAnsi" w:hAnsi="Arial" w:cs="Arial"/>
-          <w:sz w:val="28"/>
-          <w:szCs w:val="28"/>
-          <w:lang w:eastAsia="en-US"/>
-        </w:rPr>
-        <w:t>to</w:t>
-      </w:r>
-      <w:proofErr w:type="spellEnd"/>
-      <w:r>
-        <w:rPr>
-          <w:rFonts w:ascii="Arial" w:eastAsiaTheme="minorHAnsi" w:hAnsi="Arial" w:cs="Arial"/>
-          <w:sz w:val="28"/>
-          <w:szCs w:val="28"/>
-          <w:lang w:eastAsia="en-US"/>
-        </w:rPr>
-        <w:t xml:space="preserve"> </w:t>
-      </w:r>
-      <w:proofErr w:type="spellStart"/>
-      <w:r>
-        <w:rPr>
-          <w:rFonts w:ascii="Arial" w:eastAsiaTheme="minorHAnsi" w:hAnsi="Arial" w:cs="Arial"/>
-          <w:sz w:val="28"/>
-          <w:szCs w:val="28"/>
-          <w:lang w:eastAsia="en-US"/>
-        </w:rPr>
-        <w:t>menu</w:t>
-      </w:r>
-      <w:proofErr w:type="spellEnd"/>
-      <w:r>
-        <w:rPr>
-          <w:rFonts w:ascii="Arial" w:eastAsiaTheme="minorHAnsi" w:hAnsi="Arial" w:cs="Arial"/>
-          <w:sz w:val="28"/>
-          <w:szCs w:val="28"/>
-          <w:lang w:eastAsia="en-US"/>
-        </w:rPr>
-        <w:t>...</w:t>
+        <w:t>Press Enter to return to menu...</w:t>
       </w:r>
       <w:r>
         <w:rPr>
@@ -3718,47 +2519,7 @@
           <w:sz w:val="32"/>
           <w:szCs w:val="32"/>
         </w:rPr>
-        <w:t>A 3. (3) a „</w:t>
-      </w:r>
-      <w:proofErr w:type="spellStart"/>
-      <w:r>
-        <w:rPr>
-          <w:rFonts w:ascii="Arial" w:hAnsi="Arial" w:cs="Arial"/>
-          <w:b/>
-          <w:sz w:val="32"/>
-          <w:szCs w:val="32"/>
-        </w:rPr>
-        <w:t>Return</w:t>
-      </w:r>
-      <w:proofErr w:type="spellEnd"/>
-      <w:r>
-        <w:rPr>
-          <w:rFonts w:ascii="Arial" w:hAnsi="Arial" w:cs="Arial"/>
-          <w:b/>
-          <w:sz w:val="32"/>
-          <w:szCs w:val="32"/>
-        </w:rPr>
-        <w:t xml:space="preserve"> a </w:t>
-      </w:r>
-      <w:proofErr w:type="spellStart"/>
-      <w:r>
-        <w:rPr>
-          <w:rFonts w:ascii="Arial" w:hAnsi="Arial" w:cs="Arial"/>
-          <w:b/>
-          <w:sz w:val="32"/>
-          <w:szCs w:val="32"/>
-        </w:rPr>
-        <w:t>book</w:t>
-      </w:r>
-      <w:proofErr w:type="spellEnd"/>
-      <w:r>
-        <w:rPr>
-          <w:rFonts w:ascii="Arial" w:hAnsi="Arial" w:cs="Arial"/>
-          <w:b/>
-          <w:sz w:val="32"/>
-          <w:szCs w:val="32"/>
-        </w:rPr>
-        <w:t>” opció.</w:t>
+        <w:t>A 3. (3) a „Return a book” opció.</w:t>
       </w:r>
       <w:r>
         <w:rPr>
@@ -3774,16 +2535,7 @@
           <w:sz w:val="32"/>
           <w:szCs w:val="32"/>
         </w:rPr>
-        <w:t xml:space="preserve">Pl.: John </w:t>
-      </w:r>
-      <w:proofErr w:type="spellStart"/>
-      <w:r>
-        <w:rPr>
-          <w:rFonts w:ascii="Arial" w:hAnsi="Arial" w:cs="Arial"/>
-          <w:sz w:val="32"/>
-          <w:szCs w:val="32"/>
-        </w:rPr>
-        <w:t>D</w:t>
+        <w:t>Pl.: John D</w:t>
       </w:r>
       <w:r>
         <w:rPr>
@@ -3793,7 +2545,6 @@
         </w:rPr>
         <w:t>oe</w:t>
       </w:r>
-      <w:proofErr w:type="spellEnd"/>
       <w:r>
         <w:rPr>
           <w:rFonts w:ascii="Arial" w:hAnsi="Arial" w:cs="Arial"/>
@@ -3982,297 +2733,115 @@
           <w:szCs w:val="28"/>
           <w:lang w:eastAsia="en-US"/>
         </w:rPr>
-        <w:t xml:space="preserve">Enter </w:t>
-      </w:r>
-      <w:proofErr w:type="spellStart"/>
-      <w:r>
-        <w:rPr>
-          <w:rFonts w:ascii="Arial" w:eastAsiaTheme="minorHAnsi" w:hAnsi="Arial" w:cs="Arial"/>
-          <w:sz w:val="28"/>
-          <w:szCs w:val="28"/>
-          <w:lang w:eastAsia="en-US"/>
-        </w:rPr>
-        <w:t>Member</w:t>
-      </w:r>
-      <w:proofErr w:type="spellEnd"/>
-      <w:r>
-        <w:rPr>
-          <w:rFonts w:ascii="Arial" w:eastAsiaTheme="minorHAnsi" w:hAnsi="Arial" w:cs="Arial"/>
-          <w:sz w:val="28"/>
-          <w:szCs w:val="28"/>
-          <w:lang w:eastAsia="en-US"/>
-        </w:rPr>
-        <w:t xml:space="preserve"> ID: 000123</w:t>
-      </w:r>
-    </w:p>
-    <w:p>
-      <w:pPr>
-        <w:pStyle w:val="HTML-kntformzott"/>
-        <w:shd w:val="clear" w:color="auto" w:fill="F6F8FA"/>
-        <w:rPr>
-          <w:rFonts w:ascii="Arial" w:eastAsiaTheme="minorHAnsi" w:hAnsi="Arial" w:cs="Arial"/>
-          <w:sz w:val="28"/>
-          <w:szCs w:val="28"/>
-          <w:lang w:eastAsia="en-US"/>
-        </w:rPr>
-      </w:pPr>
-    </w:p>
-    <w:p>
-      <w:pPr>
-        <w:pStyle w:val="HTML-kntformzott"/>
-        <w:shd w:val="clear" w:color="auto" w:fill="F6F8FA"/>
-        <w:rPr>
-          <w:rFonts w:ascii="Arial" w:eastAsiaTheme="minorHAnsi" w:hAnsi="Arial" w:cs="Arial"/>
-          <w:sz w:val="28"/>
-          <w:szCs w:val="28"/>
-          <w:lang w:eastAsia="en-US"/>
-        </w:rPr>
-      </w:pPr>
-      <w:proofErr w:type="spellStart"/>
-      <w:r>
-        <w:rPr>
-          <w:rFonts w:ascii="Arial" w:eastAsiaTheme="minorHAnsi" w:hAnsi="Arial" w:cs="Arial"/>
-          <w:sz w:val="28"/>
-          <w:szCs w:val="28"/>
-          <w:lang w:eastAsia="en-US"/>
-        </w:rPr>
-        <w:t>Active</w:t>
-      </w:r>
-      <w:proofErr w:type="spellEnd"/>
-      <w:r>
-        <w:rPr>
-          <w:rFonts w:ascii="Arial" w:eastAsiaTheme="minorHAnsi" w:hAnsi="Arial" w:cs="Arial"/>
-          <w:sz w:val="28"/>
-          <w:szCs w:val="28"/>
-          <w:lang w:eastAsia="en-US"/>
-        </w:rPr>
-        <w:t xml:space="preserve"> </w:t>
-      </w:r>
-      <w:proofErr w:type="spellStart"/>
-      <w:r>
-        <w:rPr>
-          <w:rFonts w:ascii="Arial" w:eastAsiaTheme="minorHAnsi" w:hAnsi="Arial" w:cs="Arial"/>
-          <w:sz w:val="28"/>
-          <w:szCs w:val="28"/>
-          <w:lang w:eastAsia="en-US"/>
-        </w:rPr>
-        <w:t>loans</w:t>
-      </w:r>
-      <w:proofErr w:type="spellEnd"/>
-      <w:r>
-        <w:rPr>
-          <w:rFonts w:ascii="Arial" w:eastAsiaTheme="minorHAnsi" w:hAnsi="Arial" w:cs="Arial"/>
-          <w:sz w:val="28"/>
-          <w:szCs w:val="28"/>
-          <w:lang w:eastAsia="en-US"/>
-        </w:rPr>
-        <w:t xml:space="preserve"> </w:t>
-      </w:r>
-      <w:proofErr w:type="spellStart"/>
-      <w:r>
-        <w:rPr>
-          <w:rFonts w:ascii="Arial" w:eastAsiaTheme="minorHAnsi" w:hAnsi="Arial" w:cs="Arial"/>
-          <w:sz w:val="28"/>
-          <w:szCs w:val="28"/>
-          <w:lang w:eastAsia="en-US"/>
-        </w:rPr>
-        <w:t>for</w:t>
-      </w:r>
-      <w:proofErr w:type="spellEnd"/>
-      <w:r>
-        <w:rPr>
-          <w:rFonts w:ascii="Arial" w:eastAsiaTheme="minorHAnsi" w:hAnsi="Arial" w:cs="Arial"/>
-          <w:sz w:val="28"/>
-          <w:szCs w:val="28"/>
-          <w:lang w:eastAsia="en-US"/>
-        </w:rPr>
-        <w:t xml:space="preserve"> John </w:t>
-      </w:r>
-      <w:proofErr w:type="spellStart"/>
-      <w:r>
-        <w:rPr>
-          <w:rFonts w:ascii="Arial" w:eastAsiaTheme="minorHAnsi" w:hAnsi="Arial" w:cs="Arial"/>
-          <w:sz w:val="28"/>
-          <w:szCs w:val="28"/>
-          <w:lang w:eastAsia="en-US"/>
-        </w:rPr>
-        <w:t>Doe</w:t>
-      </w:r>
-      <w:proofErr w:type="spellEnd"/>
-      <w:r>
-        <w:rPr>
-          <w:rFonts w:ascii="Arial" w:eastAsiaTheme="minorHAnsi" w:hAnsi="Arial" w:cs="Arial"/>
-          <w:sz w:val="28"/>
-          <w:szCs w:val="28"/>
-          <w:lang w:eastAsia="en-US"/>
-        </w:rPr>
-        <w:t>:</w:t>
-      </w:r>
-    </w:p>
-    <w:p>
-      <w:pPr>
-        <w:pStyle w:val="HTML-kntformzott"/>
-        <w:shd w:val="clear" w:color="auto" w:fill="F6F8FA"/>
-        <w:rPr>
-          <w:rFonts w:ascii="Arial" w:eastAsiaTheme="minorHAnsi" w:hAnsi="Arial" w:cs="Arial"/>
-          <w:sz w:val="28"/>
-          <w:szCs w:val="28"/>
-          <w:lang w:eastAsia="en-US"/>
-        </w:rPr>
-      </w:pPr>
-    </w:p>
-    <w:p>
-      <w:pPr>
-        <w:pStyle w:val="HTML-kntformzott"/>
-        <w:shd w:val="clear" w:color="auto" w:fill="F6F8FA"/>
-        <w:rPr>
-          <w:rFonts w:ascii="Arial" w:eastAsiaTheme="minorHAnsi" w:hAnsi="Arial" w:cs="Arial"/>
-          <w:sz w:val="28"/>
-          <w:szCs w:val="28"/>
-          <w:lang w:eastAsia="en-US"/>
-        </w:rPr>
-      </w:pPr>
-      <w:r>
-        <w:rPr>
-          <w:rFonts w:ascii="Arial" w:eastAsiaTheme="minorHAnsi" w:hAnsi="Arial" w:cs="Arial"/>
-          <w:sz w:val="28"/>
-          <w:szCs w:val="28"/>
-          <w:lang w:eastAsia="en-US"/>
-        </w:rPr>
-        <w:t xml:space="preserve">[SF-005] </w:t>
-      </w:r>
-      <w:proofErr w:type="spellStart"/>
-      <w:r>
-        <w:rPr>
-          <w:rFonts w:ascii="Arial" w:eastAsiaTheme="minorHAnsi" w:hAnsi="Arial" w:cs="Arial"/>
-          <w:sz w:val="28"/>
-          <w:szCs w:val="28"/>
-          <w:lang w:eastAsia="en-US"/>
-        </w:rPr>
-        <w:t>Neuromancer</w:t>
-      </w:r>
-      <w:proofErr w:type="spellEnd"/>
-    </w:p>
-    <w:p>
-      <w:pPr>
-        <w:pStyle w:val="HTML-kntformzott"/>
-        <w:shd w:val="clear" w:color="auto" w:fill="F6F8FA"/>
-        <w:rPr>
-          <w:rFonts w:ascii="Arial" w:eastAsiaTheme="minorHAnsi" w:hAnsi="Arial" w:cs="Arial"/>
-          <w:sz w:val="28"/>
-          <w:szCs w:val="28"/>
-          <w:lang w:eastAsia="en-US"/>
-        </w:rPr>
-      </w:pPr>
-      <w:r>
-        <w:rPr>
-          <w:rFonts w:ascii="Arial" w:eastAsiaTheme="minorHAnsi" w:hAnsi="Arial" w:cs="Arial"/>
-          <w:sz w:val="28"/>
-          <w:szCs w:val="28"/>
-          <w:lang w:eastAsia="en-US"/>
-        </w:rPr>
-        <w:t xml:space="preserve">         </w:t>
-      </w:r>
-      <w:proofErr w:type="spellStart"/>
-      <w:r>
-        <w:rPr>
-          <w:rFonts w:ascii="Arial" w:eastAsiaTheme="minorHAnsi" w:hAnsi="Arial" w:cs="Arial"/>
-          <w:sz w:val="28"/>
-          <w:szCs w:val="28"/>
-          <w:lang w:eastAsia="en-US"/>
-        </w:rPr>
-        <w:t>Loaned</w:t>
-      </w:r>
-      <w:proofErr w:type="spellEnd"/>
-      <w:r>
-        <w:rPr>
-          <w:rFonts w:ascii="Arial" w:eastAsiaTheme="minorHAnsi" w:hAnsi="Arial" w:cs="Arial"/>
-          <w:sz w:val="28"/>
-          <w:szCs w:val="28"/>
-          <w:lang w:eastAsia="en-US"/>
-        </w:rPr>
-        <w:t xml:space="preserve">: 2025-10-15 | </w:t>
-      </w:r>
-      <w:proofErr w:type="spellStart"/>
-      <w:r>
-        <w:rPr>
-          <w:rFonts w:ascii="Arial" w:eastAsiaTheme="minorHAnsi" w:hAnsi="Arial" w:cs="Arial"/>
-          <w:sz w:val="28"/>
-          <w:szCs w:val="28"/>
-          <w:lang w:eastAsia="en-US"/>
-        </w:rPr>
-        <w:t>Due</w:t>
-      </w:r>
-      <w:proofErr w:type="spellEnd"/>
-      <w:r>
-        <w:rPr>
-          <w:rFonts w:ascii="Arial" w:eastAsiaTheme="minorHAnsi" w:hAnsi="Arial" w:cs="Arial"/>
-          <w:sz w:val="28"/>
-          <w:szCs w:val="28"/>
-          <w:lang w:eastAsia="en-US"/>
-        </w:rPr>
-        <w:t>: 2025-10-29</w:t>
-      </w:r>
-    </w:p>
-    <w:p>
-      <w:pPr>
-        <w:pStyle w:val="HTML-kntformzott"/>
-        <w:shd w:val="clear" w:color="auto" w:fill="F6F8FA"/>
-        <w:rPr>
-          <w:rFonts w:ascii="Arial" w:eastAsiaTheme="minorHAnsi" w:hAnsi="Arial" w:cs="Arial"/>
-          <w:sz w:val="28"/>
-          <w:szCs w:val="28"/>
-          <w:lang w:eastAsia="en-US"/>
-        </w:rPr>
-      </w:pPr>
-      <w:r>
-        <w:rPr>
-          <w:rFonts w:ascii="Arial" w:eastAsiaTheme="minorHAnsi" w:hAnsi="Arial" w:cs="Arial"/>
-          <w:sz w:val="28"/>
-          <w:szCs w:val="28"/>
-          <w:lang w:eastAsia="en-US"/>
-        </w:rPr>
-        <w:t xml:space="preserve">         OVERDUE: 33 </w:t>
-      </w:r>
-      <w:proofErr w:type="spellStart"/>
-      <w:r>
-        <w:rPr>
-          <w:rFonts w:ascii="Arial" w:eastAsiaTheme="minorHAnsi" w:hAnsi="Arial" w:cs="Arial"/>
-          <w:sz w:val="28"/>
-          <w:szCs w:val="28"/>
-          <w:lang w:eastAsia="en-US"/>
-        </w:rPr>
-        <w:t>days</w:t>
-      </w:r>
-      <w:proofErr w:type="spellEnd"/>
-      <w:r>
-        <w:rPr>
-          <w:rFonts w:ascii="Arial" w:eastAsiaTheme="minorHAnsi" w:hAnsi="Arial" w:cs="Arial"/>
-          <w:sz w:val="28"/>
-          <w:szCs w:val="28"/>
-          <w:lang w:eastAsia="en-US"/>
-        </w:rPr>
-        <w:t xml:space="preserve"> | </w:t>
-      </w:r>
-      <w:proofErr w:type="spellStart"/>
-      <w:r>
-        <w:rPr>
-          <w:rFonts w:ascii="Arial" w:eastAsiaTheme="minorHAnsi" w:hAnsi="Arial" w:cs="Arial"/>
-          <w:sz w:val="28"/>
-          <w:szCs w:val="28"/>
-          <w:lang w:eastAsia="en-US"/>
-        </w:rPr>
-        <w:t>Fine</w:t>
-      </w:r>
-      <w:proofErr w:type="spellEnd"/>
-      <w:r>
-        <w:rPr>
-          <w:rFonts w:ascii="Arial" w:eastAsiaTheme="minorHAnsi" w:hAnsi="Arial" w:cs="Arial"/>
-          <w:sz w:val="28"/>
-          <w:szCs w:val="28"/>
-          <w:lang w:eastAsia="en-US"/>
-        </w:rPr>
-        <w:t>: 1,650 HUF</w:t>
+        <w:t>Enter Member ID: 000123</w:t>
+      </w:r>
+    </w:p>
+    <w:p>
+      <w:pPr>
+        <w:pStyle w:val="HTML-kntformzott"/>
+        <w:shd w:val="clear" w:color="auto" w:fill="F6F8FA"/>
+        <w:rPr>
+          <w:rFonts w:ascii="Arial" w:eastAsiaTheme="minorHAnsi" w:hAnsi="Arial" w:cs="Arial"/>
+          <w:sz w:val="28"/>
+          <w:szCs w:val="28"/>
+          <w:lang w:eastAsia="en-US"/>
+        </w:rPr>
+      </w:pPr>
+    </w:p>
+    <w:p>
+      <w:pPr>
+        <w:pStyle w:val="HTML-kntformzott"/>
+        <w:shd w:val="clear" w:color="auto" w:fill="F6F8FA"/>
+        <w:rPr>
+          <w:rFonts w:ascii="Arial" w:eastAsiaTheme="minorHAnsi" w:hAnsi="Arial" w:cs="Arial"/>
+          <w:sz w:val="28"/>
+          <w:szCs w:val="28"/>
+          <w:lang w:eastAsia="en-US"/>
+        </w:rPr>
+      </w:pPr>
+      <w:r>
+        <w:rPr>
+          <w:rFonts w:ascii="Arial" w:eastAsiaTheme="minorHAnsi" w:hAnsi="Arial" w:cs="Arial"/>
+          <w:sz w:val="28"/>
+          <w:szCs w:val="28"/>
+          <w:lang w:eastAsia="en-US"/>
+        </w:rPr>
+        <w:t>Active loans for John Doe:</w:t>
+      </w:r>
+    </w:p>
+    <w:p>
+      <w:pPr>
+        <w:pStyle w:val="HTML-kntformzott"/>
+        <w:shd w:val="clear" w:color="auto" w:fill="F6F8FA"/>
+        <w:rPr>
+          <w:rFonts w:ascii="Arial" w:eastAsiaTheme="minorHAnsi" w:hAnsi="Arial" w:cs="Arial"/>
+          <w:sz w:val="28"/>
+          <w:szCs w:val="28"/>
+          <w:lang w:eastAsia="en-US"/>
+        </w:rPr>
+      </w:pPr>
+    </w:p>
+    <w:p>
+      <w:pPr>
+        <w:pStyle w:val="HTML-kntformzott"/>
+        <w:shd w:val="clear" w:color="auto" w:fill="F6F8FA"/>
+        <w:rPr>
+          <w:rFonts w:ascii="Arial" w:eastAsiaTheme="minorHAnsi" w:hAnsi="Arial" w:cs="Arial"/>
+          <w:sz w:val="28"/>
+          <w:szCs w:val="28"/>
+          <w:lang w:eastAsia="en-US"/>
+        </w:rPr>
+      </w:pPr>
+      <w:r>
+        <w:rPr>
+          <w:rFonts w:ascii="Arial" w:eastAsiaTheme="minorHAnsi" w:hAnsi="Arial" w:cs="Arial"/>
+          <w:sz w:val="28"/>
+          <w:szCs w:val="28"/>
+          <w:lang w:eastAsia="en-US"/>
+        </w:rPr>
+        <w:t>[SF-005] Neuromancer</w:t>
+      </w:r>
+    </w:p>
+    <w:p>
+      <w:pPr>
+        <w:pStyle w:val="HTML-kntformzott"/>
+        <w:shd w:val="clear" w:color="auto" w:fill="F6F8FA"/>
+        <w:rPr>
+          <w:rFonts w:ascii="Arial" w:eastAsiaTheme="minorHAnsi" w:hAnsi="Arial" w:cs="Arial"/>
+          <w:sz w:val="28"/>
+          <w:szCs w:val="28"/>
+          <w:lang w:eastAsia="en-US"/>
+        </w:rPr>
+      </w:pPr>
+      <w:r>
+        <w:rPr>
+          <w:rFonts w:ascii="Arial" w:eastAsiaTheme="minorHAnsi" w:hAnsi="Arial" w:cs="Arial"/>
+          <w:sz w:val="28"/>
+          <w:szCs w:val="28"/>
+          <w:lang w:eastAsia="en-US"/>
+        </w:rPr>
+        <w:t xml:space="preserve">         Loaned: 2025-10-15 | Due: 2025-10-29</w:t>
+      </w:r>
+    </w:p>
+    <w:p>
+      <w:pPr>
+        <w:pStyle w:val="HTML-kntformzott"/>
+        <w:shd w:val="clear" w:color="auto" w:fill="F6F8FA"/>
+        <w:rPr>
+          <w:rFonts w:ascii="Arial" w:eastAsiaTheme="minorHAnsi" w:hAnsi="Arial" w:cs="Arial"/>
+          <w:sz w:val="28"/>
+          <w:szCs w:val="28"/>
+          <w:lang w:eastAsia="en-US"/>
+        </w:rPr>
+      </w:pPr>
+      <w:r>
+        <w:rPr>
+          <w:rFonts w:ascii="Arial" w:eastAsiaTheme="minorHAnsi" w:hAnsi="Arial" w:cs="Arial"/>
+          <w:sz w:val="28"/>
+          <w:szCs w:val="28"/>
+          <w:lang w:eastAsia="en-US"/>
+        </w:rPr>
+        <w:t xml:space="preserve">         OVERDUE: 33 days | Fine: 1,650 HUF</w:t>
       </w:r>
     </w:p>
     <w:p>
@@ -4326,47 +2895,7 @@
           <w:szCs w:val="28"/>
           <w:lang w:eastAsia="en-US"/>
         </w:rPr>
-        <w:t xml:space="preserve">         </w:t>
-      </w:r>
-      <w:proofErr w:type="spellStart"/>
-      <w:r>
-        <w:rPr>
-          <w:rFonts w:ascii="Arial" w:eastAsiaTheme="minorHAnsi" w:hAnsi="Arial" w:cs="Arial"/>
-          <w:sz w:val="28"/>
-          <w:szCs w:val="28"/>
-          <w:lang w:eastAsia="en-US"/>
-        </w:rPr>
-        <w:t>Loaned</w:t>
-      </w:r>
-      <w:proofErr w:type="spellEnd"/>
-      <w:r>
-        <w:rPr>
-          <w:rFonts w:ascii="Arial" w:eastAsiaTheme="minorHAnsi" w:hAnsi="Arial" w:cs="Arial"/>
-          <w:sz w:val="28"/>
-          <w:szCs w:val="28"/>
-          <w:lang w:eastAsia="en-US"/>
-        </w:rPr>
-        <w:t xml:space="preserve">: 2025-11-20 | </w:t>
-      </w:r>
-      <w:proofErr w:type="spellStart"/>
-      <w:r>
-        <w:rPr>
-          <w:rFonts w:ascii="Arial" w:eastAsiaTheme="minorHAnsi" w:hAnsi="Arial" w:cs="Arial"/>
-          <w:sz w:val="28"/>
-          <w:szCs w:val="28"/>
-          <w:lang w:eastAsia="en-US"/>
-        </w:rPr>
-        <w:t>Due</w:t>
-      </w:r>
-      <w:proofErr w:type="spellEnd"/>
-      <w:r>
-        <w:rPr>
-          <w:rFonts w:ascii="Arial" w:eastAsiaTheme="minorHAnsi" w:hAnsi="Arial" w:cs="Arial"/>
-          <w:sz w:val="28"/>
-          <w:szCs w:val="28"/>
-          <w:lang w:eastAsia="en-US"/>
-        </w:rPr>
-        <w:t>: 2025-12-18</w:t>
+        <w:t xml:space="preserve">         Loaned: 2025-11-20 | Due: 2025-12-18</w:t>
       </w:r>
     </w:p>
     <w:p>
@@ -4405,87 +2934,7 @@
           <w:szCs w:val="28"/>
           <w:lang w:eastAsia="en-US"/>
         </w:rPr>
-        <w:t xml:space="preserve"> </w:t>
-      </w:r>
-      <w:proofErr w:type="spellStart"/>
-      <w:r>
-        <w:rPr>
-          <w:rFonts w:ascii="Arial" w:eastAsiaTheme="minorHAnsi" w:hAnsi="Arial" w:cs="Arial"/>
-          <w:sz w:val="28"/>
-          <w:szCs w:val="28"/>
-          <w:lang w:eastAsia="en-US"/>
-        </w:rPr>
-        <w:t>On</w:t>
-      </w:r>
-      <w:proofErr w:type="spellEnd"/>
-      <w:r>
-        <w:rPr>
-          <w:rFonts w:ascii="Arial" w:eastAsiaTheme="minorHAnsi" w:hAnsi="Arial" w:cs="Arial"/>
-          <w:sz w:val="28"/>
-          <w:szCs w:val="28"/>
-          <w:lang w:eastAsia="en-US"/>
-        </w:rPr>
-        <w:t xml:space="preserve"> </w:t>
-      </w:r>
-      <w:proofErr w:type="spellStart"/>
-      <w:r>
-        <w:rPr>
-          <w:rFonts w:ascii="Arial" w:eastAsiaTheme="minorHAnsi" w:hAnsi="Arial" w:cs="Arial"/>
-          <w:sz w:val="28"/>
-          <w:szCs w:val="28"/>
-          <w:lang w:eastAsia="en-US"/>
-        </w:rPr>
-        <w:t>time</w:t>
-      </w:r>
-      <w:proofErr w:type="spellEnd"/>
-      <w:r>
-        <w:rPr>
-          <w:rFonts w:ascii="Arial" w:eastAsiaTheme="minorHAnsi" w:hAnsi="Arial" w:cs="Arial"/>
-          <w:sz w:val="28"/>
-          <w:szCs w:val="28"/>
-          <w:lang w:eastAsia="en-US"/>
-        </w:rPr>
-        <w:t xml:space="preserve"> (17 </w:t>
-      </w:r>
-      <w:proofErr w:type="spellStart"/>
-      <w:r>
-        <w:rPr>
-          <w:rFonts w:ascii="Arial" w:eastAsiaTheme="minorHAnsi" w:hAnsi="Arial" w:cs="Arial"/>
-          <w:sz w:val="28"/>
-          <w:szCs w:val="28"/>
-          <w:lang w:eastAsia="en-US"/>
-        </w:rPr>
-        <w:t>days</w:t>
-      </w:r>
-      <w:proofErr w:type="spellEnd"/>
-      <w:r>
-        <w:rPr>
-          <w:rFonts w:ascii="Arial" w:eastAsiaTheme="minorHAnsi" w:hAnsi="Arial" w:cs="Arial"/>
-          <w:sz w:val="28"/>
-          <w:szCs w:val="28"/>
-          <w:lang w:eastAsia="en-US"/>
-        </w:rPr>
-        <w:t xml:space="preserve"> </w:t>
-      </w:r>
-      <w:proofErr w:type="spellStart"/>
-      <w:r>
-        <w:rPr>
-          <w:rFonts w:ascii="Arial" w:eastAsiaTheme="minorHAnsi" w:hAnsi="Arial" w:cs="Arial"/>
-          <w:sz w:val="28"/>
-          <w:szCs w:val="28"/>
-          <w:lang w:eastAsia="en-US"/>
-        </w:rPr>
-        <w:t>remaining</w:t>
-      </w:r>
-      <w:proofErr w:type="spellEnd"/>
-      <w:r>
-        <w:rPr>
-          <w:rFonts w:ascii="Arial" w:eastAsiaTheme="minorHAnsi" w:hAnsi="Arial" w:cs="Arial"/>
-          <w:sz w:val="28"/>
-          <w:szCs w:val="28"/>
-          <w:lang w:eastAsia="en-US"/>
-        </w:rPr>
-        <w:t>)</w:t>
+        <w:t xml:space="preserve"> On time (17 days remaining)</w:t>
       </w:r>
       <w:r>
         <w:rPr>
@@ -4617,67 +3066,7 @@
           <w:szCs w:val="28"/>
           <w:lang w:eastAsia="en-US"/>
         </w:rPr>
-        <w:t xml:space="preserve">Enter </w:t>
-      </w:r>
-      <w:proofErr w:type="spellStart"/>
-      <w:r>
-        <w:rPr>
-          <w:rFonts w:ascii="Arial" w:eastAsiaTheme="minorHAnsi" w:hAnsi="Arial" w:cs="Arial"/>
-          <w:sz w:val="28"/>
-          <w:szCs w:val="28"/>
-          <w:lang w:eastAsia="en-US"/>
-        </w:rPr>
-        <w:t>Book</w:t>
-      </w:r>
-      <w:proofErr w:type="spellEnd"/>
-      <w:r>
-        <w:rPr>
-          <w:rFonts w:ascii="Arial" w:eastAsiaTheme="minorHAnsi" w:hAnsi="Arial" w:cs="Arial"/>
-          <w:sz w:val="28"/>
-          <w:szCs w:val="28"/>
-          <w:lang w:eastAsia="en-US"/>
-        </w:rPr>
-        <w:t xml:space="preserve"> ID </w:t>
-      </w:r>
-      <w:proofErr w:type="spellStart"/>
-      <w:r>
-        <w:rPr>
-          <w:rFonts w:ascii="Arial" w:eastAsiaTheme="minorHAnsi" w:hAnsi="Arial" w:cs="Arial"/>
-          <w:sz w:val="28"/>
-          <w:szCs w:val="28"/>
-          <w:lang w:eastAsia="en-US"/>
-        </w:rPr>
-        <w:t>to</w:t>
-      </w:r>
-      <w:proofErr w:type="spellEnd"/>
-      <w:r>
-        <w:rPr>
-          <w:rFonts w:ascii="Arial" w:eastAsiaTheme="minorHAnsi" w:hAnsi="Arial" w:cs="Arial"/>
-          <w:sz w:val="28"/>
-          <w:szCs w:val="28"/>
-          <w:lang w:eastAsia="en-US"/>
-        </w:rPr>
-        <w:t xml:space="preserve"> </w:t>
-      </w:r>
-      <w:proofErr w:type="spellStart"/>
-      <w:r>
-        <w:rPr>
-          <w:rFonts w:ascii="Arial" w:eastAsiaTheme="minorHAnsi" w:hAnsi="Arial" w:cs="Arial"/>
-          <w:sz w:val="28"/>
-          <w:szCs w:val="28"/>
-          <w:lang w:eastAsia="en-US"/>
-        </w:rPr>
-        <w:t>return</w:t>
-      </w:r>
-      <w:proofErr w:type="spellEnd"/>
-      <w:r>
-        <w:rPr>
-          <w:rFonts w:ascii="Arial" w:eastAsiaTheme="minorHAnsi" w:hAnsi="Arial" w:cs="Arial"/>
-          <w:sz w:val="28"/>
-          <w:szCs w:val="28"/>
-          <w:lang w:eastAsia="en-US"/>
-        </w:rPr>
-        <w:t>: SF-005</w:t>
+        <w:t>Enter Book ID to return: SF-005</w:t>
       </w:r>
       <w:r>
         <w:rPr>
@@ -4783,65 +3172,29 @@
     </w:p>
     <w:p>
       <w:pPr>
-        <w:pStyle w:val="HTML-kntformzott"/>
-        <w:shd w:val="clear" w:color="auto" w:fill="F6F8FA"/>
-        <w:rPr>
-          <w:rFonts w:ascii="Arial" w:eastAsiaTheme="minorHAnsi" w:hAnsi="Arial" w:cs="Arial"/>
-          <w:sz w:val="32"/>
-          <w:szCs w:val="32"/>
-          <w:lang w:eastAsia="en-US"/>
-        </w:rPr>
-      </w:pPr>
-      <w:proofErr w:type="spellStart"/>
-      <w:r>
-        <w:rPr>
-          <w:rFonts w:ascii="Arial" w:eastAsiaTheme="minorHAnsi" w:hAnsi="Arial" w:cs="Arial"/>
-          <w:sz w:val="32"/>
-          <w:szCs w:val="32"/>
-          <w:lang w:eastAsia="en-US"/>
-        </w:rPr>
-        <w:t>Confirm</w:t>
-      </w:r>
-      <w:proofErr w:type="spellEnd"/>
-      <w:r>
-        <w:rPr>
-          <w:rFonts w:ascii="Arial" w:eastAsiaTheme="minorHAnsi" w:hAnsi="Arial" w:cs="Arial"/>
-          <w:sz w:val="32"/>
-          <w:szCs w:val="32"/>
-          <w:lang w:eastAsia="en-US"/>
-        </w:rPr>
-        <w:t xml:space="preserve"> </w:t>
-      </w:r>
-      <w:proofErr w:type="spellStart"/>
-      <w:r>
-        <w:rPr>
-          <w:rFonts w:ascii="Arial" w:eastAsiaTheme="minorHAnsi" w:hAnsi="Arial" w:cs="Arial"/>
-          <w:sz w:val="32"/>
-          <w:szCs w:val="32"/>
-          <w:lang w:eastAsia="en-US"/>
-        </w:rPr>
-        <w:t>return</w:t>
-      </w:r>
-      <w:proofErr w:type="spellEnd"/>
-      <w:r>
-        <w:rPr>
-          <w:rFonts w:ascii="Arial" w:eastAsiaTheme="minorHAnsi" w:hAnsi="Arial" w:cs="Arial"/>
-          <w:sz w:val="32"/>
-          <w:szCs w:val="32"/>
-          <w:lang w:eastAsia="en-US"/>
-        </w:rPr>
-        <w:t>? (y/n): y</w:t>
-      </w:r>
-    </w:p>
-    <w:p>
-      <w:pPr>
-        <w:pStyle w:val="HTML-kntformzott"/>
-        <w:shd w:val="clear" w:color="auto" w:fill="F6F8FA"/>
-        <w:rPr>
-          <w:rFonts w:ascii="Arial" w:eastAsiaTheme="minorHAnsi" w:hAnsi="Arial" w:cs="Arial"/>
-          <w:sz w:val="32"/>
-          <w:szCs w:val="32"/>
-          <w:lang w:eastAsia="en-US"/>
+        <w:spacing w:line="276" w:lineRule="auto"/>
+        <w:rPr>
+          <w:rFonts w:ascii="Arial" w:hAnsi="Arial" w:cs="Arial"/>
+          <w:sz w:val="32"/>
+          <w:szCs w:val="32"/>
+        </w:rPr>
+      </w:pPr>
+      <w:r>
+        <w:rPr>
+          <w:rFonts w:ascii="Arial" w:hAnsi="Arial" w:cs="Arial"/>
+          <w:sz w:val="32"/>
+          <w:szCs w:val="32"/>
+        </w:rPr>
+        <w:t>Confirm return? (y/n): y</w:t>
+      </w:r>
+    </w:p>
+    <w:p>
+      <w:pPr>
+        <w:spacing w:line="276" w:lineRule="auto"/>
+        <w:rPr>
+          <w:rFonts w:ascii="Arial" w:hAnsi="Arial" w:cs="Arial"/>
+          <w:sz w:val="32"/>
+          <w:szCs w:val="32"/>
         </w:rPr>
       </w:pPr>
     </w:p>
@@ -4872,67 +3225,7 @@
           <w:szCs w:val="32"/>
           <w:lang w:eastAsia="en-US"/>
         </w:rPr>
-        <w:t xml:space="preserve"> </w:t>
-      </w:r>
-      <w:proofErr w:type="spellStart"/>
-      <w:r>
-        <w:rPr>
-          <w:rFonts w:ascii="Arial" w:eastAsiaTheme="minorHAnsi" w:hAnsi="Arial" w:cs="Arial"/>
-          <w:sz w:val="32"/>
-          <w:szCs w:val="32"/>
-          <w:lang w:eastAsia="en-US"/>
-        </w:rPr>
-        <w:t>Book</w:t>
-      </w:r>
-      <w:proofErr w:type="spellEnd"/>
-      <w:r>
-        <w:rPr>
-          <w:rFonts w:ascii="Arial" w:eastAsiaTheme="minorHAnsi" w:hAnsi="Arial" w:cs="Arial"/>
-          <w:sz w:val="32"/>
-          <w:szCs w:val="32"/>
-          <w:lang w:eastAsia="en-US"/>
-        </w:rPr>
-        <w:t xml:space="preserve"> </w:t>
-      </w:r>
-      <w:proofErr w:type="spellStart"/>
-      <w:r>
-        <w:rPr>
-          <w:rFonts w:ascii="Arial" w:eastAsiaTheme="minorHAnsi" w:hAnsi="Arial" w:cs="Arial"/>
-          <w:sz w:val="32"/>
-          <w:szCs w:val="32"/>
-          <w:lang w:eastAsia="en-US"/>
-        </w:rPr>
-        <w:t>returned</w:t>
-      </w:r>
-      <w:proofErr w:type="spellEnd"/>
-      <w:r>
-        <w:rPr>
-          <w:rFonts w:ascii="Arial" w:eastAsiaTheme="minorHAnsi" w:hAnsi="Arial" w:cs="Arial"/>
-          <w:sz w:val="32"/>
-          <w:szCs w:val="32"/>
-          <w:lang w:eastAsia="en-US"/>
-        </w:rPr>
-        <w:t xml:space="preserve"> </w:t>
-      </w:r>
-      <w:proofErr w:type="spellStart"/>
-      <w:r>
-        <w:rPr>
-          <w:rFonts w:ascii="Arial" w:eastAsiaTheme="minorHAnsi" w:hAnsi="Arial" w:cs="Arial"/>
-          <w:sz w:val="32"/>
-          <w:szCs w:val="32"/>
-          <w:lang w:eastAsia="en-US"/>
-        </w:rPr>
-        <w:t>successfully</w:t>
-      </w:r>
-      <w:proofErr w:type="spellEnd"/>
-      <w:r>
-        <w:rPr>
-          <w:rFonts w:ascii="Arial" w:eastAsiaTheme="minorHAnsi" w:hAnsi="Arial" w:cs="Arial"/>
-          <w:sz w:val="32"/>
-          <w:szCs w:val="32"/>
-          <w:lang w:eastAsia="en-US"/>
-        </w:rPr>
-        <w:t>.</w:t>
+        <w:t xml:space="preserve"> Book returned successfully.</w:t>
       </w:r>
     </w:p>
     <w:p>
@@ -4962,47 +3255,7 @@
           <w:szCs w:val="32"/>
           <w:lang w:eastAsia="en-US"/>
         </w:rPr>
-        <w:t xml:space="preserve"> </w:t>
-      </w:r>
-      <w:proofErr w:type="spellStart"/>
-      <w:r>
-        <w:rPr>
-          <w:rFonts w:ascii="Arial" w:eastAsiaTheme="minorHAnsi" w:hAnsi="Arial" w:cs="Arial"/>
-          <w:sz w:val="32"/>
-          <w:szCs w:val="32"/>
-          <w:lang w:eastAsia="en-US"/>
-        </w:rPr>
-        <w:t>Fine</w:t>
-      </w:r>
-      <w:proofErr w:type="spellEnd"/>
-      <w:r>
-        <w:rPr>
-          <w:rFonts w:ascii="Arial" w:eastAsiaTheme="minorHAnsi" w:hAnsi="Arial" w:cs="Arial"/>
-          <w:sz w:val="32"/>
-          <w:szCs w:val="32"/>
-          <w:lang w:eastAsia="en-US"/>
-        </w:rPr>
-        <w:t xml:space="preserve"> </w:t>
-      </w:r>
-      <w:proofErr w:type="spellStart"/>
-      <w:r>
-        <w:rPr>
-          <w:rFonts w:ascii="Arial" w:eastAsiaTheme="minorHAnsi" w:hAnsi="Arial" w:cs="Arial"/>
-          <w:sz w:val="32"/>
-          <w:szCs w:val="32"/>
-          <w:lang w:eastAsia="en-US"/>
-        </w:rPr>
-        <w:t>recorded</w:t>
-      </w:r>
-      <w:proofErr w:type="spellEnd"/>
-      <w:r>
-        <w:rPr>
-          <w:rFonts w:ascii="Arial" w:eastAsiaTheme="minorHAnsi" w:hAnsi="Arial" w:cs="Arial"/>
-          <w:sz w:val="32"/>
-          <w:szCs w:val="32"/>
-          <w:lang w:eastAsia="en-US"/>
-        </w:rPr>
-        <w:t>: 1,650 HUF</w:t>
+        <w:t xml:space="preserve"> Fine recorded: 1,650 HUF</w:t>
       </w:r>
       <w:r>
         <w:rPr>
@@ -5108,18 +3361,127 @@
           <w:sz w:val="32"/>
           <w:szCs w:val="32"/>
         </w:rPr>
-        <w:t xml:space="preserve">a </w:t>
-      </w:r>
-      <w:proofErr w:type="spellStart"/>
-      <w:r>
-        <w:rPr>
-          <w:rFonts w:ascii="Arial" w:hAnsi="Arial" w:cs="Arial"/>
-          <w:sz w:val="32"/>
-          <w:szCs w:val="32"/>
-        </w:rPr>
-        <w:t>főmenübe</w:t>
-      </w:r>
-      <w:proofErr w:type="spellEnd"/>
+        <w:t>a főmenübe.</w:t>
+      </w:r>
+    </w:p>
+    <w:p>
+      <w:pPr>
+        <w:spacing w:line="276" w:lineRule="auto"/>
+        <w:rPr>
+          <w:rFonts w:ascii="Arial" w:hAnsi="Arial" w:cs="Arial"/>
+          <w:sz w:val="32"/>
+          <w:szCs w:val="32"/>
+        </w:rPr>
+      </w:pPr>
+    </w:p>
+    <w:p>
+      <w:pPr>
+        <w:spacing w:line="276" w:lineRule="auto"/>
+        <w:rPr>
+          <w:rFonts w:ascii="Arial" w:hAnsi="Arial" w:cs="Arial"/>
+          <w:sz w:val="32"/>
+          <w:szCs w:val="32"/>
+        </w:rPr>
+      </w:pPr>
+      <w:r>
+        <w:rPr>
+          <w:rFonts w:ascii="Arial" w:hAnsi="Arial" w:cs="Arial"/>
+          <w:b/>
+          <w:sz w:val="32"/>
+          <w:szCs w:val="32"/>
+        </w:rPr>
+        <w:t>A 4. (4) a „Search books”</w:t>
+      </w:r>
+      <w:r>
+        <w:rPr>
+          <w:rFonts w:ascii="Arial" w:hAnsi="Arial" w:cs="Arial"/>
+          <w:b/>
+          <w:sz w:val="32"/>
+          <w:szCs w:val="32"/>
+        </w:rPr>
+        <w:t xml:space="preserve"> opció.</w:t>
+      </w:r>
+      <w:r>
+        <w:rPr>
+          <w:rFonts w:ascii="Arial" w:hAnsi="Arial" w:cs="Arial"/>
+          <w:b/>
+          <w:sz w:val="32"/>
+          <w:szCs w:val="32"/>
+        </w:rPr>
+        <w:t xml:space="preserve"> </w:t>
+      </w:r>
+      <w:r>
+        <w:rPr>
+          <w:rFonts w:ascii="Arial" w:hAnsi="Arial" w:cs="Arial"/>
+          <w:sz w:val="32"/>
+          <w:szCs w:val="32"/>
+        </w:rPr>
+        <w:t>Három féle módon lehet könyvet keresni</w:t>
+      </w:r>
+      <w:r>
+        <w:rPr>
+          <w:rFonts w:ascii="Arial" w:hAnsi="Arial" w:cs="Arial"/>
+          <w:sz w:val="32"/>
+          <w:szCs w:val="32"/>
+        </w:rPr>
+        <w:t xml:space="preserve">: Azonosító, Cím és </w:t>
+      </w:r>
+      <w:r>
+        <w:rPr>
+          <w:rFonts w:ascii="Arial" w:hAnsi="Arial" w:cs="Arial"/>
+          <w:sz w:val="32"/>
+          <w:szCs w:val="32"/>
+        </w:rPr>
+        <w:t>S</w:t>
+      </w:r>
+      <w:r>
+        <w:rPr>
+          <w:rFonts w:ascii="Arial" w:hAnsi="Arial" w:cs="Arial"/>
+          <w:sz w:val="32"/>
+          <w:szCs w:val="32"/>
+        </w:rPr>
+        <w:t>zerző szerint</w:t>
+      </w:r>
+      <w:r>
+        <w:rPr>
+          <w:rFonts w:ascii="Arial" w:hAnsi="Arial" w:cs="Arial"/>
+          <w:sz w:val="32"/>
+          <w:szCs w:val="32"/>
+        </w:rPr>
+        <w:t xml:space="preserve"> (Utóbbi kettőnél nem számít a kis</w:t>
+      </w:r>
+      <w:r>
+        <w:rPr>
+          <w:rFonts w:ascii="Arial" w:hAnsi="Arial" w:cs="Arial"/>
+          <w:sz w:val="32"/>
+          <w:szCs w:val="32"/>
+        </w:rPr>
+        <w:t xml:space="preserve"> </w:t>
+      </w:r>
+      <w:r>
+        <w:rPr>
+          <w:rFonts w:ascii="Arial" w:hAnsi="Arial" w:cs="Arial"/>
+          <w:sz w:val="32"/>
+          <w:szCs w:val="32"/>
+        </w:rPr>
+        <w:t>/</w:t>
+      </w:r>
+      <w:r>
+        <w:rPr>
+          <w:rFonts w:ascii="Arial" w:hAnsi="Arial" w:cs="Arial"/>
+          <w:sz w:val="32"/>
+          <w:szCs w:val="32"/>
+        </w:rPr>
+        <w:t xml:space="preserve"> </w:t>
+      </w:r>
+      <w:r>
+        <w:rPr>
+          <w:rFonts w:ascii="Arial" w:hAnsi="Arial" w:cs="Arial"/>
+          <w:sz w:val="32"/>
+          <w:szCs w:val="32"/>
+        </w:rPr>
+        <w:t>nagybetű)</w:t>
+      </w:r>
       <w:r>
         <w:rPr>
           <w:rFonts w:ascii="Arial" w:hAnsi="Arial" w:cs="Arial"/>
@@ -5128,6 +3490,47 @@
         </w:rPr>
         <w:t>.</w:t>
       </w:r>
+      <w:r>
+        <w:rPr>
+          <w:rFonts w:ascii="Arial" w:hAnsi="Arial" w:cs="Arial"/>
+          <w:sz w:val="32"/>
+          <w:szCs w:val="32"/>
+        </w:rPr>
+        <w:t xml:space="preserve"> A keresési eredmények ugyanolyan formátumban fognak megjelenni, mi</w:t>
+      </w:r>
+      <w:r>
+        <w:rPr>
+          <w:rFonts w:ascii="Arial" w:hAnsi="Arial" w:cs="Arial"/>
+          <w:sz w:val="32"/>
+          <w:szCs w:val="32"/>
+        </w:rPr>
+        <w:t>n</w:t>
+      </w:r>
+      <w:r>
+        <w:rPr>
+          <w:rFonts w:ascii="Arial" w:hAnsi="Arial" w:cs="Arial"/>
+          <w:sz w:val="32"/>
+          <w:szCs w:val="32"/>
+        </w:rPr>
+        <w:t>t a könyvek kilistázása.</w:t>
+      </w:r>
+    </w:p>
+    <w:p>
+      <w:pPr>
+        <w:rPr>
+          <w:rFonts w:ascii="Arial" w:hAnsi="Arial" w:cs="Arial"/>
+          <w:sz w:val="32"/>
+          <w:szCs w:val="32"/>
+        </w:rPr>
+      </w:pPr>
+      <w:r>
+        <w:rPr>
+          <w:rFonts w:ascii="Arial" w:hAnsi="Arial" w:cs="Arial"/>
+          <w:sz w:val="32"/>
+          <w:szCs w:val="32"/>
+        </w:rPr>
+        <w:br w:type="page"/>
+      </w:r>
     </w:p>
     <w:p>
       <w:pPr>
@@ -5138,6 +3541,487 @@
           <w:szCs w:val="32"/>
         </w:rPr>
       </w:pPr>
+      <w:r>
+        <w:rPr>
+          <w:rFonts w:ascii="Arial" w:hAnsi="Arial" w:cs="Arial"/>
+          <w:b/>
+          <w:sz w:val="32"/>
+          <w:szCs w:val="32"/>
+        </w:rPr>
+        <w:lastRenderedPageBreak/>
+        <w:t>Az 5. (5)</w:t>
+      </w:r>
+      <w:r>
+        <w:rPr>
+          <w:rFonts w:ascii="Arial" w:hAnsi="Arial" w:cs="Arial"/>
+          <w:b/>
+          <w:sz w:val="32"/>
+          <w:szCs w:val="32"/>
+        </w:rPr>
+        <w:t xml:space="preserve"> a „</w:t>
+      </w:r>
+      <w:r>
+        <w:rPr>
+          <w:rFonts w:ascii="Arial" w:hAnsi="Arial" w:cs="Arial"/>
+          <w:b/>
+          <w:sz w:val="32"/>
+          <w:szCs w:val="32"/>
+        </w:rPr>
+        <w:t>Li</w:t>
+      </w:r>
+      <w:r>
+        <w:rPr>
+          <w:rFonts w:ascii="Arial" w:hAnsi="Arial" w:cs="Arial"/>
+          <w:b/>
+          <w:sz w:val="32"/>
+          <w:szCs w:val="32"/>
+        </w:rPr>
+        <w:t>st all fines</w:t>
+      </w:r>
+      <w:r>
+        <w:rPr>
+          <w:rFonts w:ascii="Arial" w:hAnsi="Arial" w:cs="Arial"/>
+          <w:b/>
+          <w:sz w:val="32"/>
+          <w:szCs w:val="32"/>
+        </w:rPr>
+        <w:t>”</w:t>
+      </w:r>
+      <w:r>
+        <w:rPr>
+          <w:rFonts w:ascii="Arial" w:hAnsi="Arial" w:cs="Arial"/>
+          <w:sz w:val="32"/>
+          <w:szCs w:val="32"/>
+        </w:rPr>
+        <w:t xml:space="preserve"> </w:t>
+      </w:r>
+      <w:r>
+        <w:rPr>
+          <w:rFonts w:ascii="Arial" w:hAnsi="Arial" w:cs="Arial"/>
+          <w:b/>
+          <w:bCs/>
+          <w:sz w:val="32"/>
+          <w:szCs w:val="32"/>
+        </w:rPr>
+        <w:t>opció.</w:t>
+      </w:r>
+      <w:r>
+        <w:rPr>
+          <w:rFonts w:ascii="Arial" w:hAnsi="Arial" w:cs="Arial"/>
+          <w:b/>
+          <w:bCs/>
+          <w:i/>
+          <w:iCs/>
+          <w:sz w:val="32"/>
+          <w:szCs w:val="32"/>
+        </w:rPr>
+        <w:t xml:space="preserve"> </w:t>
+      </w:r>
+      <w:r>
+        <w:rPr>
+          <w:rFonts w:ascii="Arial" w:hAnsi="Arial" w:cs="Arial"/>
+          <w:sz w:val="32"/>
+          <w:szCs w:val="32"/>
+        </w:rPr>
+        <w:t>Kiválasztás után a program kilistázza az összes jelenleg fizetetlen büntetést.</w:t>
+      </w:r>
+      <w:r>
+        <w:rPr>
+          <w:rFonts w:ascii="Arial" w:hAnsi="Arial" w:cs="Arial"/>
+          <w:sz w:val="32"/>
+          <w:szCs w:val="32"/>
+        </w:rPr>
+        <w:t xml:space="preserve"> Az „Enter” gomb megnyomásával</w:t>
+      </w:r>
+      <w:r>
+        <w:rPr>
+          <w:rFonts w:ascii="Arial" w:hAnsi="Arial" w:cs="Arial"/>
+          <w:sz w:val="32"/>
+          <w:szCs w:val="32"/>
+        </w:rPr>
+        <w:t xml:space="preserve"> lehet visszalépni a a főmenübe.</w:t>
+      </w:r>
+    </w:p>
+    <w:p>
+      <w:pPr>
+        <w:pStyle w:val="HTML-kntformzott"/>
+        <w:shd w:val="clear" w:color="auto" w:fill="F6F8FA"/>
+        <w:rPr>
+          <w:rFonts w:ascii="Arial" w:eastAsiaTheme="minorHAnsi" w:hAnsi="Arial" w:cs="Arial"/>
+          <w:sz w:val="32"/>
+          <w:szCs w:val="32"/>
+          <w:lang w:eastAsia="en-US"/>
+        </w:rPr>
+      </w:pPr>
+      <w:r>
+        <w:rPr>
+          <w:rFonts w:ascii="Arial" w:eastAsiaTheme="minorHAnsi" w:hAnsi="Arial" w:cs="Arial"/>
+          <w:sz w:val="32"/>
+          <w:szCs w:val="32"/>
+          <w:lang w:eastAsia="en-US"/>
+        </w:rPr>
+        <w:t>╔══════════════════════════════════════╗</w:t>
+      </w:r>
+    </w:p>
+    <w:p>
+      <w:pPr>
+        <w:pStyle w:val="HTML-kntformzott"/>
+        <w:shd w:val="clear" w:color="auto" w:fill="F6F8FA"/>
+        <w:rPr>
+          <w:rFonts w:ascii="Arial" w:eastAsiaTheme="minorHAnsi" w:hAnsi="Arial" w:cs="Arial"/>
+          <w:sz w:val="32"/>
+          <w:szCs w:val="32"/>
+          <w:lang w:eastAsia="en-US"/>
+        </w:rPr>
+      </w:pPr>
+      <w:r>
+        <w:rPr>
+          <w:rFonts w:ascii="Arial" w:eastAsiaTheme="minorHAnsi" w:hAnsi="Arial" w:cs="Arial"/>
+          <w:sz w:val="32"/>
+          <w:szCs w:val="32"/>
+          <w:lang w:eastAsia="en-US"/>
+        </w:rPr>
+        <w:t xml:space="preserve">║   UNPAID FINES                      </w:t>
+      </w:r>
+      <w:r>
+        <w:rPr>
+          <w:rFonts w:ascii="Arial" w:eastAsiaTheme="minorHAnsi" w:hAnsi="Arial" w:cs="Arial"/>
+          <w:sz w:val="32"/>
+          <w:szCs w:val="32"/>
+          <w:lang w:eastAsia="en-US"/>
+        </w:rPr>
+        <w:tab/>
+      </w:r>
+      <w:r>
+        <w:rPr>
+          <w:rFonts w:ascii="Arial" w:eastAsiaTheme="minorHAnsi" w:hAnsi="Arial" w:cs="Arial"/>
+          <w:sz w:val="32"/>
+          <w:szCs w:val="32"/>
+          <w:lang w:eastAsia="en-US"/>
+        </w:rPr>
+        <w:tab/>
+      </w:r>
+      <w:r>
+        <w:rPr>
+          <w:rFonts w:ascii="Arial" w:eastAsiaTheme="minorHAnsi" w:hAnsi="Arial" w:cs="Arial"/>
+          <w:sz w:val="32"/>
+          <w:szCs w:val="32"/>
+          <w:lang w:eastAsia="en-US"/>
+        </w:rPr>
+        <w:tab/>
+      </w:r>
+      <w:r>
+        <w:rPr>
+          <w:rFonts w:ascii="Arial" w:eastAsiaTheme="minorHAnsi" w:hAnsi="Arial" w:cs="Arial"/>
+          <w:sz w:val="32"/>
+          <w:szCs w:val="32"/>
+          <w:lang w:eastAsia="en-US"/>
+        </w:rPr>
+        <w:tab/>
+        <w:t xml:space="preserve">     </w:t>
+      </w:r>
+      <w:r>
+        <w:rPr>
+          <w:rFonts w:ascii="Arial" w:eastAsiaTheme="minorHAnsi" w:hAnsi="Arial" w:cs="Arial"/>
+          <w:sz w:val="32"/>
+          <w:szCs w:val="32"/>
+          <w:lang w:eastAsia="en-US"/>
+        </w:rPr>
+        <w:t xml:space="preserve"> ║</w:t>
+      </w:r>
+    </w:p>
+    <w:p>
+      <w:pPr>
+        <w:pStyle w:val="HTML-kntformzott"/>
+        <w:shd w:val="clear" w:color="auto" w:fill="F6F8FA"/>
+        <w:rPr>
+          <w:rFonts w:ascii="Arial" w:eastAsiaTheme="minorHAnsi" w:hAnsi="Arial" w:cs="Arial"/>
+          <w:sz w:val="32"/>
+          <w:szCs w:val="32"/>
+          <w:lang w:eastAsia="en-US"/>
+        </w:rPr>
+      </w:pPr>
+      <w:r>
+        <w:rPr>
+          <w:rFonts w:ascii="Arial" w:eastAsiaTheme="minorHAnsi" w:hAnsi="Arial" w:cs="Arial"/>
+          <w:sz w:val="32"/>
+          <w:szCs w:val="32"/>
+          <w:lang w:eastAsia="en-US"/>
+        </w:rPr>
+        <w:t>╚══════════════════════════════════════╝</w:t>
+      </w:r>
+    </w:p>
+    <w:p>
+      <w:pPr>
+        <w:pStyle w:val="HTML-kntformzott"/>
+        <w:shd w:val="clear" w:color="auto" w:fill="F6F8FA"/>
+        <w:rPr>
+          <w:rFonts w:ascii="Arial" w:eastAsiaTheme="minorHAnsi" w:hAnsi="Arial" w:cs="Arial"/>
+          <w:sz w:val="32"/>
+          <w:szCs w:val="32"/>
+          <w:lang w:eastAsia="en-US"/>
+        </w:rPr>
+      </w:pPr>
+    </w:p>
+    <w:p>
+      <w:pPr>
+        <w:pStyle w:val="HTML-kntformzott"/>
+        <w:shd w:val="clear" w:color="auto" w:fill="F6F8FA"/>
+        <w:rPr>
+          <w:rFonts w:ascii="Arial" w:eastAsiaTheme="minorHAnsi" w:hAnsi="Arial" w:cs="Arial"/>
+          <w:sz w:val="32"/>
+          <w:szCs w:val="32"/>
+          <w:lang w:eastAsia="en-US"/>
+        </w:rPr>
+      </w:pPr>
+      <w:r>
+        <w:rPr>
+          <w:rFonts w:ascii="Arial" w:eastAsiaTheme="minorHAnsi" w:hAnsi="Arial" w:cs="Arial"/>
+          <w:sz w:val="32"/>
+          <w:szCs w:val="32"/>
+          <w:lang w:eastAsia="en-US"/>
+        </w:rPr>
+        <w:t>Member ID   | Member Name   | Book ID   | Late    | Fine</w:t>
+      </w:r>
+    </w:p>
+    <w:p>
+      <w:pPr>
+        <w:pStyle w:val="HTML-kntformzott"/>
+        <w:shd w:val="clear" w:color="auto" w:fill="F6F8FA"/>
+        <w:rPr>
+          <w:rFonts w:ascii="Arial" w:eastAsiaTheme="minorHAnsi" w:hAnsi="Arial" w:cs="Arial"/>
+          <w:sz w:val="32"/>
+          <w:szCs w:val="32"/>
+          <w:lang w:eastAsia="en-US"/>
+        </w:rPr>
+      </w:pPr>
+      <w:r>
+        <w:rPr>
+          <w:rFonts w:ascii="Arial" w:eastAsiaTheme="minorHAnsi" w:hAnsi="Arial" w:cs="Arial"/>
+          <w:sz w:val="32"/>
+          <w:szCs w:val="32"/>
+          <w:lang w:eastAsia="en-US"/>
+        </w:rPr>
+        <w:t>------------|--------------------------|---------</w:t>
+      </w:r>
+      <w:r>
+        <w:rPr>
+          <w:rFonts w:ascii="Arial" w:eastAsiaTheme="minorHAnsi" w:hAnsi="Arial" w:cs="Arial"/>
+          <w:sz w:val="32"/>
+          <w:szCs w:val="32"/>
+          <w:lang w:eastAsia="en-US"/>
+        </w:rPr>
+        <w:t>------|----------</w:t>
+      </w:r>
+      <w:r>
+        <w:rPr>
+          <w:rFonts w:ascii="Arial" w:eastAsiaTheme="minorHAnsi" w:hAnsi="Arial" w:cs="Arial"/>
+          <w:sz w:val="32"/>
+          <w:szCs w:val="32"/>
+          <w:lang w:eastAsia="en-US"/>
+        </w:rPr>
+        <w:t>|----------</w:t>
+      </w:r>
+    </w:p>
+    <w:p>
+      <w:pPr>
+        <w:pStyle w:val="HTML-kntformzott"/>
+        <w:shd w:val="clear" w:color="auto" w:fill="F6F8FA"/>
+        <w:rPr>
+          <w:rFonts w:ascii="Arial" w:eastAsiaTheme="minorHAnsi" w:hAnsi="Arial" w:cs="Arial"/>
+          <w:sz w:val="32"/>
+          <w:szCs w:val="32"/>
+          <w:lang w:eastAsia="en-US"/>
+        </w:rPr>
+      </w:pPr>
+      <w:r>
+        <w:rPr>
+          <w:rFonts w:ascii="Arial" w:eastAsiaTheme="minorHAnsi" w:hAnsi="Arial" w:cs="Arial"/>
+          <w:sz w:val="32"/>
+          <w:szCs w:val="32"/>
+          <w:lang w:eastAsia="en-US"/>
+        </w:rPr>
+        <w:t>000123      | Kovács János  | SF-005    | 33 days | 1 650 Ft</w:t>
+      </w:r>
+    </w:p>
+    <w:p>
+      <w:pPr>
+        <w:pStyle w:val="HTML-kntformzott"/>
+        <w:shd w:val="clear" w:color="auto" w:fill="F6F8FA"/>
+        <w:rPr>
+          <w:rFonts w:ascii="Arial" w:eastAsiaTheme="minorHAnsi" w:hAnsi="Arial" w:cs="Arial"/>
+          <w:sz w:val="32"/>
+          <w:szCs w:val="32"/>
+          <w:lang w:eastAsia="en-US"/>
+        </w:rPr>
+      </w:pPr>
+      <w:r>
+        <w:rPr>
+          <w:rFonts w:ascii="Arial" w:eastAsiaTheme="minorHAnsi" w:hAnsi="Arial" w:cs="Arial"/>
+          <w:sz w:val="32"/>
+          <w:szCs w:val="32"/>
+          <w:lang w:eastAsia="en-US"/>
+        </w:rPr>
+        <w:t>000456      | Nagy Anna     | DR-012    | 12 days |   600 Ft</w:t>
+      </w:r>
+    </w:p>
+    <w:p>
+      <w:pPr>
+        <w:pStyle w:val="HTML-kntformzott"/>
+        <w:shd w:val="clear" w:color="auto" w:fill="F6F8FA"/>
+        <w:rPr>
+          <w:rFonts w:ascii="Arial" w:eastAsiaTheme="minorHAnsi" w:hAnsi="Arial" w:cs="Arial"/>
+          <w:sz w:val="32"/>
+          <w:szCs w:val="32"/>
+          <w:lang w:eastAsia="en-US"/>
+        </w:rPr>
+      </w:pPr>
+      <w:r>
+        <w:rPr>
+          <w:rFonts w:ascii="Arial" w:eastAsiaTheme="minorHAnsi" w:hAnsi="Arial" w:cs="Arial"/>
+          <w:sz w:val="32"/>
+          <w:szCs w:val="32"/>
+          <w:lang w:eastAsia="en-US"/>
+        </w:rPr>
+        <w:t>000089      | Szabó Péter   | TC-003    | 21 days | 1 050 Ft</w:t>
+      </w:r>
+    </w:p>
+    <w:p>
+      <w:pPr>
+        <w:pStyle w:val="HTML-kntformzott"/>
+        <w:shd w:val="clear" w:color="auto" w:fill="F6F8FA"/>
+        <w:rPr>
+          <w:rFonts w:ascii="Arial" w:eastAsiaTheme="minorHAnsi" w:hAnsi="Arial" w:cs="Arial"/>
+          <w:sz w:val="32"/>
+          <w:szCs w:val="32"/>
+          <w:lang w:eastAsia="en-US"/>
+        </w:rPr>
+      </w:pPr>
+      <w:r>
+        <w:rPr>
+          <w:rFonts w:ascii="Arial" w:eastAsiaTheme="minorHAnsi" w:hAnsi="Arial" w:cs="Arial"/>
+          <w:sz w:val="32"/>
+          <w:szCs w:val="32"/>
+          <w:lang w:eastAsia="en-US"/>
+        </w:rPr>
+        <w:t>000201      | Kiss Éva      | HS-008    | 5 days  |   250 Ft</w:t>
+      </w:r>
+    </w:p>
+    <w:p>
+      <w:pPr>
+        <w:pStyle w:val="HTML-kntformzott"/>
+        <w:shd w:val="clear" w:color="auto" w:fill="F6F8FA"/>
+        <w:rPr>
+          <w:rFonts w:ascii="Arial" w:eastAsiaTheme="minorHAnsi" w:hAnsi="Arial" w:cs="Arial"/>
+          <w:sz w:val="32"/>
+          <w:szCs w:val="32"/>
+          <w:lang w:eastAsia="en-US"/>
+        </w:rPr>
+      </w:pPr>
+      <w:r>
+        <w:rPr>
+          <w:rFonts w:ascii="Arial" w:eastAsiaTheme="minorHAnsi" w:hAnsi="Arial" w:cs="Arial"/>
+          <w:sz w:val="32"/>
+          <w:szCs w:val="32"/>
+          <w:lang w:eastAsia="en-US"/>
+        </w:rPr>
+        <w:t xml:space="preserve">                                        TOTAL:    | 3 550 Ft</w:t>
+      </w:r>
+    </w:p>
+    <w:p>
+      <w:pPr>
+        <w:pStyle w:val="HTML-kntformzott"/>
+        <w:shd w:val="clear" w:color="auto" w:fill="F6F8FA"/>
+        <w:rPr>
+          <w:rFonts w:ascii="Arial" w:eastAsiaTheme="minorHAnsi" w:hAnsi="Arial" w:cs="Arial"/>
+          <w:sz w:val="32"/>
+          <w:szCs w:val="32"/>
+          <w:lang w:eastAsia="en-US"/>
+        </w:rPr>
+      </w:pPr>
+    </w:p>
+    <w:p>
+      <w:pPr>
+        <w:pStyle w:val="HTML-kntformzott"/>
+        <w:shd w:val="clear" w:color="auto" w:fill="F6F8FA"/>
+        <w:rPr>
+          <w:rFonts w:ascii="Arial" w:eastAsiaTheme="minorHAnsi" w:hAnsi="Arial" w:cs="Arial"/>
+          <w:sz w:val="16"/>
+          <w:szCs w:val="16"/>
+          <w:lang w:eastAsia="en-US"/>
+        </w:rPr>
+      </w:pPr>
+      <w:r>
+        <w:rPr>
+          <w:rFonts w:ascii="Arial" w:eastAsiaTheme="minorHAnsi" w:hAnsi="Arial" w:cs="Arial"/>
+          <w:sz w:val="32"/>
+          <w:szCs w:val="32"/>
+          <w:lang w:eastAsia="en-US"/>
+        </w:rPr>
+        <w:t>Press Enter to return to menu...</w:t>
+      </w:r>
+      <w:r>
+        <w:rPr>
+          <w:rFonts w:ascii="Arial" w:eastAsiaTheme="minorHAnsi" w:hAnsi="Arial" w:cs="Arial"/>
+          <w:sz w:val="32"/>
+          <w:szCs w:val="32"/>
+          <w:lang w:eastAsia="en-US"/>
+        </w:rPr>
+        <w:tab/>
+      </w:r>
+      <w:r>
+        <w:rPr>
+          <w:rFonts w:ascii="Arial" w:eastAsiaTheme="minorHAnsi" w:hAnsi="Arial" w:cs="Arial"/>
+          <w:sz w:val="32"/>
+          <w:szCs w:val="32"/>
+          <w:lang w:eastAsia="en-US"/>
+        </w:rPr>
+        <w:tab/>
+      </w:r>
+      <w:r>
+        <w:rPr>
+          <w:rFonts w:ascii="Arial" w:eastAsiaTheme="minorHAnsi" w:hAnsi="Arial" w:cs="Arial"/>
+          <w:sz w:val="32"/>
+          <w:szCs w:val="32"/>
+          <w:lang w:eastAsia="en-US"/>
+        </w:rPr>
+        <w:tab/>
+      </w:r>
+      <w:r>
+        <w:rPr>
+          <w:rFonts w:ascii="Arial" w:eastAsiaTheme="minorHAnsi" w:hAnsi="Arial" w:cs="Arial"/>
+          <w:sz w:val="32"/>
+          <w:szCs w:val="32"/>
+          <w:lang w:eastAsia="en-US"/>
+        </w:rPr>
+        <w:tab/>
+      </w:r>
+      <w:r>
+        <w:rPr>
+          <w:rFonts w:ascii="Arial" w:eastAsiaTheme="minorHAnsi" w:hAnsi="Arial" w:cs="Arial"/>
+          <w:sz w:val="16"/>
+          <w:szCs w:val="16"/>
+          <w:lang w:eastAsia="en-US"/>
+        </w:rPr>
+        <w:t>(Szemléltető példa)</w:t>
+      </w:r>
+    </w:p>
+    <w:p>
+      <w:pPr>
+        <w:rPr>
+          <w:rFonts w:ascii="Arial" w:hAnsi="Arial" w:cs="Arial"/>
+          <w:sz w:val="32"/>
+          <w:szCs w:val="32"/>
+        </w:rPr>
+      </w:pPr>
+      <w:r>
+        <w:rPr>
+          <w:rFonts w:ascii="Arial" w:hAnsi="Arial" w:cs="Arial"/>
+          <w:sz w:val="32"/>
+          <w:szCs w:val="32"/>
+        </w:rPr>
+        <w:br w:type="page"/>
+      </w:r>
     </w:p>
     <w:p>
       <w:pPr>
@@ -5148,59 +4032,51 @@
           <w:szCs w:val="32"/>
         </w:rPr>
       </w:pPr>
+    </w:p>
+    <w:p>
+      <w:pPr>
+        <w:spacing w:line="276" w:lineRule="auto"/>
+        <w:rPr>
+          <w:rFonts w:ascii="Arial" w:hAnsi="Arial" w:cs="Arial"/>
+          <w:sz w:val="32"/>
+          <w:szCs w:val="32"/>
+        </w:rPr>
+      </w:pPr>
       <w:r>
         <w:rPr>
           <w:rFonts w:ascii="Arial" w:hAnsi="Arial" w:cs="Arial"/>
           <w:b/>
-          <w:sz w:val="32"/>
-          <w:szCs w:val="32"/>
-        </w:rPr>
-        <w:t>A 4. (4) a „</w:t>
-      </w:r>
-      <w:proofErr w:type="spellStart"/>
+          <w:bCs/>
+          <w:sz w:val="32"/>
+          <w:szCs w:val="32"/>
+        </w:rPr>
+        <w:t>A 6. (6) a „View Stati</w:t>
+      </w:r>
       <w:r>
         <w:rPr>
           <w:rFonts w:ascii="Arial" w:hAnsi="Arial" w:cs="Arial"/>
           <w:b/>
-          <w:sz w:val="32"/>
-          <w:szCs w:val="32"/>
-        </w:rPr>
-        <w:t>Search</w:t>
-      </w:r>
-      <w:proofErr w:type="spellEnd"/>
+          <w:bCs/>
+          <w:sz w:val="32"/>
+          <w:szCs w:val="32"/>
+        </w:rPr>
+        <w:t>stics</w:t>
+      </w:r>
       <w:r>
         <w:rPr>
           <w:rFonts w:ascii="Arial" w:hAnsi="Arial" w:cs="Arial"/>
           <w:b/>
-          <w:sz w:val="32"/>
-          <w:szCs w:val="32"/>
-        </w:rPr>
-        <w:t xml:space="preserve"> </w:t>
-      </w:r>
-      <w:proofErr w:type="spellStart"/>
+          <w:bCs/>
+          <w:sz w:val="32"/>
+          <w:szCs w:val="32"/>
+        </w:rPr>
+        <w:t>”</w:t>
+      </w:r>
       <w:r>
         <w:rPr>
           <w:rFonts w:ascii="Arial" w:hAnsi="Arial" w:cs="Arial"/>
           <w:b/>
-          <w:sz w:val="32"/>
-          <w:szCs w:val="32"/>
-        </w:rPr>
-        <w:t>books</w:t>
-      </w:r>
-      <w:proofErr w:type="spellEnd"/>
-      <w:r>
-        <w:rPr>
-          <w:rFonts w:ascii="Arial" w:hAnsi="Arial" w:cs="Arial"/>
-          <w:b/>
-          <w:sz w:val="32"/>
-          <w:szCs w:val="32"/>
-        </w:rPr>
-        <w:t>”</w:t>
-      </w:r>
-      <w:r>
-        <w:rPr>
-          <w:rFonts w:ascii="Arial" w:hAnsi="Arial" w:cs="Arial"/>
-          <w:b/>
+          <w:bCs/>
           <w:sz w:val="32"/>
           <w:szCs w:val="32"/>
         </w:rPr>
@@ -5209,115 +4085,10 @@
       <w:r>
         <w:rPr>
           <w:rFonts w:ascii="Arial" w:hAnsi="Arial" w:cs="Arial"/>
-          <w:b/>
-          <w:sz w:val="32"/>
-          <w:szCs w:val="32"/>
-        </w:rPr>
-        <w:t xml:space="preserve"> </w:t>
-      </w:r>
-      <w:r>
-        <w:rPr>
-          <w:rFonts w:ascii="Arial" w:hAnsi="Arial" w:cs="Arial"/>
-          <w:sz w:val="32"/>
-          <w:szCs w:val="32"/>
-        </w:rPr>
-        <w:t>Három féle módon lehet könyvet keresni</w:t>
-      </w:r>
-      <w:r>
-        <w:rPr>
-          <w:rFonts w:ascii="Arial" w:hAnsi="Arial" w:cs="Arial"/>
-          <w:sz w:val="32"/>
-          <w:szCs w:val="32"/>
-        </w:rPr>
-        <w:t xml:space="preserve">: Azonosító, Cím és </w:t>
-      </w:r>
-      <w:r>
-        <w:rPr>
-          <w:rFonts w:ascii="Arial" w:hAnsi="Arial" w:cs="Arial"/>
-          <w:sz w:val="32"/>
-          <w:szCs w:val="32"/>
-        </w:rPr>
-        <w:t>S</w:t>
-      </w:r>
-      <w:r>
-        <w:rPr>
-          <w:rFonts w:ascii="Arial" w:hAnsi="Arial" w:cs="Arial"/>
-          <w:sz w:val="32"/>
-          <w:szCs w:val="32"/>
-        </w:rPr>
-        <w:t>zerző szerint</w:t>
-      </w:r>
-      <w:r>
-        <w:rPr>
-          <w:rFonts w:ascii="Arial" w:hAnsi="Arial" w:cs="Arial"/>
-          <w:sz w:val="32"/>
-          <w:szCs w:val="32"/>
-        </w:rPr>
-        <w:t xml:space="preserve"> (Utóbbi kettőnél nem számít a kis</w:t>
-      </w:r>
-      <w:r>
-        <w:rPr>
-          <w:rFonts w:ascii="Arial" w:hAnsi="Arial" w:cs="Arial"/>
-          <w:sz w:val="32"/>
-          <w:szCs w:val="32"/>
-        </w:rPr>
-        <w:t xml:space="preserve"> </w:t>
-      </w:r>
-      <w:r>
-        <w:rPr>
-          <w:rFonts w:ascii="Arial" w:hAnsi="Arial" w:cs="Arial"/>
-          <w:sz w:val="32"/>
-          <w:szCs w:val="32"/>
-        </w:rPr>
-        <w:t>/</w:t>
-      </w:r>
-      <w:r>
-        <w:rPr>
-          <w:rFonts w:ascii="Arial" w:hAnsi="Arial" w:cs="Arial"/>
-          <w:sz w:val="32"/>
-          <w:szCs w:val="32"/>
-        </w:rPr>
-        <w:t xml:space="preserve"> </w:t>
-      </w:r>
-      <w:r>
-        <w:rPr>
-          <w:rFonts w:ascii="Arial" w:hAnsi="Arial" w:cs="Arial"/>
-          <w:sz w:val="32"/>
-          <w:szCs w:val="32"/>
-        </w:rPr>
-        <w:t>nagybetű)</w:t>
-      </w:r>
-      <w:r>
-        <w:rPr>
-          <w:rFonts w:ascii="Arial" w:hAnsi="Arial" w:cs="Arial"/>
-          <w:sz w:val="32"/>
-          <w:szCs w:val="32"/>
-        </w:rPr>
-        <w:t>.</w:t>
-      </w:r>
-      <w:r>
-        <w:rPr>
-          <w:rFonts w:ascii="Arial" w:hAnsi="Arial" w:cs="Arial"/>
-          <w:sz w:val="32"/>
-          <w:szCs w:val="32"/>
-        </w:rPr>
-        <w:t xml:space="preserve"> A keresési eredmények ugyanolyan formátumban fognak megjelenni, mi</w:t>
-      </w:r>
-      <w:r>
-        <w:rPr>
-          <w:rFonts w:ascii="Arial" w:hAnsi="Arial" w:cs="Arial"/>
-          <w:sz w:val="32"/>
-          <w:szCs w:val="32"/>
-        </w:rPr>
-        <w:t>n</w:t>
-      </w:r>
-      <w:r>
-        <w:rPr>
-          <w:rFonts w:ascii="Arial" w:hAnsi="Arial" w:cs="Arial"/>
-          <w:sz w:val="32"/>
-          <w:szCs w:val="32"/>
-        </w:rPr>
-        <w:t>t a könyvek kilistázása.</w:t>
+          <w:sz w:val="32"/>
+          <w:szCs w:val="32"/>
+        </w:rPr>
+        <w:t xml:space="preserve"> Ez az opció kiírja a legnépszerűbb könyv kategóriát és a legtöbbször késedelmesen könyvet visszahozó felhasználó nevét. Ezen kívül kiírja a könyvtár általános statisztikáit:</w:t>
       </w:r>
     </w:p>
     <w:p>
@@ -5325,108 +4096,512 @@
         <w:spacing w:line="276" w:lineRule="auto"/>
         <w:rPr>
           <w:rFonts w:ascii="Arial" w:hAnsi="Arial" w:cs="Arial"/>
-          <w:i/>
-          <w:sz w:val="32"/>
-          <w:szCs w:val="32"/>
-        </w:rPr>
-      </w:pPr>
-      <w:r>
-        <w:rPr>
-          <w:rFonts w:ascii="Arial" w:hAnsi="Arial" w:cs="Arial"/>
-          <w:b/>
-          <w:sz w:val="32"/>
-          <w:szCs w:val="32"/>
-        </w:rPr>
-        <w:t>Az 5. (5)</w:t>
-      </w:r>
-      <w:r>
-        <w:rPr>
-          <w:rFonts w:ascii="Arial" w:hAnsi="Arial" w:cs="Arial"/>
-          <w:b/>
-          <w:sz w:val="32"/>
-          <w:szCs w:val="32"/>
-        </w:rPr>
-        <w:t xml:space="preserve"> a „</w:t>
-      </w:r>
-      <w:proofErr w:type="spellStart"/>
-      <w:r>
-        <w:rPr>
-          <w:rFonts w:ascii="Arial" w:hAnsi="Arial" w:cs="Arial"/>
-          <w:b/>
-          <w:sz w:val="32"/>
-          <w:szCs w:val="32"/>
-        </w:rPr>
-        <w:t>Library</w:t>
-      </w:r>
-      <w:proofErr w:type="spellEnd"/>
-      <w:r>
-        <w:rPr>
-          <w:rFonts w:ascii="Arial" w:hAnsi="Arial" w:cs="Arial"/>
-          <w:b/>
-          <w:sz w:val="32"/>
-          <w:szCs w:val="32"/>
-        </w:rPr>
-        <w:t xml:space="preserve"> </w:t>
-      </w:r>
-      <w:proofErr w:type="spellStart"/>
-      <w:r>
-        <w:rPr>
-          <w:rFonts w:ascii="Arial" w:hAnsi="Arial" w:cs="Arial"/>
-          <w:b/>
-          <w:sz w:val="32"/>
-          <w:szCs w:val="32"/>
-        </w:rPr>
-        <w:t>S</w:t>
-      </w:r>
-      <w:r>
-        <w:rPr>
-          <w:rFonts w:ascii="Arial" w:hAnsi="Arial" w:cs="Arial"/>
-          <w:b/>
-          <w:sz w:val="32"/>
-          <w:szCs w:val="32"/>
-        </w:rPr>
-        <w:t>tatistics</w:t>
-      </w:r>
-      <w:proofErr w:type="spellEnd"/>
-      <w:r>
-        <w:rPr>
-          <w:rFonts w:ascii="Arial" w:hAnsi="Arial" w:cs="Arial"/>
-          <w:b/>
-          <w:sz w:val="32"/>
-          <w:szCs w:val="32"/>
-        </w:rPr>
-        <w:t>”</w:t>
-      </w:r>
-      <w:r>
-        <w:rPr>
-          <w:rFonts w:ascii="Arial" w:hAnsi="Arial" w:cs="Arial"/>
-          <w:sz w:val="32"/>
-          <w:szCs w:val="32"/>
-        </w:rPr>
-        <w:t xml:space="preserve"> </w:t>
-      </w:r>
-      <w:proofErr w:type="spellStart"/>
-      <w:r>
-        <w:rPr>
-          <w:rFonts w:ascii="Arial" w:hAnsi="Arial" w:cs="Arial"/>
-          <w:i/>
-          <w:sz w:val="32"/>
-          <w:szCs w:val="32"/>
-        </w:rPr>
-        <w:t>Todo</w:t>
-      </w:r>
-      <w:proofErr w:type="spellEnd"/>
-      <w:r>
-        <w:rPr>
-          <w:rFonts w:ascii="Arial" w:hAnsi="Arial" w:cs="Arial"/>
-          <w:i/>
-          <w:sz w:val="32"/>
-          <w:szCs w:val="32"/>
-        </w:rPr>
-        <w:t>: finish</w:t>
-      </w:r>
-      <w:bookmarkStart w:id="0" w:name="_GoBack"/>
-      <w:bookmarkEnd w:id="0"/>
+          <w:sz w:val="32"/>
+          <w:szCs w:val="32"/>
+        </w:rPr>
+      </w:pPr>
+      <w:r>
+        <w:rPr>
+          <w:rFonts w:ascii="Arial" w:hAnsi="Arial" w:cs="Arial"/>
+          <w:sz w:val="32"/>
+          <w:szCs w:val="32"/>
+        </w:rPr>
+        <w:t>- A jelenleg a könyvtárban lévő könyvek számát</w:t>
+      </w:r>
+    </w:p>
+    <w:p>
+      <w:pPr>
+        <w:spacing w:line="276" w:lineRule="auto"/>
+        <w:rPr>
+          <w:rFonts w:ascii="Arial" w:hAnsi="Arial" w:cs="Arial"/>
+          <w:sz w:val="32"/>
+          <w:szCs w:val="32"/>
+        </w:rPr>
+      </w:pPr>
+      <w:r>
+        <w:rPr>
+          <w:rFonts w:ascii="Arial" w:hAnsi="Arial" w:cs="Arial"/>
+          <w:sz w:val="32"/>
+          <w:szCs w:val="32"/>
+        </w:rPr>
+        <w:t>- A jelenleg kikölcsönzött könyvek számát</w:t>
+      </w:r>
+    </w:p>
+    <w:p>
+      <w:pPr>
+        <w:spacing w:line="276" w:lineRule="auto"/>
+        <w:rPr>
+          <w:rFonts w:ascii="Arial" w:hAnsi="Arial" w:cs="Arial"/>
+          <w:sz w:val="32"/>
+          <w:szCs w:val="32"/>
+        </w:rPr>
+      </w:pPr>
+      <w:r>
+        <w:rPr>
+          <w:rFonts w:ascii="Arial" w:hAnsi="Arial" w:cs="Arial"/>
+          <w:sz w:val="32"/>
+          <w:szCs w:val="32"/>
+        </w:rPr>
+        <w:t>- Az összes kifizetetlen büntetés összegét</w:t>
+      </w:r>
+    </w:p>
+    <w:p>
+      <w:pPr>
+        <w:spacing w:line="276" w:lineRule="auto"/>
+        <w:rPr>
+          <w:rFonts w:ascii="Arial" w:hAnsi="Arial" w:cs="Arial"/>
+          <w:sz w:val="32"/>
+          <w:szCs w:val="32"/>
+        </w:rPr>
+      </w:pPr>
+      <w:r>
+        <w:rPr>
+          <w:rFonts w:ascii="Arial" w:hAnsi="Arial" w:cs="Arial"/>
+          <w:sz w:val="32"/>
+          <w:szCs w:val="32"/>
+        </w:rPr>
+        <w:t>Az „Enter” gomb megnyomásával vissza lehet lépni a főmenübe.</w:t>
+      </w:r>
+    </w:p>
+    <w:p>
+      <w:pPr>
+        <w:pStyle w:val="HTML-kntformzott"/>
+        <w:shd w:val="clear" w:color="auto" w:fill="F6F8FA"/>
+        <w:rPr>
+          <w:rFonts w:ascii="Arial" w:eastAsiaTheme="minorHAnsi" w:hAnsi="Arial" w:cs="Arial"/>
+          <w:sz w:val="32"/>
+          <w:szCs w:val="32"/>
+          <w:lang w:eastAsia="en-US"/>
+        </w:rPr>
+      </w:pPr>
+      <w:r>
+        <w:rPr>
+          <w:rFonts w:ascii="Arial" w:eastAsiaTheme="minorHAnsi" w:hAnsi="Arial" w:cs="Arial"/>
+          <w:sz w:val="32"/>
+          <w:szCs w:val="32"/>
+          <w:lang w:eastAsia="en-US"/>
+        </w:rPr>
+        <w:t>╔══════════════════════════════════════╗</w:t>
+      </w:r>
+    </w:p>
+    <w:p>
+      <w:pPr>
+        <w:pStyle w:val="HTML-kntformzott"/>
+        <w:shd w:val="clear" w:color="auto" w:fill="F6F8FA"/>
+        <w:rPr>
+          <w:rFonts w:ascii="Arial" w:eastAsiaTheme="minorHAnsi" w:hAnsi="Arial" w:cs="Arial"/>
+          <w:sz w:val="32"/>
+          <w:szCs w:val="32"/>
+          <w:lang w:eastAsia="en-US"/>
+        </w:rPr>
+      </w:pPr>
+      <w:r>
+        <w:rPr>
+          <w:rFonts w:ascii="Arial" w:eastAsiaTheme="minorHAnsi" w:hAnsi="Arial" w:cs="Arial"/>
+          <w:sz w:val="32"/>
+          <w:szCs w:val="32"/>
+          <w:lang w:eastAsia="en-US"/>
+        </w:rPr>
+        <w:t xml:space="preserve">║   LIBRARY STATISTICS                 </w:t>
+      </w:r>
+      <w:r>
+        <w:rPr>
+          <w:rFonts w:ascii="Arial" w:eastAsiaTheme="minorHAnsi" w:hAnsi="Arial" w:cs="Arial"/>
+          <w:sz w:val="32"/>
+          <w:szCs w:val="32"/>
+          <w:lang w:eastAsia="en-US"/>
+        </w:rPr>
+        <w:tab/>
+      </w:r>
+      <w:r>
+        <w:rPr>
+          <w:rFonts w:ascii="Arial" w:eastAsiaTheme="minorHAnsi" w:hAnsi="Arial" w:cs="Arial"/>
+          <w:sz w:val="32"/>
+          <w:szCs w:val="32"/>
+          <w:lang w:eastAsia="en-US"/>
+        </w:rPr>
+        <w:tab/>
+      </w:r>
+      <w:r>
+        <w:rPr>
+          <w:rFonts w:ascii="Arial" w:eastAsiaTheme="minorHAnsi" w:hAnsi="Arial" w:cs="Arial"/>
+          <w:sz w:val="32"/>
+          <w:szCs w:val="32"/>
+          <w:lang w:eastAsia="en-US"/>
+        </w:rPr>
+        <w:tab/>
+      </w:r>
+      <w:r>
+        <w:rPr>
+          <w:rFonts w:ascii="Arial" w:eastAsiaTheme="minorHAnsi" w:hAnsi="Arial" w:cs="Arial"/>
+          <w:sz w:val="32"/>
+          <w:szCs w:val="32"/>
+          <w:lang w:eastAsia="en-US"/>
+        </w:rPr>
+        <w:tab/>
+        <w:t xml:space="preserve">      </w:t>
+      </w:r>
+      <w:r>
+        <w:rPr>
+          <w:rFonts w:ascii="Arial" w:eastAsiaTheme="minorHAnsi" w:hAnsi="Arial" w:cs="Arial"/>
+          <w:sz w:val="32"/>
+          <w:szCs w:val="32"/>
+          <w:lang w:eastAsia="en-US"/>
+        </w:rPr>
+        <w:t>║</w:t>
+      </w:r>
+    </w:p>
+    <w:p>
+      <w:pPr>
+        <w:pStyle w:val="HTML-kntformzott"/>
+        <w:shd w:val="clear" w:color="auto" w:fill="F6F8FA"/>
+        <w:rPr>
+          <w:rFonts w:ascii="Arial" w:eastAsiaTheme="minorHAnsi" w:hAnsi="Arial" w:cs="Arial"/>
+          <w:sz w:val="32"/>
+          <w:szCs w:val="32"/>
+          <w:lang w:eastAsia="en-US"/>
+        </w:rPr>
+      </w:pPr>
+      <w:r>
+        <w:rPr>
+          <w:rFonts w:ascii="Arial" w:eastAsiaTheme="minorHAnsi" w:hAnsi="Arial" w:cs="Arial"/>
+          <w:sz w:val="32"/>
+          <w:szCs w:val="32"/>
+          <w:lang w:eastAsia="en-US"/>
+        </w:rPr>
+        <w:t>╚══════════════════════════════════════╝</w:t>
+      </w:r>
+    </w:p>
+    <w:p>
+      <w:pPr>
+        <w:pStyle w:val="HTML-kntformzott"/>
+        <w:shd w:val="clear" w:color="auto" w:fill="F6F8FA"/>
+        <w:rPr>
+          <w:rFonts w:ascii="Arial" w:eastAsiaTheme="minorHAnsi" w:hAnsi="Arial" w:cs="Arial"/>
+          <w:sz w:val="32"/>
+          <w:szCs w:val="32"/>
+          <w:lang w:eastAsia="en-US"/>
+        </w:rPr>
+      </w:pPr>
+    </w:p>
+    <w:p>
+      <w:pPr>
+        <w:pStyle w:val="HTML-kntformzott"/>
+        <w:shd w:val="clear" w:color="auto" w:fill="F6F8FA"/>
+        <w:rPr>
+          <w:rFonts w:ascii="Arial" w:eastAsiaTheme="minorHAnsi" w:hAnsi="Arial" w:cs="Arial"/>
+          <w:sz w:val="32"/>
+          <w:szCs w:val="32"/>
+          <w:lang w:eastAsia="en-US"/>
+        </w:rPr>
+      </w:pPr>
+      <w:r>
+        <w:rPr>
+          <w:rFonts w:ascii="Segoe UI Emoji" w:eastAsiaTheme="minorHAnsi" w:hAnsi="Segoe UI Emoji" w:cs="Segoe UI Emoji"/>
+          <w:sz w:val="32"/>
+          <w:szCs w:val="32"/>
+          <w:lang w:eastAsia="en-US"/>
+        </w:rPr>
+        <w:t>📊</w:t>
+      </w:r>
+      <w:r>
+        <w:rPr>
+          <w:rFonts w:ascii="Arial" w:eastAsiaTheme="minorHAnsi" w:hAnsi="Arial" w:cs="Arial"/>
+          <w:sz w:val="32"/>
+          <w:szCs w:val="32"/>
+          <w:lang w:eastAsia="en-US"/>
+        </w:rPr>
+        <w:t xml:space="preserve"> Most Popular Category:</w:t>
+      </w:r>
+    </w:p>
+    <w:p>
+      <w:pPr>
+        <w:pStyle w:val="HTML-kntformzott"/>
+        <w:shd w:val="clear" w:color="auto" w:fill="F6F8FA"/>
+        <w:rPr>
+          <w:rFonts w:ascii="Arial" w:eastAsiaTheme="minorHAnsi" w:hAnsi="Arial" w:cs="Arial"/>
+          <w:sz w:val="32"/>
+          <w:szCs w:val="32"/>
+          <w:lang w:eastAsia="en-US"/>
+        </w:rPr>
+      </w:pPr>
+      <w:r>
+        <w:rPr>
+          <w:rFonts w:ascii="Arial" w:eastAsiaTheme="minorHAnsi" w:hAnsi="Arial" w:cs="Arial"/>
+          <w:sz w:val="32"/>
+          <w:szCs w:val="32"/>
+          <w:lang w:eastAsia="en-US"/>
+        </w:rPr>
+        <w:t xml:space="preserve">   Sci-fi (142 total loans)</w:t>
+      </w:r>
+    </w:p>
+    <w:p>
+      <w:pPr>
+        <w:pStyle w:val="HTML-kntformzott"/>
+        <w:shd w:val="clear" w:color="auto" w:fill="F6F8FA"/>
+        <w:rPr>
+          <w:rFonts w:ascii="Arial" w:eastAsiaTheme="minorHAnsi" w:hAnsi="Arial" w:cs="Arial"/>
+          <w:sz w:val="32"/>
+          <w:szCs w:val="32"/>
+          <w:lang w:eastAsia="en-US"/>
+        </w:rPr>
+      </w:pPr>
+    </w:p>
+    <w:p>
+      <w:pPr>
+        <w:pStyle w:val="HTML-kntformzott"/>
+        <w:shd w:val="clear" w:color="auto" w:fill="F6F8FA"/>
+        <w:rPr>
+          <w:rFonts w:ascii="Arial" w:eastAsiaTheme="minorHAnsi" w:hAnsi="Arial" w:cs="Arial"/>
+          <w:sz w:val="32"/>
+          <w:szCs w:val="32"/>
+          <w:lang w:eastAsia="en-US"/>
+        </w:rPr>
+      </w:pPr>
+      <w:r>
+        <w:rPr>
+          <w:rFonts w:ascii="Segoe UI Emoji" w:eastAsiaTheme="minorHAnsi" w:hAnsi="Segoe UI Emoji" w:cs="Segoe UI Emoji"/>
+          <w:sz w:val="32"/>
+          <w:szCs w:val="32"/>
+          <w:lang w:eastAsia="en-US"/>
+        </w:rPr>
+        <w:t>⏰</w:t>
+      </w:r>
+      <w:r>
+        <w:rPr>
+          <w:rFonts w:ascii="Arial" w:eastAsiaTheme="minorHAnsi" w:hAnsi="Arial" w:cs="Arial"/>
+          <w:sz w:val="32"/>
+          <w:szCs w:val="32"/>
+          <w:lang w:eastAsia="en-US"/>
+        </w:rPr>
+        <w:t xml:space="preserve"> Most Frequently Late main.model.Member:</w:t>
+      </w:r>
+    </w:p>
+    <w:p>
+      <w:pPr>
+        <w:pStyle w:val="HTML-kntformzott"/>
+        <w:shd w:val="clear" w:color="auto" w:fill="F6F8FA"/>
+        <w:rPr>
+          <w:rFonts w:ascii="Arial" w:eastAsiaTheme="minorHAnsi" w:hAnsi="Arial" w:cs="Arial"/>
+          <w:sz w:val="32"/>
+          <w:szCs w:val="32"/>
+          <w:lang w:eastAsia="en-US"/>
+        </w:rPr>
+      </w:pPr>
+      <w:r>
+        <w:rPr>
+          <w:rFonts w:ascii="Arial" w:eastAsiaTheme="minorHAnsi" w:hAnsi="Arial" w:cs="Arial"/>
+          <w:sz w:val="32"/>
+          <w:szCs w:val="32"/>
+          <w:lang w:eastAsia="en-US"/>
+        </w:rPr>
+        <w:t xml:space="preserve">   Kovács János (ID: 000123)</w:t>
+      </w:r>
+    </w:p>
+    <w:p>
+      <w:pPr>
+        <w:pStyle w:val="HTML-kntformzott"/>
+        <w:shd w:val="clear" w:color="auto" w:fill="F6F8FA"/>
+        <w:rPr>
+          <w:rFonts w:ascii="Arial" w:eastAsiaTheme="minorHAnsi" w:hAnsi="Arial" w:cs="Arial"/>
+          <w:sz w:val="32"/>
+          <w:szCs w:val="32"/>
+          <w:lang w:eastAsia="en-US"/>
+        </w:rPr>
+      </w:pPr>
+      <w:r>
+        <w:rPr>
+          <w:rFonts w:ascii="Arial" w:eastAsiaTheme="minorHAnsi" w:hAnsi="Arial" w:cs="Arial"/>
+          <w:sz w:val="32"/>
+          <w:szCs w:val="32"/>
+          <w:lang w:eastAsia="en-US"/>
+        </w:rPr>
+        <w:t xml:space="preserve">   Late returns: 8</w:t>
+      </w:r>
+    </w:p>
+    <w:p>
+      <w:pPr>
+        <w:pStyle w:val="HTML-kntformzott"/>
+        <w:shd w:val="clear" w:color="auto" w:fill="F6F8FA"/>
+        <w:rPr>
+          <w:rFonts w:ascii="Arial" w:eastAsiaTheme="minorHAnsi" w:hAnsi="Arial" w:cs="Arial"/>
+          <w:sz w:val="32"/>
+          <w:szCs w:val="32"/>
+          <w:lang w:eastAsia="en-US"/>
+        </w:rPr>
+      </w:pPr>
+    </w:p>
+    <w:p>
+      <w:pPr>
+        <w:pStyle w:val="HTML-kntformzott"/>
+        <w:shd w:val="clear" w:color="auto" w:fill="F6F8FA"/>
+        <w:rPr>
+          <w:rFonts w:ascii="Arial" w:eastAsiaTheme="minorHAnsi" w:hAnsi="Arial" w:cs="Arial"/>
+          <w:sz w:val="32"/>
+          <w:szCs w:val="32"/>
+          <w:lang w:eastAsia="en-US"/>
+        </w:rPr>
+      </w:pPr>
+      <w:r>
+        <w:rPr>
+          <w:rFonts w:ascii="MS Gothic" w:eastAsia="MS Gothic" w:hAnsi="MS Gothic" w:cs="MS Gothic" w:hint="eastAsia"/>
+          <w:sz w:val="32"/>
+          <w:szCs w:val="32"/>
+          <w:lang w:eastAsia="en-US"/>
+        </w:rPr>
+        <w:t>━━━━━━━━━━━━━━━━━━━━━━━━━━━━</w:t>
+      </w:r>
+    </w:p>
+    <w:p>
+      <w:pPr>
+        <w:pStyle w:val="HTML-kntformzott"/>
+        <w:shd w:val="clear" w:color="auto" w:fill="F6F8FA"/>
+        <w:rPr>
+          <w:rFonts w:ascii="Arial" w:eastAsiaTheme="minorHAnsi" w:hAnsi="Arial" w:cs="Arial"/>
+          <w:sz w:val="32"/>
+          <w:szCs w:val="32"/>
+          <w:lang w:eastAsia="en-US"/>
+        </w:rPr>
+      </w:pPr>
+    </w:p>
+    <w:p>
+      <w:pPr>
+        <w:pStyle w:val="HTML-kntformzott"/>
+        <w:shd w:val="clear" w:color="auto" w:fill="F6F8FA"/>
+        <w:rPr>
+          <w:rFonts w:ascii="Arial" w:eastAsiaTheme="minorHAnsi" w:hAnsi="Arial" w:cs="Arial"/>
+          <w:sz w:val="32"/>
+          <w:szCs w:val="32"/>
+          <w:lang w:eastAsia="en-US"/>
+        </w:rPr>
+      </w:pPr>
+      <w:r>
+        <w:rPr>
+          <w:rFonts w:ascii="Arial" w:eastAsiaTheme="minorHAnsi" w:hAnsi="Arial" w:cs="Arial"/>
+          <w:sz w:val="32"/>
+          <w:szCs w:val="32"/>
+          <w:lang w:eastAsia="en-US"/>
+        </w:rPr>
+        <w:t>Additional information:</w:t>
+      </w:r>
+    </w:p>
+    <w:p>
+      <w:pPr>
+        <w:pStyle w:val="HTML-kntformzott"/>
+        <w:shd w:val="clear" w:color="auto" w:fill="F6F8FA"/>
+        <w:rPr>
+          <w:rFonts w:ascii="Arial" w:eastAsiaTheme="minorHAnsi" w:hAnsi="Arial" w:cs="Arial"/>
+          <w:sz w:val="32"/>
+          <w:szCs w:val="32"/>
+          <w:lang w:eastAsia="en-US"/>
+        </w:rPr>
+      </w:pPr>
+      <w:r>
+        <w:rPr>
+          <w:rFonts w:ascii="Arial" w:eastAsiaTheme="minorHAnsi" w:hAnsi="Arial" w:cs="Arial"/>
+          <w:sz w:val="32"/>
+          <w:szCs w:val="32"/>
+          <w:lang w:eastAsia="en-US"/>
+        </w:rPr>
+        <w:t>• Total books in inventory: 50</w:t>
+      </w:r>
+    </w:p>
+    <w:p>
+      <w:pPr>
+        <w:pStyle w:val="HTML-kntformzott"/>
+        <w:shd w:val="clear" w:color="auto" w:fill="F6F8FA"/>
+        <w:rPr>
+          <w:rFonts w:ascii="Arial" w:eastAsiaTheme="minorHAnsi" w:hAnsi="Arial" w:cs="Arial"/>
+          <w:sz w:val="32"/>
+          <w:szCs w:val="32"/>
+          <w:lang w:eastAsia="en-US"/>
+        </w:rPr>
+      </w:pPr>
+      <w:r>
+        <w:rPr>
+          <w:rFonts w:ascii="Arial" w:eastAsiaTheme="minorHAnsi" w:hAnsi="Arial" w:cs="Arial"/>
+          <w:sz w:val="32"/>
+          <w:szCs w:val="32"/>
+          <w:lang w:eastAsia="en-US"/>
+        </w:rPr>
+        <w:t>• Currently loaned books: 23</w:t>
+      </w:r>
+    </w:p>
+    <w:p>
+      <w:pPr>
+        <w:pStyle w:val="HTML-kntformzott"/>
+        <w:shd w:val="clear" w:color="auto" w:fill="F6F8FA"/>
+        <w:rPr>
+          <w:rFonts w:ascii="Arial" w:eastAsiaTheme="minorHAnsi" w:hAnsi="Arial" w:cs="Arial"/>
+          <w:sz w:val="32"/>
+          <w:szCs w:val="32"/>
+          <w:lang w:eastAsia="en-US"/>
+        </w:rPr>
+      </w:pPr>
+      <w:r>
+        <w:rPr>
+          <w:rFonts w:ascii="Arial" w:eastAsiaTheme="minorHAnsi" w:hAnsi="Arial" w:cs="Arial"/>
+          <w:sz w:val="32"/>
+          <w:szCs w:val="32"/>
+          <w:lang w:eastAsia="en-US"/>
+        </w:rPr>
+        <w:t>• Total unpaid fines: 4 350 Ft</w:t>
+      </w:r>
+    </w:p>
+    <w:p>
+      <w:pPr>
+        <w:pStyle w:val="HTML-kntformzott"/>
+        <w:shd w:val="clear" w:color="auto" w:fill="F6F8FA"/>
+        <w:rPr>
+          <w:rFonts w:ascii="Arial" w:eastAsiaTheme="minorHAnsi" w:hAnsi="Arial" w:cs="Arial"/>
+          <w:sz w:val="32"/>
+          <w:szCs w:val="32"/>
+          <w:lang w:eastAsia="en-US"/>
+        </w:rPr>
+      </w:pPr>
+    </w:p>
+    <w:p>
+      <w:pPr>
+        <w:pStyle w:val="HTML-kntformzott"/>
+        <w:shd w:val="clear" w:color="auto" w:fill="F6F8FA"/>
+        <w:rPr>
+          <w:rFonts w:ascii="Arial" w:eastAsiaTheme="minorHAnsi" w:hAnsi="Arial" w:cs="Arial"/>
+          <w:sz w:val="32"/>
+          <w:szCs w:val="32"/>
+          <w:lang w:eastAsia="en-US"/>
+        </w:rPr>
+      </w:pPr>
+      <w:r>
+        <w:rPr>
+          <w:rFonts w:ascii="Arial" w:eastAsiaTheme="minorHAnsi" w:hAnsi="Arial" w:cs="Arial"/>
+          <w:sz w:val="32"/>
+          <w:szCs w:val="32"/>
+          <w:lang w:eastAsia="en-US"/>
+        </w:rPr>
+        <w:t>Press Enter to return to menu...</w:t>
+      </w:r>
+    </w:p>
+    <w:p>
+      <w:pPr>
+        <w:pStyle w:val="HTML-kntformzott"/>
+        <w:shd w:val="clear" w:color="auto" w:fill="F6F8FA"/>
+        <w:rPr>
+          <w:rFonts w:ascii="Arial" w:eastAsiaTheme="minorHAnsi" w:hAnsi="Arial" w:cs="Arial"/>
+          <w:sz w:val="32"/>
+          <w:szCs w:val="32"/>
+          <w:lang w:eastAsia="en-US"/>
+        </w:rPr>
+      </w:pPr>
+    </w:p>
+    <w:p>
+      <w:pPr>
+        <w:spacing w:line="276" w:lineRule="auto"/>
+        <w:rPr>
+          <w:rFonts w:ascii="Arial" w:hAnsi="Arial" w:cs="Arial"/>
+          <w:sz w:val="32"/>
+          <w:szCs w:val="32"/>
+        </w:rPr>
+      </w:pPr>
     </w:p>
     <w:sectPr>
       <w:footerReference w:type="default" r:id="rId10"/>
@@ -5440,7 +4615,7 @@
 </file>
 
 <file path=word/endnotes.xml><?xml version="1.0" encoding="utf-8"?>
-<w:endnotes xmlns:wpc="http://schemas.microsoft.com/office/word/2010/wordprocessingCanvas" xmlns:cx="http://schemas.microsoft.com/office/drawing/2014/chartex" xmlns:cx1="http://schemas.microsoft.com/office/drawing/2015/9/8/chartex" xmlns:cx2="http://schemas.microsoft.com/office/drawing/2015/10/21/chartex" xmlns:cx3="http://schemas.microsoft.com/office/drawing/2016/5/9/chartex" xmlns:cx4="http://schemas.microsoft.com/office/drawing/2016/5/10/chartex" xmlns:cx5="http://schemas.microsoft.com/office/drawing/2016/5/11/chartex" xmlns:cx6="http://schemas.microsoft.com/office/drawing/2016/5/12/chartex" xmlns:cx7="http://schemas.microsoft.com/office/drawing/2016/5/13/chartex" xmlns:cx8="http://schemas.microsoft.com/office/drawing/2016/5/14/chartex" xmlns:mc="http://schemas.openxmlformats.org/markup-compatibility/2006" xmlns:aink="http://schemas.microsoft.com/office/drawing/2016/ink" xmlns:am3d="http://schemas.microsoft.com/office/drawing/2017/model3d" xmlns:o="urn:schemas-microsoft-com:office:office" xmlns:r="http://schemas.openxmlformats.org/officeDocument/2006/relationships" xmlns:m="http://schemas.openxmlformats.org/officeDocument/2006/math" xmlns:v="urn:schemas-microsoft-com:vml" xmlns:wp14="http://schemas.microsoft.com/office/word/2010/wordprocessingDrawing" xmlns:wp="http://schemas.openxmlformats.org/drawingml/2006/wordprocessingDrawing" xmlns:w10="urn:schemas-microsoft-com:office:word" xmlns:w="http://schemas.openxmlformats.org/wordprocessingml/2006/main" xmlns:w14="http://schemas.microsoft.com/office/word/2010/wordml" xmlns:w15="http://schemas.microsoft.com/office/word/2012/wordml" xmlns:w16cid="http://schemas.microsoft.com/office/word/2016/wordml/cid" xmlns:w16se="http://schemas.microsoft.com/office/word/2015/wordml/symex" xmlns:wpg="http://schemas.microsoft.com/office/word/2010/wordprocessingGroup" xmlns:wpi="http://schemas.microsoft.com/office/word/2010/wordprocessingInk" xmlns:wne="http://schemas.microsoft.com/office/word/2006/wordml" xmlns:wps="http://schemas.microsoft.com/office/word/2010/wordprocessingShape" mc:Ignorable="w14 w15 w16se w16cid wp14">
+<w:endnotes xmlns:wpc="http://schemas.microsoft.com/office/word/2010/wordprocessingCanvas" xmlns:cx="http://schemas.microsoft.com/office/drawing/2014/chartex" xmlns:cx1="http://schemas.microsoft.com/office/drawing/2015/9/8/chartex" xmlns:cx2="http://schemas.microsoft.com/office/drawing/2015/10/21/chartex" xmlns:cx3="http://schemas.microsoft.com/office/drawing/2016/5/9/chartex" xmlns:cx4="http://schemas.microsoft.com/office/drawing/2016/5/10/chartex" xmlns:cx5="http://schemas.microsoft.com/office/drawing/2016/5/11/chartex" xmlns:cx6="http://schemas.microsoft.com/office/drawing/2016/5/12/chartex" xmlns:cx7="http://schemas.microsoft.com/office/drawing/2016/5/13/chartex" xmlns:cx8="http://schemas.microsoft.com/office/drawing/2016/5/14/chartex" xmlns:mc="http://schemas.openxmlformats.org/markup-compatibility/2006" xmlns:aink="http://schemas.microsoft.com/office/drawing/2016/ink" xmlns:am3d="http://schemas.microsoft.com/office/drawing/2017/model3d" xmlns:o="urn:schemas-microsoft-com:office:office" xmlns:oel="http://schemas.microsoft.com/office/2019/extlst" xmlns:r="http://schemas.openxmlformats.org/officeDocument/2006/relationships" xmlns:m="http://schemas.openxmlformats.org/officeDocument/2006/math" xmlns:v="urn:schemas-microsoft-com:vml" xmlns:wp14="http://schemas.microsoft.com/office/word/2010/wordprocessingDrawing" xmlns:wp="http://schemas.openxmlformats.org/drawingml/2006/wordprocessingDrawing" xmlns:w10="urn:schemas-microsoft-com:office:word" xmlns:w="http://schemas.openxmlformats.org/wordprocessingml/2006/main" xmlns:w14="http://schemas.microsoft.com/office/word/2010/wordml" xmlns:w15="http://schemas.microsoft.com/office/word/2012/wordml" xmlns:w16cex="http://schemas.microsoft.com/office/word/2018/wordml/cex" xmlns:w16cid="http://schemas.microsoft.com/office/word/2016/wordml/cid" xmlns:w16="http://schemas.microsoft.com/office/word/2018/wordml" xmlns:w16du="http://schemas.microsoft.com/office/word/2023/wordml/word16du" xmlns:w16sdtdh="http://schemas.microsoft.com/office/word/2020/wordml/sdtdatahash" xmlns:w16sdtfl="http://schemas.microsoft.com/office/word/2024/wordml/sdtformatlock" xmlns:w16se="http://schemas.microsoft.com/office/word/2015/wordml/symex" xmlns:wpg="http://schemas.microsoft.com/office/word/2010/wordprocessingGroup" xmlns:wpi="http://schemas.microsoft.com/office/word/2010/wordprocessingInk" xmlns:wne="http://schemas.microsoft.com/office/word/2006/wordml" xmlns:wps="http://schemas.microsoft.com/office/word/2010/wordprocessingShape" mc:Ignorable="w14 w15 w16se w16cid w16 w16cex w16sdtdh w16sdtfl w16du wp14">
   <w:endnote w:type="separator" w:id="-1">
     <w:p>
       <w:pPr>
@@ -5465,26 +4640,13 @@
 </file>
 
 <file path=word/footer1.xml><?xml version="1.0" encoding="utf-8"?>
-<w:ftr xmlns:wpc="http://schemas.microsoft.com/office/word/2010/wordprocessingCanvas" xmlns:cx="http://schemas.microsoft.com/office/drawing/2014/chartex" xmlns:cx1="http://schemas.microsoft.com/office/drawing/2015/9/8/chartex" xmlns:cx2="http://schemas.microsoft.com/office/drawing/2015/10/21/chartex" xmlns:cx3="http://schemas.microsoft.com/office/drawing/2016/5/9/chartex" xmlns:cx4="http://schemas.microsoft.com/office/drawing/2016/5/10/chartex" xmlns:cx5="http://schemas.microsoft.com/office/drawing/2016/5/11/chartex" xmlns:cx6="http://schemas.microsoft.com/office/drawing/2016/5/12/chartex" xmlns:cx7="http://schemas.microsoft.com/office/drawing/2016/5/13/chartex" xmlns:cx8="http://schemas.microsoft.com/office/drawing/2016/5/14/chartex" xmlns:mc="http://schemas.openxmlformats.org/markup-compatibility/2006" xmlns:aink="http://schemas.microsoft.com/office/drawing/2016/ink" xmlns:am3d="http://schemas.microsoft.com/office/drawing/2017/model3d" xmlns:o="urn:schemas-microsoft-com:office:office" xmlns:r="http://schemas.openxmlformats.org/officeDocument/2006/relationships" xmlns:m="http://schemas.openxmlformats.org/officeDocument/2006/math" xmlns:v="urn:schemas-microsoft-com:vml" xmlns:wp14="http://schemas.microsoft.com/office/word/2010/wordprocessingDrawing" xmlns:wp="http://schemas.openxmlformats.org/drawingml/2006/wordprocessingDrawing" xmlns:w10="urn:schemas-microsoft-com:office:word" xmlns:w="http://schemas.openxmlformats.org/wordprocessingml/2006/main" xmlns:w14="http://schemas.microsoft.com/office/word/2010/wordml" xmlns:w15="http://schemas.microsoft.com/office/word/2012/wordml" xmlns:w16cid="http://schemas.microsoft.com/office/word/2016/wordml/cid" xmlns:w16se="http://schemas.microsoft.com/office/word/2015/wordml/symex" xmlns:wpg="http://schemas.microsoft.com/office/word/2010/wordprocessingGroup" xmlns:wpi="http://schemas.microsoft.com/office/word/2010/wordprocessingInk" xmlns:wne="http://schemas.microsoft.com/office/word/2006/wordml" xmlns:wps="http://schemas.microsoft.com/office/word/2010/wordprocessingShape" mc:Ignorable="w14 w15 w16se w16cid wp14">
+<w:ftr xmlns:wpc="http://schemas.microsoft.com/office/word/2010/wordprocessingCanvas" xmlns:cx="http://schemas.microsoft.com/office/drawing/2014/chartex" xmlns:cx1="http://schemas.microsoft.com/office/drawing/2015/9/8/chartex" xmlns:cx2="http://schemas.microsoft.com/office/drawing/2015/10/21/chartex" xmlns:cx3="http://schemas.microsoft.com/office/drawing/2016/5/9/chartex" xmlns:cx4="http://schemas.microsoft.com/office/drawing/2016/5/10/chartex" xmlns:cx5="http://schemas.microsoft.com/office/drawing/2016/5/11/chartex" xmlns:cx6="http://schemas.microsoft.com/office/drawing/2016/5/12/chartex" xmlns:cx7="http://schemas.microsoft.com/office/drawing/2016/5/13/chartex" xmlns:cx8="http://schemas.microsoft.com/office/drawing/2016/5/14/chartex" xmlns:mc="http://schemas.openxmlformats.org/markup-compatibility/2006" xmlns:aink="http://schemas.microsoft.com/office/drawing/2016/ink" xmlns:am3d="http://schemas.microsoft.com/office/drawing/2017/model3d" xmlns:o="urn:schemas-microsoft-com:office:office" xmlns:oel="http://schemas.microsoft.com/office/2019/extlst" xmlns:r="http://schemas.openxmlformats.org/officeDocument/2006/relationships" xmlns:m="http://schemas.openxmlformats.org/officeDocument/2006/math" xmlns:v="urn:schemas-microsoft-com:vml" xmlns:wp14="http://schemas.microsoft.com/office/word/2010/wordprocessingDrawing" xmlns:wp="http://schemas.openxmlformats.org/drawingml/2006/wordprocessingDrawing" xmlns:w10="urn:schemas-microsoft-com:office:word" xmlns:w="http://schemas.openxmlformats.org/wordprocessingml/2006/main" xmlns:w14="http://schemas.microsoft.com/office/word/2010/wordml" xmlns:w15="http://schemas.microsoft.com/office/word/2012/wordml" xmlns:w16cex="http://schemas.microsoft.com/office/word/2018/wordml/cex" xmlns:w16cid="http://schemas.microsoft.com/office/word/2016/wordml/cid" xmlns:w16="http://schemas.microsoft.com/office/word/2018/wordml" xmlns:w16du="http://schemas.microsoft.com/office/word/2023/wordml/word16du" xmlns:w16sdtdh="http://schemas.microsoft.com/office/word/2020/wordml/sdtdatahash" xmlns:w16sdtfl="http://schemas.microsoft.com/office/word/2024/wordml/sdtformatlock" xmlns:w16se="http://schemas.microsoft.com/office/word/2015/wordml/symex" xmlns:wpg="http://schemas.microsoft.com/office/word/2010/wordprocessingGroup" xmlns:wpi="http://schemas.microsoft.com/office/word/2010/wordprocessingInk" xmlns:wne="http://schemas.microsoft.com/office/word/2006/wordml" xmlns:wps="http://schemas.microsoft.com/office/word/2010/wordprocessingShape" mc:Ignorable="w14 w15 w16se w16cid w16 w16cex w16sdtdh w16sdtfl w16du wp14">
   <w:p>
     <w:pPr>
       <w:pStyle w:val="llb"/>
     </w:pPr>
-    <w:proofErr w:type="spellStart"/>
     <w:r>
-      <w:t>Library</w:t>
-    </w:r>
-    <w:proofErr w:type="spellEnd"/>
-    <w:r>
-      <w:t xml:space="preserve"> </w:t>
-    </w:r>
-    <w:proofErr w:type="spellStart"/>
-    <w:r>
-      <w:t>Loan</w:t>
-    </w:r>
-    <w:proofErr w:type="spellEnd"/>
-    <w:r>
-      <w:t xml:space="preserve"> System</w:t>
+      <w:t>Library Loan System</w:t>
     </w:r>
     <w:r>
       <w:ptab w:relativeTo="margin" w:alignment="center" w:leader="none"/>
@@ -5508,7 +4670,7 @@
       <w:rPr>
         <w:noProof/>
       </w:rPr>
-      <w:t>2025. 12. 04.</w:t>
+      <w:t>2026. 01. 08.</w:t>
     </w:r>
     <w:r>
       <w:fldChar w:fldCharType="end"/>
@@ -5518,7 +4680,7 @@
 </file>
 
 <file path=word/footnotes.xml><?xml version="1.0" encoding="utf-8"?>
-<w:footnotes xmlns:wpc="http://schemas.microsoft.com/office/word/2010/wordprocessingCanvas" xmlns:cx="http://schemas.microsoft.com/office/drawing/2014/chartex" xmlns:cx1="http://schemas.microsoft.com/office/drawing/2015/9/8/chartex" xmlns:cx2="http://schemas.microsoft.com/office/drawing/2015/10/21/chartex" xmlns:cx3="http://schemas.microsoft.com/office/drawing/2016/5/9/chartex" xmlns:cx4="http://schemas.microsoft.com/office/drawing/2016/5/10/chartex" xmlns:cx5="http://schemas.microsoft.com/office/drawing/2016/5/11/chartex" xmlns:cx6="http://schemas.microsoft.com/office/drawing/2016/5/12/chartex" xmlns:cx7="http://schemas.microsoft.com/office/drawing/2016/5/13/chartex" xmlns:cx8="http://schemas.microsoft.com/office/drawing/2016/5/14/chartex" xmlns:mc="http://schemas.openxmlformats.org/markup-compatibility/2006" xmlns:aink="http://schemas.microsoft.com/office/drawing/2016/ink" xmlns:am3d="http://schemas.microsoft.com/office/drawing/2017/model3d" xmlns:o="urn:schemas-microsoft-com:office:office" xmlns:r="http://schemas.openxmlformats.org/officeDocument/2006/relationships" xmlns:m="http://schemas.openxmlformats.org/officeDocument/2006/math" xmlns:v="urn:schemas-microsoft-com:vml" xmlns:wp14="http://schemas.microsoft.com/office/word/2010/wordprocessingDrawing" xmlns:wp="http://schemas.openxmlformats.org/drawingml/2006/wordprocessingDrawing" xmlns:w10="urn:schemas-microsoft-com:office:word" xmlns:w="http://schemas.openxmlformats.org/wordprocessingml/2006/main" xmlns:w14="http://schemas.microsoft.com/office/word/2010/wordml" xmlns:w15="http://schemas.microsoft.com/office/word/2012/wordml" xmlns:w16cid="http://schemas.microsoft.com/office/word/2016/wordml/cid" xmlns:w16se="http://schemas.microsoft.com/office/word/2015/wordml/symex" xmlns:wpg="http://schemas.microsoft.com/office/word/2010/wordprocessingGroup" xmlns:wpi="http://schemas.microsoft.com/office/word/2010/wordprocessingInk" xmlns:wne="http://schemas.microsoft.com/office/word/2006/wordml" xmlns:wps="http://schemas.microsoft.com/office/word/2010/wordprocessingShape" mc:Ignorable="w14 w15 w16se w16cid wp14">
+<w:footnotes xmlns:wpc="http://schemas.microsoft.com/office/word/2010/wordprocessingCanvas" xmlns:cx="http://schemas.microsoft.com/office/drawing/2014/chartex" xmlns:cx1="http://schemas.microsoft.com/office/drawing/2015/9/8/chartex" xmlns:cx2="http://schemas.microsoft.com/office/drawing/2015/10/21/chartex" xmlns:cx3="http://schemas.microsoft.com/office/drawing/2016/5/9/chartex" xmlns:cx4="http://schemas.microsoft.com/office/drawing/2016/5/10/chartex" xmlns:cx5="http://schemas.microsoft.com/office/drawing/2016/5/11/chartex" xmlns:cx6="http://schemas.microsoft.com/office/drawing/2016/5/12/chartex" xmlns:cx7="http://schemas.microsoft.com/office/drawing/2016/5/13/chartex" xmlns:cx8="http://schemas.microsoft.com/office/drawing/2016/5/14/chartex" xmlns:mc="http://schemas.openxmlformats.org/markup-compatibility/2006" xmlns:aink="http://schemas.microsoft.com/office/drawing/2016/ink" xmlns:am3d="http://schemas.microsoft.com/office/drawing/2017/model3d" xmlns:o="urn:schemas-microsoft-com:office:office" xmlns:oel="http://schemas.microsoft.com/office/2019/extlst" xmlns:r="http://schemas.openxmlformats.org/officeDocument/2006/relationships" xmlns:m="http://schemas.openxmlformats.org/officeDocument/2006/math" xmlns:v="urn:schemas-microsoft-com:vml" xmlns:wp14="http://schemas.microsoft.com/office/word/2010/wordprocessingDrawing" xmlns:wp="http://schemas.openxmlformats.org/drawingml/2006/wordprocessingDrawing" xmlns:w10="urn:schemas-microsoft-com:office:word" xmlns:w="http://schemas.openxmlformats.org/wordprocessingml/2006/main" xmlns:w14="http://schemas.microsoft.com/office/word/2010/wordml" xmlns:w15="http://schemas.microsoft.com/office/word/2012/wordml" xmlns:w16cex="http://schemas.microsoft.com/office/word/2018/wordml/cex" xmlns:w16cid="http://schemas.microsoft.com/office/word/2016/wordml/cid" xmlns:w16="http://schemas.microsoft.com/office/word/2018/wordml" xmlns:w16du="http://schemas.microsoft.com/office/word/2023/wordml/word16du" xmlns:w16sdtdh="http://schemas.microsoft.com/office/word/2020/wordml/sdtdatahash" xmlns:w16sdtfl="http://schemas.microsoft.com/office/word/2024/wordml/sdtformatlock" xmlns:w16se="http://schemas.microsoft.com/office/word/2015/wordml/symex" xmlns:wpg="http://schemas.microsoft.com/office/word/2010/wordprocessingGroup" xmlns:wpi="http://schemas.microsoft.com/office/word/2010/wordprocessingInk" xmlns:wne="http://schemas.microsoft.com/office/word/2006/wordml" xmlns:wps="http://schemas.microsoft.com/office/word/2010/wordprocessingShape" mc:Ignorable="w14 w15 w16se w16cid w16 w16cex w16sdtdh w16sdtfl w16du wp14">
   <w:footnote w:type="separator" w:id="-1">
     <w:p>
       <w:pPr>
@@ -5543,7 +4705,7 @@
 </file>
 
 <file path=word/numbering.xml><?xml version="1.0" encoding="utf-8"?>
-<w:numbering xmlns:wpc="http://schemas.microsoft.com/office/word/2010/wordprocessingCanvas" xmlns:cx="http://schemas.microsoft.com/office/drawing/2014/chartex" xmlns:cx1="http://schemas.microsoft.com/office/drawing/2015/9/8/chartex" xmlns:cx2="http://schemas.microsoft.com/office/drawing/2015/10/21/chartex" xmlns:cx3="http://schemas.microsoft.com/office/drawing/2016/5/9/chartex" xmlns:cx4="http://schemas.microsoft.com/office/drawing/2016/5/10/chartex" xmlns:cx5="http://schemas.microsoft.com/office/drawing/2016/5/11/chartex" xmlns:cx6="http://schemas.microsoft.com/office/drawing/2016/5/12/chartex" xmlns:cx7="http://schemas.microsoft.com/office/drawing/2016/5/13/chartex" xmlns:cx8="http://schemas.microsoft.com/office/drawing/2016/5/14/chartex" xmlns:mc="http://schemas.openxmlformats.org/markup-compatibility/2006" xmlns:aink="http://schemas.microsoft.com/office/drawing/2016/ink" xmlns:am3d="http://schemas.microsoft.com/office/drawing/2017/model3d" xmlns:o="urn:schemas-microsoft-com:office:office" xmlns:r="http://schemas.openxmlformats.org/officeDocument/2006/relationships" xmlns:m="http://schemas.openxmlformats.org/officeDocument/2006/math" xmlns:v="urn:schemas-microsoft-com:vml" xmlns:wp14="http://schemas.microsoft.com/office/word/2010/wordprocessingDrawing" xmlns:wp="http://schemas.openxmlformats.org/drawingml/2006/wordprocessingDrawing" xmlns:w10="urn:schemas-microsoft-com:office:word" xmlns:w="http://schemas.openxmlformats.org/wordprocessingml/2006/main" xmlns:w14="http://schemas.microsoft.com/office/word/2010/wordml" xmlns:w15="http://schemas.microsoft.com/office/word/2012/wordml" xmlns:w16cid="http://schemas.microsoft.com/office/word/2016/wordml/cid" xmlns:w16se="http://schemas.microsoft.com/office/word/2015/wordml/symex" xmlns:wpg="http://schemas.microsoft.com/office/word/2010/wordprocessingGroup" xmlns:wpi="http://schemas.microsoft.com/office/word/2010/wordprocessingInk" xmlns:wne="http://schemas.microsoft.com/office/word/2006/wordml" xmlns:wps="http://schemas.microsoft.com/office/word/2010/wordprocessingShape" mc:Ignorable="w14 w15 w16se w16cid wp14">
+<w:numbering xmlns:wpc="http://schemas.microsoft.com/office/word/2010/wordprocessingCanvas" xmlns:cx="http://schemas.microsoft.com/office/drawing/2014/chartex" xmlns:cx1="http://schemas.microsoft.com/office/drawing/2015/9/8/chartex" xmlns:cx2="http://schemas.microsoft.com/office/drawing/2015/10/21/chartex" xmlns:cx3="http://schemas.microsoft.com/office/drawing/2016/5/9/chartex" xmlns:cx4="http://schemas.microsoft.com/office/drawing/2016/5/10/chartex" xmlns:cx5="http://schemas.microsoft.com/office/drawing/2016/5/11/chartex" xmlns:cx6="http://schemas.microsoft.com/office/drawing/2016/5/12/chartex" xmlns:cx7="http://schemas.microsoft.com/office/drawing/2016/5/13/chartex" xmlns:cx8="http://schemas.microsoft.com/office/drawing/2016/5/14/chartex" xmlns:mc="http://schemas.openxmlformats.org/markup-compatibility/2006" xmlns:aink="http://schemas.microsoft.com/office/drawing/2016/ink" xmlns:am3d="http://schemas.microsoft.com/office/drawing/2017/model3d" xmlns:o="urn:schemas-microsoft-com:office:office" xmlns:oel="http://schemas.microsoft.com/office/2019/extlst" xmlns:r="http://schemas.openxmlformats.org/officeDocument/2006/relationships" xmlns:m="http://schemas.openxmlformats.org/officeDocument/2006/math" xmlns:v="urn:schemas-microsoft-com:vml" xmlns:wp14="http://schemas.microsoft.com/office/word/2010/wordprocessingDrawing" xmlns:wp="http://schemas.openxmlformats.org/drawingml/2006/wordprocessingDrawing" xmlns:w10="urn:schemas-microsoft-com:office:word" xmlns:w="http://schemas.openxmlformats.org/wordprocessingml/2006/main" xmlns:w14="http://schemas.microsoft.com/office/word/2010/wordml" xmlns:w15="http://schemas.microsoft.com/office/word/2012/wordml" xmlns:w16cex="http://schemas.microsoft.com/office/word/2018/wordml/cex" xmlns:w16cid="http://schemas.microsoft.com/office/word/2016/wordml/cid" xmlns:w16="http://schemas.microsoft.com/office/word/2018/wordml" xmlns:w16du="http://schemas.microsoft.com/office/word/2023/wordml/word16du" xmlns:w16sdtdh="http://schemas.microsoft.com/office/word/2020/wordml/sdtdatahash" xmlns:w16sdtfl="http://schemas.microsoft.com/office/word/2024/wordml/sdtformatlock" xmlns:w16se="http://schemas.microsoft.com/office/word/2015/wordml/symex" xmlns:wpg="http://schemas.microsoft.com/office/word/2010/wordprocessingGroup" xmlns:wpi="http://schemas.microsoft.com/office/word/2010/wordprocessingInk" xmlns:wne="http://schemas.microsoft.com/office/word/2006/wordml" xmlns:wps="http://schemas.microsoft.com/office/word/2010/wordprocessingShape" mc:Ignorable="w14 w15 w16se w16cid w16 w16cex w16sdtdh w16sdtfl w16du wp14">
   <w:abstractNum w:abstractNumId="0" w15:restartNumberingAfterBreak="0">
     <w:nsid w:val="1CF058D7"/>
     <w:multiLevelType w:val="hybridMultilevel"/>
@@ -5835,20 +4997,20 @@
       </w:pPr>
     </w:lvl>
   </w:abstractNum>
-  <w:num w:numId="1">
+  <w:num w:numId="1" w16cid:durableId="1734505333">
     <w:abstractNumId w:val="0"/>
   </w:num>
-  <w:num w:numId="2">
+  <w:num w:numId="2" w16cid:durableId="703288491">
     <w:abstractNumId w:val="2"/>
   </w:num>
-  <w:num w:numId="3">
+  <w:num w:numId="3" w16cid:durableId="168177661">
     <w:abstractNumId w:val="1"/>
   </w:num>
 </w:numbering>
 </file>
 
 <file path=word/styles.xml><?xml version="1.0" encoding="utf-8"?>
-<w:styles xmlns:mc="http://schemas.openxmlformats.org/markup-compatibility/2006" xmlns:r="http://schemas.openxmlformats.org/officeDocument/2006/relationships" xmlns:w="http://schemas.openxmlformats.org/wordprocessingml/2006/main" xmlns:w14="http://schemas.microsoft.com/office/word/2010/wordml" xmlns:w15="http://schemas.microsoft.com/office/word/2012/wordml" xmlns:w16cid="http://schemas.microsoft.com/office/word/2016/wordml/cid" xmlns:w16se="http://schemas.microsoft.com/office/word/2015/wordml/symex" mc:Ignorable="w14 w15 w16se w16cid">
+<w:styles xmlns:mc="http://schemas.openxmlformats.org/markup-compatibility/2006" xmlns:r="http://schemas.openxmlformats.org/officeDocument/2006/relationships" xmlns:w="http://schemas.openxmlformats.org/wordprocessingml/2006/main" xmlns:w14="http://schemas.microsoft.com/office/word/2010/wordml" xmlns:w15="http://schemas.microsoft.com/office/word/2012/wordml" xmlns:w16cex="http://schemas.microsoft.com/office/word/2018/wordml/cex" xmlns:w16cid="http://schemas.microsoft.com/office/word/2016/wordml/cid" xmlns:w16="http://schemas.microsoft.com/office/word/2018/wordml" xmlns:w16du="http://schemas.microsoft.com/office/word/2023/wordml/word16du" xmlns:w16sdtdh="http://schemas.microsoft.com/office/word/2020/wordml/sdtdatahash" xmlns:w16sdtfl="http://schemas.microsoft.com/office/word/2024/wordml/sdtformatlock" xmlns:w16se="http://schemas.microsoft.com/office/word/2015/wordml/symex" mc:Ignorable="w14 w15 w16se w16cid w16 w16cex w16sdtdh w16sdtfl w16du">
   <w:docDefaults>
     <w:rPrDefault>
       <w:rPr>
@@ -5864,7 +5026,7 @@
       </w:pPr>
     </w:pPrDefault>
   </w:docDefaults>
-  <w:latentStyles w:defLockedState="0" w:defUIPriority="99" w:defSemiHidden="0" w:defUnhideWhenUsed="0" w:defQFormat="0" w:count="375">
+  <w:latentStyles w:defLockedState="0" w:defUIPriority="99" w:defSemiHidden="0" w:defUnhideWhenUsed="0" w:defQFormat="0" w:count="376">
     <w:lsdException w:name="Normal" w:uiPriority="0" w:qFormat="1"/>
     <w:lsdException w:name="heading 1" w:uiPriority="9" w:qFormat="1"/>
     <w:lsdException w:name="heading 2" w:semiHidden="1" w:uiPriority="9" w:unhideWhenUsed="1" w:qFormat="1"/>
@@ -6240,6 +5402,7 @@
     <w:lsdException w:name="Smart Hyperlink" w:semiHidden="1" w:unhideWhenUsed="1"/>
     <w:lsdException w:name="Hashtag" w:semiHidden="1" w:unhideWhenUsed="1"/>
     <w:lsdException w:name="Unresolved Mention" w:semiHidden="1" w:unhideWhenUsed="1"/>
+    <w:lsdException w:name="Smart Link" w:semiHidden="1" w:unhideWhenUsed="1"/>
   </w:latentStyles>
   <w:style w:type="paragraph" w:default="1" w:styleId="Norml">
     <w:name w:val="Normal"/>
@@ -6248,7 +5411,6 @@
   <w:style w:type="character" w:default="1" w:styleId="Bekezdsalapbettpusa">
     <w:name w:val="Default Paragraph Font"/>
     <w:uiPriority w:val="1"/>
-    <w:semiHidden/>
     <w:unhideWhenUsed/>
   </w:style>
   <w:style w:type="table" w:default="1" w:styleId="Normltblzat">

--- a/docs/Library-Loan-System-User-Guide.docx
+++ b/docs/Library-Loan-System-User-Guide.docx
@@ -3781,37 +3781,91 @@
           <w:szCs w:val="32"/>
           <w:lang w:eastAsia="en-US"/>
         </w:rPr>
-        <w:t>Member ID   | Member Name   | Book ID   | Late    | Fine</w:t>
-      </w:r>
-    </w:p>
-    <w:p>
-      <w:pPr>
-        <w:pStyle w:val="HTML-kntformzott"/>
-        <w:shd w:val="clear" w:color="auto" w:fill="F6F8FA"/>
-        <w:rPr>
-          <w:rFonts w:ascii="Arial" w:eastAsiaTheme="minorHAnsi" w:hAnsi="Arial" w:cs="Arial"/>
-          <w:sz w:val="32"/>
-          <w:szCs w:val="32"/>
-          <w:lang w:eastAsia="en-US"/>
-        </w:rPr>
-      </w:pPr>
-      <w:r>
-        <w:rPr>
-          <w:rFonts w:ascii="Arial" w:eastAsiaTheme="minorHAnsi" w:hAnsi="Arial" w:cs="Arial"/>
-          <w:sz w:val="32"/>
-          <w:szCs w:val="32"/>
-          <w:lang w:eastAsia="en-US"/>
-        </w:rPr>
-        <w:t>------------|--------------------------|---------</w:t>
-      </w:r>
-      <w:r>
-        <w:rPr>
-          <w:rFonts w:ascii="Arial" w:eastAsiaTheme="minorHAnsi" w:hAnsi="Arial" w:cs="Arial"/>
-          <w:sz w:val="32"/>
-          <w:szCs w:val="32"/>
-          <w:lang w:eastAsia="en-US"/>
-        </w:rPr>
-        <w:t>------|----------</w:t>
+        <w:t xml:space="preserve">Member ID   | Member Name   | Book ID  | Late    </w:t>
+      </w:r>
+      <w:r>
+        <w:rPr>
+          <w:rFonts w:ascii="Arial" w:eastAsiaTheme="minorHAnsi" w:hAnsi="Arial" w:cs="Arial"/>
+          <w:sz w:val="32"/>
+          <w:szCs w:val="32"/>
+          <w:lang w:eastAsia="en-US"/>
+        </w:rPr>
+        <w:t xml:space="preserve">    </w:t>
+      </w:r>
+      <w:r>
+        <w:rPr>
+          <w:rFonts w:ascii="Arial" w:eastAsiaTheme="minorHAnsi" w:hAnsi="Arial" w:cs="Arial"/>
+          <w:sz w:val="32"/>
+          <w:szCs w:val="32"/>
+          <w:lang w:eastAsia="en-US"/>
+        </w:rPr>
+        <w:t>| Fine</w:t>
+      </w:r>
+    </w:p>
+    <w:p>
+      <w:pPr>
+        <w:pStyle w:val="HTML-kntformzott"/>
+        <w:shd w:val="clear" w:color="auto" w:fill="F6F8FA"/>
+        <w:rPr>
+          <w:rFonts w:ascii="Arial" w:eastAsiaTheme="minorHAnsi" w:hAnsi="Arial" w:cs="Arial"/>
+          <w:sz w:val="32"/>
+          <w:szCs w:val="32"/>
+          <w:lang w:eastAsia="en-US"/>
+        </w:rPr>
+      </w:pPr>
+      <w:r>
+        <w:rPr>
+          <w:rFonts w:ascii="Arial" w:eastAsiaTheme="minorHAnsi" w:hAnsi="Arial" w:cs="Arial"/>
+          <w:sz w:val="32"/>
+          <w:szCs w:val="32"/>
+          <w:lang w:eastAsia="en-US"/>
+        </w:rPr>
+        <w:t>------------</w:t>
+      </w:r>
+      <w:r>
+        <w:rPr>
+          <w:rFonts w:ascii="Arial" w:eastAsiaTheme="minorHAnsi" w:hAnsi="Arial" w:cs="Arial"/>
+          <w:sz w:val="32"/>
+          <w:szCs w:val="32"/>
+          <w:lang w:eastAsia="en-US"/>
+        </w:rPr>
+        <w:t>----</w:t>
+      </w:r>
+      <w:r>
+        <w:rPr>
+          <w:rFonts w:ascii="Arial" w:eastAsiaTheme="minorHAnsi" w:hAnsi="Arial" w:cs="Arial"/>
+          <w:sz w:val="32"/>
+          <w:szCs w:val="32"/>
+          <w:lang w:eastAsia="en-US"/>
+        </w:rPr>
+        <w:t>-</w:t>
+      </w:r>
+      <w:r>
+        <w:rPr>
+          <w:rFonts w:ascii="Arial" w:eastAsiaTheme="minorHAnsi" w:hAnsi="Arial" w:cs="Arial"/>
+          <w:sz w:val="32"/>
+          <w:szCs w:val="32"/>
+          <w:lang w:eastAsia="en-US"/>
+        </w:rPr>
+        <w:t>|-----------------------|---------</w:t>
+      </w:r>
+      <w:r>
+        <w:rPr>
+          <w:rFonts w:ascii="Arial" w:eastAsiaTheme="minorHAnsi" w:hAnsi="Arial" w:cs="Arial"/>
+          <w:sz w:val="32"/>
+          <w:szCs w:val="32"/>
+          <w:lang w:eastAsia="en-US"/>
+        </w:rPr>
+        <w:t>-----|----------</w:t>
+      </w:r>
+      <w:r>
+        <w:rPr>
+          <w:rFonts w:ascii="Arial" w:eastAsiaTheme="minorHAnsi" w:hAnsi="Arial" w:cs="Arial"/>
+          <w:sz w:val="32"/>
+          <w:szCs w:val="32"/>
+          <w:lang w:eastAsia="en-US"/>
+        </w:rPr>
+        <w:t>---</w:t>
       </w:r>
       <w:r>
         <w:rPr>
@@ -3841,70 +3895,304 @@
           <w:szCs w:val="32"/>
           <w:lang w:eastAsia="en-US"/>
         </w:rPr>
-        <w:t>000123      | Kovács János  | SF-005    | 33 days | 1 650 Ft</w:t>
-      </w:r>
-    </w:p>
-    <w:p>
-      <w:pPr>
-        <w:pStyle w:val="HTML-kntformzott"/>
-        <w:shd w:val="clear" w:color="auto" w:fill="F6F8FA"/>
-        <w:rPr>
-          <w:rFonts w:ascii="Arial" w:eastAsiaTheme="minorHAnsi" w:hAnsi="Arial" w:cs="Arial"/>
-          <w:sz w:val="32"/>
-          <w:szCs w:val="32"/>
-          <w:lang w:eastAsia="en-US"/>
-        </w:rPr>
-      </w:pPr>
-      <w:r>
-        <w:rPr>
-          <w:rFonts w:ascii="Arial" w:eastAsiaTheme="minorHAnsi" w:hAnsi="Arial" w:cs="Arial"/>
-          <w:sz w:val="32"/>
-          <w:szCs w:val="32"/>
-          <w:lang w:eastAsia="en-US"/>
-        </w:rPr>
-        <w:t>000456      | Nagy Anna     | DR-012    | 12 days |   600 Ft</w:t>
-      </w:r>
-    </w:p>
-    <w:p>
-      <w:pPr>
-        <w:pStyle w:val="HTML-kntformzott"/>
-        <w:shd w:val="clear" w:color="auto" w:fill="F6F8FA"/>
-        <w:rPr>
-          <w:rFonts w:ascii="Arial" w:eastAsiaTheme="minorHAnsi" w:hAnsi="Arial" w:cs="Arial"/>
-          <w:sz w:val="32"/>
-          <w:szCs w:val="32"/>
-          <w:lang w:eastAsia="en-US"/>
-        </w:rPr>
-      </w:pPr>
-      <w:r>
-        <w:rPr>
-          <w:rFonts w:ascii="Arial" w:eastAsiaTheme="minorHAnsi" w:hAnsi="Arial" w:cs="Arial"/>
-          <w:sz w:val="32"/>
-          <w:szCs w:val="32"/>
-          <w:lang w:eastAsia="en-US"/>
-        </w:rPr>
-        <w:t>000089      | Szabó Péter   | TC-003    | 21 days | 1 050 Ft</w:t>
-      </w:r>
-    </w:p>
-    <w:p>
-      <w:pPr>
-        <w:pStyle w:val="HTML-kntformzott"/>
-        <w:shd w:val="clear" w:color="auto" w:fill="F6F8FA"/>
-        <w:rPr>
-          <w:rFonts w:ascii="Arial" w:eastAsiaTheme="minorHAnsi" w:hAnsi="Arial" w:cs="Arial"/>
-          <w:sz w:val="32"/>
-          <w:szCs w:val="32"/>
-          <w:lang w:eastAsia="en-US"/>
-        </w:rPr>
-      </w:pPr>
-      <w:r>
-        <w:rPr>
-          <w:rFonts w:ascii="Arial" w:eastAsiaTheme="minorHAnsi" w:hAnsi="Arial" w:cs="Arial"/>
-          <w:sz w:val="32"/>
-          <w:szCs w:val="32"/>
-          <w:lang w:eastAsia="en-US"/>
-        </w:rPr>
-        <w:t>000201      | Kiss Éva      | HS-008    | 5 days  |   250 Ft</w:t>
+        <w:t xml:space="preserve">000123      </w:t>
+      </w:r>
+      <w:r>
+        <w:rPr>
+          <w:rFonts w:ascii="Arial" w:eastAsiaTheme="minorHAnsi" w:hAnsi="Arial" w:cs="Arial"/>
+          <w:sz w:val="32"/>
+          <w:szCs w:val="32"/>
+          <w:lang w:eastAsia="en-US"/>
+        </w:rPr>
+        <w:t xml:space="preserve">  </w:t>
+      </w:r>
+      <w:r>
+        <w:rPr>
+          <w:rFonts w:ascii="Arial" w:eastAsiaTheme="minorHAnsi" w:hAnsi="Arial" w:cs="Arial"/>
+          <w:sz w:val="32"/>
+          <w:szCs w:val="32"/>
+          <w:lang w:eastAsia="en-US"/>
+        </w:rPr>
+        <w:t xml:space="preserve">| Kovács János  </w:t>
+      </w:r>
+      <w:r>
+        <w:rPr>
+          <w:rFonts w:ascii="Arial" w:eastAsiaTheme="minorHAnsi" w:hAnsi="Arial" w:cs="Arial"/>
+          <w:sz w:val="32"/>
+          <w:szCs w:val="32"/>
+          <w:lang w:eastAsia="en-US"/>
+        </w:rPr>
+        <w:t xml:space="preserve">  </w:t>
+      </w:r>
+      <w:r>
+        <w:rPr>
+          <w:rFonts w:ascii="Arial" w:eastAsiaTheme="minorHAnsi" w:hAnsi="Arial" w:cs="Arial"/>
+          <w:sz w:val="32"/>
+          <w:szCs w:val="32"/>
+          <w:lang w:eastAsia="en-US"/>
+        </w:rPr>
+        <w:t xml:space="preserve">| SF-005    | 33 days </w:t>
+      </w:r>
+      <w:r>
+        <w:rPr>
+          <w:rFonts w:ascii="Arial" w:eastAsiaTheme="minorHAnsi" w:hAnsi="Arial" w:cs="Arial"/>
+          <w:sz w:val="32"/>
+          <w:szCs w:val="32"/>
+          <w:lang w:eastAsia="en-US"/>
+        </w:rPr>
+        <w:t xml:space="preserve">  </w:t>
+      </w:r>
+      <w:r>
+        <w:rPr>
+          <w:rFonts w:ascii="Arial" w:eastAsiaTheme="minorHAnsi" w:hAnsi="Arial" w:cs="Arial"/>
+          <w:sz w:val="32"/>
+          <w:szCs w:val="32"/>
+          <w:lang w:eastAsia="en-US"/>
+        </w:rPr>
+        <w:t>| 1 650 Ft</w:t>
+      </w:r>
+    </w:p>
+    <w:p>
+      <w:pPr>
+        <w:pStyle w:val="HTML-kntformzott"/>
+        <w:shd w:val="clear" w:color="auto" w:fill="F6F8FA"/>
+        <w:rPr>
+          <w:rFonts w:ascii="Arial" w:eastAsiaTheme="minorHAnsi" w:hAnsi="Arial" w:cs="Arial"/>
+          <w:sz w:val="32"/>
+          <w:szCs w:val="32"/>
+          <w:lang w:eastAsia="en-US"/>
+        </w:rPr>
+      </w:pPr>
+      <w:r>
+        <w:rPr>
+          <w:rFonts w:ascii="Arial" w:eastAsiaTheme="minorHAnsi" w:hAnsi="Arial" w:cs="Arial"/>
+          <w:sz w:val="32"/>
+          <w:szCs w:val="32"/>
+          <w:lang w:eastAsia="en-US"/>
+        </w:rPr>
+        <w:t xml:space="preserve">000456      </w:t>
+      </w:r>
+      <w:r>
+        <w:rPr>
+          <w:rFonts w:ascii="Arial" w:eastAsiaTheme="minorHAnsi" w:hAnsi="Arial" w:cs="Arial"/>
+          <w:sz w:val="32"/>
+          <w:szCs w:val="32"/>
+          <w:lang w:eastAsia="en-US"/>
+        </w:rPr>
+        <w:t xml:space="preserve">  </w:t>
+      </w:r>
+      <w:r>
+        <w:rPr>
+          <w:rFonts w:ascii="Arial" w:eastAsiaTheme="minorHAnsi" w:hAnsi="Arial" w:cs="Arial"/>
+          <w:sz w:val="32"/>
+          <w:szCs w:val="32"/>
+          <w:lang w:eastAsia="en-US"/>
+        </w:rPr>
+        <w:t xml:space="preserve">| Nagy Anna    </w:t>
+      </w:r>
+      <w:r>
+        <w:rPr>
+          <w:rFonts w:ascii="Arial" w:eastAsiaTheme="minorHAnsi" w:hAnsi="Arial" w:cs="Arial"/>
+          <w:sz w:val="32"/>
+          <w:szCs w:val="32"/>
+          <w:lang w:eastAsia="en-US"/>
+        </w:rPr>
+        <w:t xml:space="preserve">    </w:t>
+      </w:r>
+      <w:r>
+        <w:rPr>
+          <w:rFonts w:ascii="Arial" w:eastAsiaTheme="minorHAnsi" w:hAnsi="Arial" w:cs="Arial"/>
+          <w:sz w:val="32"/>
+          <w:szCs w:val="32"/>
+          <w:lang w:eastAsia="en-US"/>
+        </w:rPr>
+        <w:t xml:space="preserve"> | DR-012   | 12 days</w:t>
+      </w:r>
+      <w:r>
+        <w:rPr>
+          <w:rFonts w:ascii="Arial" w:eastAsiaTheme="minorHAnsi" w:hAnsi="Arial" w:cs="Arial"/>
+          <w:sz w:val="32"/>
+          <w:szCs w:val="32"/>
+          <w:lang w:eastAsia="en-US"/>
+        </w:rPr>
+        <w:t xml:space="preserve">  </w:t>
+      </w:r>
+      <w:r>
+        <w:rPr>
+          <w:rFonts w:ascii="Arial" w:eastAsiaTheme="minorHAnsi" w:hAnsi="Arial" w:cs="Arial"/>
+          <w:sz w:val="32"/>
+          <w:szCs w:val="32"/>
+          <w:lang w:eastAsia="en-US"/>
+        </w:rPr>
+        <w:t xml:space="preserve"> |   600 Ft</w:t>
+      </w:r>
+    </w:p>
+    <w:p>
+      <w:pPr>
+        <w:pStyle w:val="HTML-kntformzott"/>
+        <w:shd w:val="clear" w:color="auto" w:fill="F6F8FA"/>
+        <w:rPr>
+          <w:rFonts w:ascii="Arial" w:eastAsiaTheme="minorHAnsi" w:hAnsi="Arial" w:cs="Arial"/>
+          <w:sz w:val="32"/>
+          <w:szCs w:val="32"/>
+          <w:lang w:eastAsia="en-US"/>
+        </w:rPr>
+      </w:pPr>
+      <w:r>
+        <w:rPr>
+          <w:rFonts w:ascii="Arial" w:eastAsiaTheme="minorHAnsi" w:hAnsi="Arial" w:cs="Arial"/>
+          <w:sz w:val="32"/>
+          <w:szCs w:val="32"/>
+          <w:lang w:eastAsia="en-US"/>
+        </w:rPr>
+        <w:t xml:space="preserve">000089      </w:t>
+      </w:r>
+      <w:r>
+        <w:rPr>
+          <w:rFonts w:ascii="Arial" w:eastAsiaTheme="minorHAnsi" w:hAnsi="Arial" w:cs="Arial"/>
+          <w:sz w:val="32"/>
+          <w:szCs w:val="32"/>
+          <w:lang w:eastAsia="en-US"/>
+        </w:rPr>
+        <w:t xml:space="preserve">  </w:t>
+      </w:r>
+      <w:r>
+        <w:rPr>
+          <w:rFonts w:ascii="Arial" w:eastAsiaTheme="minorHAnsi" w:hAnsi="Arial" w:cs="Arial"/>
+          <w:sz w:val="32"/>
+          <w:szCs w:val="32"/>
+          <w:lang w:eastAsia="en-US"/>
+        </w:rPr>
+        <w:t xml:space="preserve">| Szabó Péter   </w:t>
+      </w:r>
+      <w:r>
+        <w:rPr>
+          <w:rFonts w:ascii="Arial" w:eastAsiaTheme="minorHAnsi" w:hAnsi="Arial" w:cs="Arial"/>
+          <w:sz w:val="32"/>
+          <w:szCs w:val="32"/>
+          <w:lang w:eastAsia="en-US"/>
+        </w:rPr>
+        <w:t xml:space="preserve">    </w:t>
+      </w:r>
+      <w:r>
+        <w:rPr>
+          <w:rFonts w:ascii="Arial" w:eastAsiaTheme="minorHAnsi" w:hAnsi="Arial" w:cs="Arial"/>
+          <w:sz w:val="32"/>
+          <w:szCs w:val="32"/>
+          <w:lang w:eastAsia="en-US"/>
+        </w:rPr>
+        <w:t xml:space="preserve">| TC-003   </w:t>
+      </w:r>
+      <w:r>
+        <w:rPr>
+          <w:rFonts w:ascii="Arial" w:eastAsiaTheme="minorHAnsi" w:hAnsi="Arial" w:cs="Arial"/>
+          <w:sz w:val="32"/>
+          <w:szCs w:val="32"/>
+          <w:lang w:eastAsia="en-US"/>
+        </w:rPr>
+        <w:t xml:space="preserve"> </w:t>
+      </w:r>
+      <w:r>
+        <w:rPr>
+          <w:rFonts w:ascii="Arial" w:eastAsiaTheme="minorHAnsi" w:hAnsi="Arial" w:cs="Arial"/>
+          <w:sz w:val="32"/>
+          <w:szCs w:val="32"/>
+          <w:lang w:eastAsia="en-US"/>
+        </w:rPr>
+        <w:t xml:space="preserve">| 21 days </w:t>
+      </w:r>
+      <w:r>
+        <w:rPr>
+          <w:rFonts w:ascii="Arial" w:eastAsiaTheme="minorHAnsi" w:hAnsi="Arial" w:cs="Arial"/>
+          <w:sz w:val="32"/>
+          <w:szCs w:val="32"/>
+          <w:lang w:eastAsia="en-US"/>
+        </w:rPr>
+        <w:t xml:space="preserve"> </w:t>
+      </w:r>
+      <w:r>
+        <w:rPr>
+          <w:rFonts w:ascii="Arial" w:eastAsiaTheme="minorHAnsi" w:hAnsi="Arial" w:cs="Arial"/>
+          <w:sz w:val="32"/>
+          <w:szCs w:val="32"/>
+          <w:lang w:eastAsia="en-US"/>
+        </w:rPr>
+        <w:t>| 1 050 Ft</w:t>
+      </w:r>
+    </w:p>
+    <w:p>
+      <w:pPr>
+        <w:pStyle w:val="HTML-kntformzott"/>
+        <w:shd w:val="clear" w:color="auto" w:fill="F6F8FA"/>
+        <w:rPr>
+          <w:rFonts w:ascii="Arial" w:eastAsiaTheme="minorHAnsi" w:hAnsi="Arial" w:cs="Arial"/>
+          <w:sz w:val="32"/>
+          <w:szCs w:val="32"/>
+          <w:lang w:eastAsia="en-US"/>
+        </w:rPr>
+      </w:pPr>
+      <w:r>
+        <w:rPr>
+          <w:rFonts w:ascii="Arial" w:eastAsiaTheme="minorHAnsi" w:hAnsi="Arial" w:cs="Arial"/>
+          <w:sz w:val="32"/>
+          <w:szCs w:val="32"/>
+          <w:lang w:eastAsia="en-US"/>
+        </w:rPr>
+        <w:t xml:space="preserve">000201     </w:t>
+      </w:r>
+      <w:r>
+        <w:rPr>
+          <w:rFonts w:ascii="Arial" w:eastAsiaTheme="minorHAnsi" w:hAnsi="Arial" w:cs="Arial"/>
+          <w:sz w:val="32"/>
+          <w:szCs w:val="32"/>
+          <w:lang w:eastAsia="en-US"/>
+        </w:rPr>
+        <w:t xml:space="preserve">  </w:t>
+      </w:r>
+      <w:r>
+        <w:rPr>
+          <w:rFonts w:ascii="Arial" w:eastAsiaTheme="minorHAnsi" w:hAnsi="Arial" w:cs="Arial"/>
+          <w:sz w:val="32"/>
+          <w:szCs w:val="32"/>
+          <w:lang w:eastAsia="en-US"/>
+        </w:rPr>
+        <w:t xml:space="preserve"> | Kiss Éva     </w:t>
+      </w:r>
+      <w:r>
+        <w:rPr>
+          <w:rFonts w:ascii="Arial" w:eastAsiaTheme="minorHAnsi" w:hAnsi="Arial" w:cs="Arial"/>
+          <w:sz w:val="32"/>
+          <w:szCs w:val="32"/>
+          <w:lang w:eastAsia="en-US"/>
+        </w:rPr>
+        <w:t xml:space="preserve">       </w:t>
+      </w:r>
+      <w:r>
+        <w:rPr>
+          <w:rFonts w:ascii="Arial" w:eastAsiaTheme="minorHAnsi" w:hAnsi="Arial" w:cs="Arial"/>
+          <w:sz w:val="32"/>
+          <w:szCs w:val="32"/>
+          <w:lang w:eastAsia="en-US"/>
+        </w:rPr>
+        <w:t xml:space="preserve"> | HS-008   | 5 days  </w:t>
+      </w:r>
+      <w:r>
+        <w:rPr>
+          <w:rFonts w:ascii="Arial" w:eastAsiaTheme="minorHAnsi" w:hAnsi="Arial" w:cs="Arial"/>
+          <w:sz w:val="32"/>
+          <w:szCs w:val="32"/>
+          <w:lang w:eastAsia="en-US"/>
+        </w:rPr>
+        <w:t xml:space="preserve">   </w:t>
+      </w:r>
+      <w:r>
+        <w:rPr>
+          <w:rFonts w:ascii="Arial" w:eastAsiaTheme="minorHAnsi" w:hAnsi="Arial" w:cs="Arial"/>
+          <w:sz w:val="32"/>
+          <w:szCs w:val="32"/>
+          <w:lang w:eastAsia="en-US"/>
+        </w:rPr>
+        <w:t>|   250 Ft</w:t>
       </w:r>
     </w:p>
     <w:p>
@@ -4106,7 +4394,23 @@
           <w:sz w:val="32"/>
           <w:szCs w:val="32"/>
         </w:rPr>
-        <w:t>- A jelenleg a könyvtárban lévő könyvek számát</w:t>
+        <w:t xml:space="preserve">- A jelenleg a </w:t>
+      </w:r>
+      <w:r>
+        <w:rPr>
+          <w:rFonts w:ascii="Arial" w:hAnsi="Arial" w:cs="Arial"/>
+          <w:sz w:val="32"/>
+          <w:szCs w:val="32"/>
+        </w:rPr>
+        <w:t xml:space="preserve">elérhető </w:t>
+      </w:r>
+      <w:r>
+        <w:rPr>
+          <w:rFonts w:ascii="Arial" w:hAnsi="Arial" w:cs="Arial"/>
+          <w:sz w:val="32"/>
+          <w:szCs w:val="32"/>
+        </w:rPr>
+        <w:t>könyvtárban lévő könyvek számát</w:t>
       </w:r>
     </w:p>
     <w:p>
@@ -4202,44 +4506,62 @@
           <w:szCs w:val="32"/>
           <w:lang w:eastAsia="en-US"/>
         </w:rPr>
-        <w:t xml:space="preserve">║   LIBRARY STATISTICS                 </w:t>
-      </w:r>
-      <w:r>
-        <w:rPr>
-          <w:rFonts w:ascii="Arial" w:eastAsiaTheme="minorHAnsi" w:hAnsi="Arial" w:cs="Arial"/>
-          <w:sz w:val="32"/>
-          <w:szCs w:val="32"/>
-          <w:lang w:eastAsia="en-US"/>
-        </w:rPr>
-        <w:tab/>
-      </w:r>
-      <w:r>
-        <w:rPr>
-          <w:rFonts w:ascii="Arial" w:eastAsiaTheme="minorHAnsi" w:hAnsi="Arial" w:cs="Arial"/>
-          <w:sz w:val="32"/>
-          <w:szCs w:val="32"/>
-          <w:lang w:eastAsia="en-US"/>
-        </w:rPr>
-        <w:tab/>
-      </w:r>
-      <w:r>
-        <w:rPr>
-          <w:rFonts w:ascii="Arial" w:eastAsiaTheme="minorHAnsi" w:hAnsi="Arial" w:cs="Arial"/>
-          <w:sz w:val="32"/>
-          <w:szCs w:val="32"/>
-          <w:lang w:eastAsia="en-US"/>
-        </w:rPr>
-        <w:tab/>
-      </w:r>
-      <w:r>
-        <w:rPr>
-          <w:rFonts w:ascii="Arial" w:eastAsiaTheme="minorHAnsi" w:hAnsi="Arial" w:cs="Arial"/>
-          <w:sz w:val="32"/>
-          <w:szCs w:val="32"/>
-          <w:lang w:eastAsia="en-US"/>
-        </w:rPr>
-        <w:tab/>
-        <w:t xml:space="preserve">      </w:t>
+        <w:t xml:space="preserve">║   LIBRARY STATISTICS                </w:t>
+      </w:r>
+      <w:r>
+        <w:rPr>
+          <w:rFonts w:ascii="Arial" w:eastAsiaTheme="minorHAnsi" w:hAnsi="Arial" w:cs="Arial"/>
+          <w:sz w:val="32"/>
+          <w:szCs w:val="32"/>
+          <w:lang w:eastAsia="en-US"/>
+        </w:rPr>
+        <w:tab/>
+      </w:r>
+      <w:r>
+        <w:rPr>
+          <w:rFonts w:ascii="Arial" w:eastAsiaTheme="minorHAnsi" w:hAnsi="Arial" w:cs="Arial"/>
+          <w:sz w:val="32"/>
+          <w:szCs w:val="32"/>
+          <w:lang w:eastAsia="en-US"/>
+        </w:rPr>
+        <w:tab/>
+      </w:r>
+      <w:r>
+        <w:rPr>
+          <w:rFonts w:ascii="Arial" w:eastAsiaTheme="minorHAnsi" w:hAnsi="Arial" w:cs="Arial"/>
+          <w:sz w:val="32"/>
+          <w:szCs w:val="32"/>
+          <w:lang w:eastAsia="en-US"/>
+        </w:rPr>
+        <w:tab/>
+      </w:r>
+      <w:r>
+        <w:rPr>
+          <w:rFonts w:ascii="Arial" w:eastAsiaTheme="minorHAnsi" w:hAnsi="Arial" w:cs="Arial"/>
+          <w:sz w:val="32"/>
+          <w:szCs w:val="32"/>
+          <w:lang w:eastAsia="en-US"/>
+        </w:rPr>
+        <w:tab/>
+        <w:t xml:space="preserve">  </w:t>
+      </w:r>
+      <w:r>
+        <w:rPr>
+          <w:rFonts w:ascii="Arial" w:eastAsiaTheme="minorHAnsi" w:hAnsi="Arial" w:cs="Arial"/>
+          <w:sz w:val="32"/>
+          <w:szCs w:val="32"/>
+          <w:lang w:eastAsia="en-US"/>
+        </w:rPr>
+        <w:t xml:space="preserve">    </w:t>
+      </w:r>
+      <w:r>
+        <w:rPr>
+          <w:rFonts w:ascii="Arial" w:eastAsiaTheme="minorHAnsi" w:hAnsi="Arial" w:cs="Arial"/>
+          <w:sz w:val="32"/>
+          <w:szCs w:val="32"/>
+          <w:lang w:eastAsia="en-US"/>
+        </w:rPr>
+        <w:t xml:space="preserve">   </w:t>
       </w:r>
       <w:r>
         <w:rPr>
@@ -5411,6 +5733,7 @@
   <w:style w:type="character" w:default="1" w:styleId="Bekezdsalapbettpusa">
     <w:name w:val="Default Paragraph Font"/>
     <w:uiPriority w:val="1"/>
+    <w:semiHidden/>
     <w:unhideWhenUsed/>
   </w:style>
   <w:style w:type="table" w:default="1" w:styleId="Normltblzat">
